--- a/templateWord/template_relatorio.docx
+++ b/templateWord/template_relatorio.docx
@@ -1,6 +1,6 @@
 
 <file path=word/document.xml><?xml version="1.0" encoding="utf-8"?>
-<w:document xmlns:wpc="http://schemas.microsoft.com/office/word/2010/wordprocessingCanvas" xmlns:cx="http://schemas.microsoft.com/office/drawing/2014/chartex" xmlns:cx1="http://schemas.microsoft.com/office/drawing/2015/9/8/chartex" xmlns:cx2="http://schemas.microsoft.com/office/drawing/2015/10/21/chartex" xmlns:cx3="http://schemas.microsoft.com/office/drawing/2016/5/9/chartex" xmlns:cx4="http://schemas.microsoft.com/office/drawing/2016/5/10/chartex" xmlns:cx5="http://schemas.microsoft.com/office/drawing/2016/5/11/chartex" xmlns:cx6="http://schemas.microsoft.com/office/drawing/2016/5/12/chartex" xmlns:cx7="http://schemas.microsoft.com/office/drawing/2016/5/13/chartex" xmlns:cx8="http://schemas.microsoft.com/office/drawing/2016/5/14/chartex" xmlns:mc="http://schemas.openxmlformats.org/markup-compatibility/2006" xmlns:aink="http://schemas.microsoft.com/office/drawing/2016/ink" xmlns:am3d="http://schemas.microsoft.com/office/drawing/2017/model3d" xmlns:o="urn:schemas-microsoft-com:office:office" xmlns:oel="http://schemas.microsoft.com/office/2019/extlst" xmlns:r="http://schemas.openxmlformats.org/officeDocument/2006/relationships" xmlns:m="http://schemas.openxmlformats.org/officeDocument/2006/math" xmlns:v="urn:schemas-microsoft-com:vml" xmlns:wp14="http://schemas.microsoft.com/office/word/2010/wordprocessingDrawing" xmlns:wp="http://schemas.openxmlformats.org/drawingml/2006/wordprocessingDrawing" xmlns:w10="urn:schemas-microsoft-com:office:word" xmlns:w="http://schemas.openxmlformats.org/wordprocessingml/2006/main" xmlns:w14="http://schemas.microsoft.com/office/word/2010/wordml" xmlns:w15="http://schemas.microsoft.com/office/word/2012/wordml" xmlns:w16cex="http://schemas.microsoft.com/office/word/2018/wordml/cex" xmlns:w16cid="http://schemas.microsoft.com/office/word/2016/wordml/cid" xmlns:w16="http://schemas.microsoft.com/office/word/2018/wordml" xmlns:w16sdtdh="http://schemas.microsoft.com/office/word/2020/wordml/sdtdatahash" xmlns:w16se="http://schemas.microsoft.com/office/word/2015/wordml/symex" xmlns:wpg="http://schemas.microsoft.com/office/word/2010/wordprocessingGroup" xmlns:wpi="http://schemas.microsoft.com/office/word/2010/wordprocessingInk" xmlns:wne="http://schemas.microsoft.com/office/word/2006/wordml" xmlns:wps="http://schemas.microsoft.com/office/word/2010/wordprocessingShape" mc:Ignorable="w14 w15 w16se w16cid w16 w16cex w16sdtdh wp14">
+<w:document xmlns:wpc="http://schemas.microsoft.com/office/word/2010/wordprocessingCanvas" xmlns:cx="http://schemas.microsoft.com/office/drawing/2014/chartex" xmlns:cx1="http://schemas.microsoft.com/office/drawing/2015/9/8/chartex" xmlns:cx2="http://schemas.microsoft.com/office/drawing/2015/10/21/chartex" xmlns:cx3="http://schemas.microsoft.com/office/drawing/2016/5/9/chartex" xmlns:cx4="http://schemas.microsoft.com/office/drawing/2016/5/10/chartex" xmlns:cx5="http://schemas.microsoft.com/office/drawing/2016/5/11/chartex" xmlns:cx6="http://schemas.microsoft.com/office/drawing/2016/5/12/chartex" xmlns:cx7="http://schemas.microsoft.com/office/drawing/2016/5/13/chartex" xmlns:cx8="http://schemas.microsoft.com/office/drawing/2016/5/14/chartex" xmlns:mc="http://schemas.openxmlformats.org/markup-compatibility/2006" xmlns:aink="http://schemas.microsoft.com/office/drawing/2016/ink" xmlns:am3d="http://schemas.microsoft.com/office/drawing/2017/model3d" xmlns:o="urn:schemas-microsoft-com:office:office" xmlns:oel="http://schemas.microsoft.com/office/2019/extlst" xmlns:r="http://schemas.openxmlformats.org/officeDocument/2006/relationships" xmlns:m="http://schemas.openxmlformats.org/officeDocument/2006/math" xmlns:v="urn:schemas-microsoft-com:vml" xmlns:wp14="http://schemas.microsoft.com/office/word/2010/wordprocessingDrawing" xmlns:wp="http://schemas.openxmlformats.org/drawingml/2006/wordprocessingDrawing" xmlns:w10="urn:schemas-microsoft-com:office:word" xmlns:w="http://schemas.openxmlformats.org/wordprocessingml/2006/main" xmlns:w14="http://schemas.microsoft.com/office/word/2010/wordml" xmlns:w15="http://schemas.microsoft.com/office/word/2012/wordml" xmlns:w16cex="http://schemas.microsoft.com/office/word/2018/wordml/cex" xmlns:w16cid="http://schemas.microsoft.com/office/word/2016/wordml/cid" xmlns:w16="http://schemas.microsoft.com/office/word/2018/wordml" xmlns:w16du="http://schemas.microsoft.com/office/word/2023/wordml/word16du" xmlns:w16sdtdh="http://schemas.microsoft.com/office/word/2020/wordml/sdtdatahash" xmlns:w16sdtfl="http://schemas.microsoft.com/office/word/2024/wordml/sdtformatlock" xmlns:w16se="http://schemas.microsoft.com/office/word/2015/wordml/symex" xmlns:wpg="http://schemas.microsoft.com/office/word/2010/wordprocessingGroup" xmlns:wpi="http://schemas.microsoft.com/office/word/2010/wordprocessingInk" xmlns:wne="http://schemas.microsoft.com/office/word/2006/wordml" xmlns:wps="http://schemas.microsoft.com/office/word/2010/wordprocessingShape" mc:Ignorable="w14 w15 w16se w16cid w16 w16cex w16sdtdh w16sdtfl w16du wp14">
   <w:body>
     <w:p>
       <w:pPr>
@@ -12,13 +12,13 @@
       </w:pPr>
       <w:r>
         <w:rPr>
-          <w:lang w:eastAsia="en-US"/>
+          <w:sz w:val="48"/>
         </w:rPr>
         <w:drawing>
-          <wp:inline distT="0" distB="0" distL="0" distR="0" wp14:anchorId="1835FF3D" wp14:editId="6A8D82BA">
-            <wp:extent cx="1728192" cy="1040271"/>
-            <wp:effectExtent l="0" t="0" r="0" b="1270"/>
-            <wp:docPr id="3" name="Picture 2" descr="logo_iselnew.png"/>
+          <wp:inline distT="0" distB="0" distL="0" distR="0" wp14:anchorId="7C253F8C" wp14:editId="79A83FA8">
+            <wp:extent cx="5400040" cy="2036445"/>
+            <wp:effectExtent l="0" t="0" r="0" b="0"/>
+            <wp:docPr id="246085317" name="Picture 2"/>
             <wp:cNvGraphicFramePr>
               <a:graphicFrameLocks xmlns:a="http://schemas.openxmlformats.org/drawingml/2006/main" noChangeAspect="1"/>
             </wp:cNvGraphicFramePr>
@@ -26,19 +26,11 @@
               <a:graphicData uri="http://schemas.openxmlformats.org/drawingml/2006/picture">
                 <pic:pic xmlns:pic="http://schemas.openxmlformats.org/drawingml/2006/picture">
                   <pic:nvPicPr>
-                    <pic:cNvPr id="3" name="Picture 2" descr="logo_iselnew.png"/>
-                    <pic:cNvPicPr>
-                      <a:picLocks noChangeAspect="1"/>
-                    </pic:cNvPicPr>
+                    <pic:cNvPr id="246085317" name="Picture 246085317"/>
+                    <pic:cNvPicPr/>
                   </pic:nvPicPr>
                   <pic:blipFill>
-                    <a:blip r:embed="rId8">
-                      <a:extLst>
-                        <a:ext uri="{28A0092B-C50C-407E-A947-70E740481C1C}">
-                          <a14:useLocalDpi xmlns:a14="http://schemas.microsoft.com/office/drawing/2010/main" val="0"/>
-                        </a:ext>
-                      </a:extLst>
-                    </a:blip>
+                    <a:blip r:embed="rId8"/>
                     <a:stretch>
                       <a:fillRect/>
                     </a:stretch>
@@ -46,7 +38,7 @@
                   <pic:spPr>
                     <a:xfrm>
                       <a:off x="0" y="0"/>
-                      <a:ext cx="1728192" cy="1040271"/>
+                      <a:ext cx="5400040" cy="2036445"/>
                     </a:xfrm>
                     <a:prstGeom prst="rect">
                       <a:avLst/>
@@ -59,44 +51,55 @@
         </w:drawing>
       </w:r>
     </w:p>
-    <w:p/>
     <w:p>
       <w:pPr>
         <w:spacing w:after="480"/>
         <w:jc w:val="center"/>
         <w:rPr>
-          <w:rFonts w:asciiTheme="majorHAnsi" w:hAnsiTheme="majorHAnsi"/>
           <w:b/>
-          <w:sz w:val="32"/>
-          <w:szCs w:val="32"/>
-        </w:rPr>
-      </w:pPr>
-      <w:r>
-        <w:rPr>
-          <w:rFonts w:asciiTheme="majorHAnsi" w:hAnsiTheme="majorHAnsi"/>
+          <w:sz w:val="26"/>
+          <w:szCs w:val="26"/>
+        </w:rPr>
+      </w:pPr>
+      <w:r>
+        <w:rPr>
           <w:b/>
-          <w:sz w:val="32"/>
-          <w:szCs w:val="32"/>
+          <w:sz w:val="26"/>
+          <w:szCs w:val="26"/>
         </w:rPr>
         <w:t>Departament</w:t>
       </w:r>
       <w:r>
         <w:rPr>
-          <w:rFonts w:asciiTheme="majorHAnsi" w:hAnsiTheme="majorHAnsi"/>
           <w:b/>
-          <w:sz w:val="32"/>
-          <w:szCs w:val="32"/>
+          <w:sz w:val="26"/>
+          <w:szCs w:val="26"/>
         </w:rPr>
         <w:t>o</w:t>
       </w:r>
       <w:r>
         <w:rPr>
-          <w:rFonts w:asciiTheme="majorHAnsi" w:hAnsiTheme="majorHAnsi"/>
           <w:b/>
-          <w:sz w:val="32"/>
-          <w:szCs w:val="32"/>
-        </w:rPr>
-        <w:t xml:space="preserve"> de Engenharia de Electrónica e Telecomunicações e de Computadores</w:t>
+          <w:sz w:val="26"/>
+          <w:szCs w:val="26"/>
+        </w:rPr>
+        <w:t xml:space="preserve"> de Engenharia de </w:t>
+      </w:r>
+      <w:r>
+        <w:rPr>
+          <w:b/>
+          <w:sz w:val="26"/>
+          <w:szCs w:val="26"/>
+        </w:rPr>
+        <w:t>Informática</w:t>
+      </w:r>
+      <w:r>
+        <w:rPr>
+          <w:b/>
+          <w:sz w:val="26"/>
+          <w:szCs w:val="26"/>
+        </w:rPr>
+        <w:t xml:space="preserve"> e de Computadores</w:t>
       </w:r>
     </w:p>
     <w:p>
@@ -104,18 +107,16 @@
         <w:spacing w:before="240" w:after="840"/>
         <w:jc w:val="center"/>
         <w:rPr>
-          <w:rFonts w:asciiTheme="majorHAnsi" w:hAnsiTheme="majorHAnsi"/>
           <w:b/>
-          <w:sz w:val="36"/>
-          <w:szCs w:val="36"/>
-        </w:rPr>
-      </w:pPr>
-      <w:r>
-        <w:rPr>
-          <w:rFonts w:asciiTheme="majorHAnsi" w:hAnsiTheme="majorHAnsi"/>
+          <w:sz w:val="30"/>
+          <w:szCs w:val="30"/>
+        </w:rPr>
+      </w:pPr>
+      <w:r>
+        <w:rPr>
           <w:b/>
-          <w:sz w:val="36"/>
-          <w:szCs w:val="36"/>
+          <w:sz w:val="30"/>
+          <w:szCs w:val="30"/>
         </w:rPr>
         <w:t>Título do Projecto ou do Relatório</w:t>
       </w:r>
@@ -136,9 +137,9 @@
         <w:tblLook w:val="04A0" w:firstRow="1" w:lastRow="0" w:firstColumn="1" w:lastColumn="0" w:noHBand="0" w:noVBand="1"/>
       </w:tblPr>
       <w:tblGrid>
-        <w:gridCol w:w="1380"/>
-        <w:gridCol w:w="1880"/>
-        <w:gridCol w:w="3934"/>
+        <w:gridCol w:w="1412"/>
+        <w:gridCol w:w="1418"/>
+        <w:gridCol w:w="4811"/>
       </w:tblGrid>
       <w:tr>
         <w:trPr>
@@ -146,22 +147,18 @@
         </w:trPr>
         <w:tc>
           <w:tcPr>
-            <w:tcW w:w="1380" w:type="dxa"/>
+            <w:tcW w:w="1412" w:type="dxa"/>
           </w:tcPr>
           <w:p>
             <w:pPr>
-              <w:ind w:right="-341"/>
+              <w:ind w:right="-341" w:hanging="22"/>
               <w:rPr>
-                <w:rFonts w:asciiTheme="majorHAnsi" w:hAnsiTheme="majorHAnsi"/>
-                <w:sz w:val="30"/>
-                <w:szCs w:val="30"/>
+                <w:sz w:val="24"/>
               </w:rPr>
             </w:pPr>
             <w:r>
               <w:rPr>
-                <w:rFonts w:asciiTheme="majorHAnsi" w:hAnsiTheme="majorHAnsi"/>
-                <w:sz w:val="30"/>
-                <w:szCs w:val="30"/>
+                <w:sz w:val="24"/>
               </w:rPr>
               <w:t>Autores:</w:t>
             </w:r>
@@ -169,21 +166,17 @@
         </w:tc>
         <w:tc>
           <w:tcPr>
-            <w:tcW w:w="1880" w:type="dxa"/>
+            <w:tcW w:w="1418" w:type="dxa"/>
           </w:tcPr>
           <w:p>
             <w:pPr>
               <w:rPr>
-                <w:rFonts w:asciiTheme="majorHAnsi" w:hAnsiTheme="majorHAnsi"/>
-                <w:sz w:val="30"/>
-                <w:szCs w:val="30"/>
+                <w:sz w:val="24"/>
               </w:rPr>
             </w:pPr>
             <w:r>
               <w:rPr>
-                <w:rFonts w:asciiTheme="majorHAnsi" w:hAnsiTheme="majorHAnsi"/>
-                <w:sz w:val="30"/>
-                <w:szCs w:val="30"/>
+                <w:sz w:val="24"/>
               </w:rPr>
               <w:t>número</w:t>
             </w:r>
@@ -191,21 +184,17 @@
         </w:tc>
         <w:tc>
           <w:tcPr>
-            <w:tcW w:w="3934" w:type="dxa"/>
+            <w:tcW w:w="4811" w:type="dxa"/>
           </w:tcPr>
           <w:p>
             <w:pPr>
               <w:rPr>
-                <w:rFonts w:asciiTheme="majorHAnsi" w:hAnsiTheme="majorHAnsi"/>
-                <w:sz w:val="30"/>
-                <w:szCs w:val="30"/>
+                <w:sz w:val="24"/>
               </w:rPr>
             </w:pPr>
             <w:r>
               <w:rPr>
-                <w:rFonts w:asciiTheme="majorHAnsi" w:hAnsiTheme="majorHAnsi"/>
-                <w:sz w:val="30"/>
-                <w:szCs w:val="30"/>
+                <w:sz w:val="24"/>
               </w:rPr>
               <w:t>Nome completo do autor1</w:t>
             </w:r>
@@ -218,35 +207,29 @@
         </w:trPr>
         <w:tc>
           <w:tcPr>
-            <w:tcW w:w="1380" w:type="dxa"/>
+            <w:tcW w:w="1412" w:type="dxa"/>
           </w:tcPr>
           <w:p>
             <w:pPr>
               <w:rPr>
-                <w:rFonts w:asciiTheme="majorHAnsi" w:hAnsiTheme="majorHAnsi"/>
-                <w:sz w:val="30"/>
-                <w:szCs w:val="30"/>
+                <w:sz w:val="24"/>
               </w:rPr>
             </w:pPr>
           </w:p>
         </w:tc>
         <w:tc>
           <w:tcPr>
-            <w:tcW w:w="1880" w:type="dxa"/>
+            <w:tcW w:w="1418" w:type="dxa"/>
           </w:tcPr>
           <w:p>
             <w:pPr>
               <w:rPr>
-                <w:rFonts w:asciiTheme="majorHAnsi" w:hAnsiTheme="majorHAnsi"/>
-                <w:sz w:val="30"/>
-                <w:szCs w:val="30"/>
+                <w:sz w:val="24"/>
               </w:rPr>
             </w:pPr>
             <w:r>
               <w:rPr>
-                <w:rFonts w:asciiTheme="majorHAnsi" w:hAnsiTheme="majorHAnsi"/>
-                <w:sz w:val="30"/>
-                <w:szCs w:val="30"/>
+                <w:sz w:val="24"/>
               </w:rPr>
               <w:t>número</w:t>
             </w:r>
@@ -254,21 +237,21 @@
         </w:tc>
         <w:tc>
           <w:tcPr>
-            <w:tcW w:w="3934" w:type="dxa"/>
+            <w:tcW w:w="4811" w:type="dxa"/>
           </w:tcPr>
           <w:p>
             <w:pPr>
+              <w:tabs>
+                <w:tab w:val="left" w:pos="3943"/>
+              </w:tabs>
+              <w:ind w:right="-715"/>
               <w:rPr>
-                <w:rFonts w:asciiTheme="majorHAnsi" w:hAnsiTheme="majorHAnsi"/>
-                <w:sz w:val="30"/>
-                <w:szCs w:val="30"/>
+                <w:sz w:val="24"/>
               </w:rPr>
             </w:pPr>
             <w:r>
               <w:rPr>
-                <w:rFonts w:asciiTheme="majorHAnsi" w:hAnsiTheme="majorHAnsi"/>
-                <w:sz w:val="30"/>
-                <w:szCs w:val="30"/>
+                <w:sz w:val="24"/>
               </w:rPr>
               <w:t>Nome completo do autor2</w:t>
             </w:r>
@@ -281,35 +264,29 @@
         </w:trPr>
         <w:tc>
           <w:tcPr>
-            <w:tcW w:w="1380" w:type="dxa"/>
+            <w:tcW w:w="1412" w:type="dxa"/>
           </w:tcPr>
           <w:p>
             <w:pPr>
               <w:rPr>
-                <w:rFonts w:asciiTheme="majorHAnsi" w:hAnsiTheme="majorHAnsi"/>
-                <w:sz w:val="30"/>
-                <w:szCs w:val="30"/>
+                <w:sz w:val="24"/>
               </w:rPr>
             </w:pPr>
           </w:p>
         </w:tc>
         <w:tc>
           <w:tcPr>
-            <w:tcW w:w="1880" w:type="dxa"/>
+            <w:tcW w:w="1418" w:type="dxa"/>
           </w:tcPr>
           <w:p>
             <w:pPr>
               <w:rPr>
-                <w:rFonts w:asciiTheme="majorHAnsi" w:hAnsiTheme="majorHAnsi"/>
-                <w:sz w:val="30"/>
-                <w:szCs w:val="30"/>
+                <w:sz w:val="24"/>
               </w:rPr>
             </w:pPr>
             <w:r>
               <w:rPr>
-                <w:rFonts w:asciiTheme="majorHAnsi" w:hAnsiTheme="majorHAnsi"/>
-                <w:sz w:val="30"/>
-                <w:szCs w:val="30"/>
+                <w:sz w:val="24"/>
               </w:rPr>
               <w:t>número</w:t>
             </w:r>
@@ -317,21 +294,17 @@
         </w:tc>
         <w:tc>
           <w:tcPr>
-            <w:tcW w:w="3934" w:type="dxa"/>
+            <w:tcW w:w="4811" w:type="dxa"/>
           </w:tcPr>
           <w:p>
             <w:pPr>
               <w:rPr>
-                <w:rFonts w:asciiTheme="majorHAnsi" w:hAnsiTheme="majorHAnsi"/>
-                <w:sz w:val="30"/>
-                <w:szCs w:val="30"/>
+                <w:sz w:val="24"/>
               </w:rPr>
             </w:pPr>
             <w:r>
               <w:rPr>
-                <w:rFonts w:asciiTheme="majorHAnsi" w:hAnsiTheme="majorHAnsi"/>
-                <w:sz w:val="30"/>
-                <w:szCs w:val="30"/>
+                <w:sz w:val="24"/>
               </w:rPr>
               <w:t>Nome completo do autor3</w:t>
             </w:r>
@@ -342,7 +315,6 @@
     <w:p>
       <w:pPr>
         <w:rPr>
-          <w:rFonts w:asciiTheme="majorHAnsi" w:hAnsiTheme="majorHAnsi"/>
           <w:b/>
           <w:sz w:val="30"/>
           <w:szCs w:val="30"/>
@@ -352,7 +324,6 @@
     <w:p>
       <w:pPr>
         <w:rPr>
-          <w:rFonts w:asciiTheme="majorHAnsi" w:hAnsiTheme="majorHAnsi"/>
           <w:sz w:val="30"/>
           <w:szCs w:val="30"/>
         </w:rPr>
@@ -362,78 +333,60 @@
       <w:pPr>
         <w:jc w:val="center"/>
         <w:rPr>
-          <w:rFonts w:asciiTheme="majorHAnsi" w:hAnsiTheme="majorHAnsi"/>
+          <w:sz w:val="26"/>
+          <w:szCs w:val="26"/>
+        </w:rPr>
+      </w:pPr>
+      <w:r>
+        <w:rPr>
+          <w:sz w:val="26"/>
+          <w:szCs w:val="26"/>
+        </w:rPr>
+        <w:t xml:space="preserve">Relatório para a Unidade Curricular de </w:t>
+      </w:r>
+      <w:r>
+        <w:rPr>
+          <w:sz w:val="26"/>
+          <w:szCs w:val="26"/>
+        </w:rPr>
+        <w:t>[UC Nome]</w:t>
+      </w:r>
+      <w:r>
+        <w:rPr>
+          <w:sz w:val="26"/>
+          <w:szCs w:val="26"/>
+        </w:rPr>
+        <w:t xml:space="preserve"> da Licenciatura em Engenharia Informática e de Computadores</w:t>
+      </w:r>
+    </w:p>
+    <w:p>
+      <w:pPr>
+        <w:rPr>
           <w:sz w:val="30"/>
           <w:szCs w:val="30"/>
         </w:rPr>
       </w:pPr>
-      <w:r>
-        <w:rPr>
-          <w:rFonts w:asciiTheme="majorHAnsi" w:hAnsiTheme="majorHAnsi"/>
+    </w:p>
+    <w:p>
+      <w:pPr>
+        <w:rPr>
           <w:sz w:val="30"/>
           <w:szCs w:val="30"/>
         </w:rPr>
-        <w:t xml:space="preserve">Relatório para a Unidade Curricular de </w:t>
-      </w:r>
-      <w:r>
-        <w:rPr>
-          <w:rFonts w:asciiTheme="majorHAnsi" w:hAnsiTheme="majorHAnsi"/>
+      </w:pPr>
+    </w:p>
+    <w:p>
+      <w:pPr>
+        <w:rPr>
           <w:sz w:val="30"/>
           <w:szCs w:val="30"/>
         </w:rPr>
-        <w:t>[UC Nome]</w:t>
-      </w:r>
-      <w:r>
-        <w:rPr>
-          <w:rFonts w:asciiTheme="majorHAnsi" w:hAnsiTheme="majorHAnsi"/>
-          <w:sz w:val="30"/>
-          <w:szCs w:val="30"/>
-        </w:rPr>
-        <w:t xml:space="preserve"> da Licenciatura em Engenharia Informática e de Computadores</w:t>
-      </w:r>
-    </w:p>
-    <w:p>
-      <w:pPr>
-        <w:rPr>
-          <w:rFonts w:asciiTheme="majorHAnsi" w:hAnsiTheme="majorHAnsi"/>
-          <w:sz w:val="30"/>
-          <w:szCs w:val="30"/>
-        </w:rPr>
-      </w:pPr>
-    </w:p>
-    <w:p>
-      <w:pPr>
-        <w:rPr>
-          <w:rFonts w:asciiTheme="majorHAnsi" w:hAnsiTheme="majorHAnsi"/>
-          <w:sz w:val="30"/>
-          <w:szCs w:val="30"/>
-        </w:rPr>
-      </w:pPr>
-    </w:p>
-    <w:p>
-      <w:pPr>
-        <w:rPr>
-          <w:rFonts w:asciiTheme="majorHAnsi" w:hAnsiTheme="majorHAnsi"/>
-          <w:sz w:val="30"/>
-          <w:szCs w:val="30"/>
-        </w:rPr>
-      </w:pPr>
-    </w:p>
-    <w:p>
-      <w:pPr>
-        <w:rPr>
-          <w:rFonts w:asciiTheme="majorHAnsi" w:hAnsiTheme="majorHAnsi"/>
-          <w:sz w:val="30"/>
-          <w:szCs w:val="30"/>
-        </w:rPr>
-      </w:pPr>
-    </w:p>
-    <w:p>
-      <w:pPr>
-        <w:rPr>
-          <w:rFonts w:asciiTheme="majorHAnsi" w:hAnsiTheme="majorHAnsi"/>
-          <w:sz w:val="30"/>
-          <w:szCs w:val="30"/>
+      </w:pPr>
+    </w:p>
+    <w:p>
+      <w:pPr>
+        <w:rPr>
+          <w:sz w:val="24"/>
         </w:rPr>
       </w:pPr>
     </w:p>
@@ -441,45 +394,27 @@
       <w:pPr>
         <w:jc w:val="center"/>
         <w:rPr>
-          <w:rFonts w:asciiTheme="majorHAnsi" w:hAnsiTheme="majorHAnsi"/>
-          <w:sz w:val="30"/>
-          <w:szCs w:val="30"/>
-        </w:rPr>
-      </w:pPr>
-      <w:r>
-        <w:rPr>
-          <w:rFonts w:asciiTheme="majorHAnsi" w:hAnsiTheme="majorHAnsi"/>
-          <w:sz w:val="30"/>
-          <w:szCs w:val="30"/>
+          <w:sz w:val="24"/>
+        </w:rPr>
+      </w:pPr>
+      <w:r>
+        <w:rPr>
+          <w:sz w:val="24"/>
         </w:rPr>
         <w:t>Professor: Grau</w:t>
       </w:r>
       <w:r>
         <w:rPr>
-          <w:rFonts w:asciiTheme="majorHAnsi" w:hAnsiTheme="majorHAnsi"/>
-          <w:sz w:val="30"/>
-          <w:szCs w:val="30"/>
+          <w:sz w:val="24"/>
         </w:rPr>
         <w:t xml:space="preserve"> </w:t>
       </w:r>
       <w:r>
         <w:rPr>
-          <w:rFonts w:asciiTheme="majorHAnsi" w:hAnsiTheme="majorHAnsi"/>
-          <w:sz w:val="30"/>
-          <w:szCs w:val="30"/>
+          <w:sz w:val="24"/>
         </w:rPr>
         <w:t>Nome do Professor</w:t>
       </w:r>
-    </w:p>
-    <w:p>
-      <w:pPr>
-        <w:spacing w:after="0" w:line="240" w:lineRule="auto"/>
-        <w:rPr>
-          <w:rFonts w:asciiTheme="majorHAnsi" w:hAnsiTheme="majorHAnsi" w:cs="Times New Roman"/>
-          <w:sz w:val="52"/>
-          <w:szCs w:val="52"/>
-        </w:rPr>
-      </w:pPr>
     </w:p>
     <w:p>
       <w:pPr>
@@ -494,80 +429,19 @@
     <w:p>
       <w:pPr>
         <w:spacing w:after="0" w:line="240" w:lineRule="auto"/>
-        <w:rPr>
-          <w:rFonts w:asciiTheme="majorHAnsi" w:hAnsiTheme="majorHAnsi" w:cs="Times New Roman"/>
-          <w:sz w:val="36"/>
-          <w:szCs w:val="36"/>
-        </w:rPr>
-      </w:pPr>
-    </w:p>
-    <w:p>
-      <w:pPr>
-        <w:spacing w:after="0" w:line="240" w:lineRule="auto"/>
         <w:jc w:val="center"/>
         <w:rPr>
-          <w:rFonts w:asciiTheme="majorHAnsi" w:hAnsiTheme="majorHAnsi" w:cs="Times New Roman"/>
-          <w:sz w:val="30"/>
-          <w:szCs w:val="30"/>
-        </w:rPr>
-      </w:pPr>
-      <w:r>
-        <w:rPr>
-          <w:rFonts w:asciiTheme="majorHAnsi" w:hAnsiTheme="majorHAnsi" w:cs="Times New Roman"/>
-          <w:sz w:val="30"/>
-          <w:szCs w:val="30"/>
+          <w:rFonts w:cs="Times New Roman"/>
+          <w:sz w:val="24"/>
+        </w:rPr>
+      </w:pPr>
+      <w:r>
+        <w:rPr>
+          <w:rFonts w:cs="Times New Roman"/>
+          <w:sz w:val="24"/>
         </w:rPr>
         <w:t>Dia – Mês – Ano</w:t>
       </w:r>
-    </w:p>
-    <w:p>
-      <w:pPr>
-        <w:spacing w:before="4920" w:after="200"/>
-        <w:ind w:firstLine="709"/>
-        <w:jc w:val="left"/>
-        <w:rPr>
-          <w:rFonts w:asciiTheme="majorHAnsi" w:hAnsiTheme="majorHAnsi" w:cs="Times New Roman"/>
-          <w:sz w:val="30"/>
-          <w:szCs w:val="30"/>
-        </w:rPr>
-      </w:pPr>
-      <w:r>
-        <w:rPr>
-          <w:rFonts w:asciiTheme="majorHAnsi" w:hAnsiTheme="majorHAnsi" w:cs="Times New Roman"/>
-          <w:sz w:val="30"/>
-          <w:szCs w:val="30"/>
-        </w:rPr>
-        <w:br w:type="page"/>
-      </w:r>
-      <w:r>
-        <w:rPr>
-          <w:rFonts w:asciiTheme="majorHAnsi" w:hAnsiTheme="majorHAnsi" w:cs="Times New Roman"/>
-          <w:sz w:val="30"/>
-          <w:szCs w:val="30"/>
-        </w:rPr>
-        <w:lastRenderedPageBreak/>
-        <w:br w:type="page"/>
-      </w:r>
-      <w:r>
-        <w:rPr>
-          <w:rFonts w:asciiTheme="majorHAnsi" w:hAnsiTheme="majorHAnsi" w:cs="Times New Roman"/>
-          <w:sz w:val="30"/>
-          <w:szCs w:val="30"/>
-        </w:rPr>
-        <w:lastRenderedPageBreak/>
-        <w:t>&lt;&lt; Esta página foi intencionalmente deixada em branco &gt;&gt;</w:t>
-      </w:r>
-    </w:p>
-    <w:p>
-      <w:pPr>
-        <w:spacing w:after="200"/>
-        <w:jc w:val="left"/>
-        <w:rPr>
-          <w:rFonts w:asciiTheme="majorHAnsi" w:hAnsiTheme="majorHAnsi" w:cs="Times New Roman"/>
-          <w:sz w:val="30"/>
-          <w:szCs w:val="30"/>
-        </w:rPr>
-      </w:pPr>
     </w:p>
     <w:p>
       <w:pPr>
@@ -591,9 +465,15 @@
     </w:p>
     <w:p>
       <w:pPr>
-        <w:pStyle w:val="Ttulondice"/>
-      </w:pPr>
-      <w:r>
+        <w:pStyle w:val="Title"/>
+        <w:rPr>
+          <w:lang w:val="pt-PT"/>
+        </w:rPr>
+      </w:pPr>
+      <w:r>
+        <w:rPr>
+          <w:lang w:val="pt-PT"/>
+        </w:rPr>
         <w:lastRenderedPageBreak/>
         <w:t>Resumo</w:t>
       </w:r>
@@ -607,35 +487,55 @@
         <w:spacing w:line="360" w:lineRule="auto"/>
         <w:rPr>
           <w:rFonts w:cs="Times"/>
-        </w:rPr>
-      </w:pPr>
-      <w:r>
-        <w:rPr>
-          <w:rFonts w:cs="Times"/>
+          <w:szCs w:val="20"/>
+        </w:rPr>
+      </w:pPr>
+      <w:r>
+        <w:rPr>
+          <w:rFonts w:cs="Times"/>
+          <w:szCs w:val="20"/>
         </w:rPr>
         <w:t>O objectivo deste documento é uniformizar a a</w:t>
       </w:r>
       <w:r>
         <w:rPr>
           <w:rFonts w:cs="Times"/>
+          <w:szCs w:val="20"/>
         </w:rPr>
         <w:t>presentação dos trabalhos esco</w:t>
       </w:r>
       <w:r>
         <w:rPr>
           <w:rFonts w:cs="Times"/>
-        </w:rPr>
-        <w:t>lares de licenciatura, trabalhos de investigação cie</w:t>
-      </w:r>
-      <w:r>
-        <w:rPr>
-          <w:rFonts w:cs="Times"/>
-        </w:rPr>
-        <w:t>ntíficos e dissertações de mes</w:t>
-      </w:r>
-      <w:r>
-        <w:rPr>
-          <w:rFonts w:cs="Times"/>
+          <w:szCs w:val="20"/>
+        </w:rPr>
+        <w:t xml:space="preserve">lares de licenciatura, trabalhos </w:t>
+      </w:r>
+      <w:r>
+        <w:rPr>
+          <w:rFonts w:cs="Times"/>
+          <w:szCs w:val="20"/>
+        </w:rPr>
+        <w:t xml:space="preserve">científicos </w:t>
+      </w:r>
+      <w:r>
+        <w:rPr>
+          <w:rFonts w:cs="Times"/>
+          <w:szCs w:val="20"/>
+        </w:rPr>
+        <w:t>de investigação</w:t>
+      </w:r>
+      <w:r>
+        <w:rPr>
+          <w:rFonts w:cs="Times"/>
+          <w:szCs w:val="20"/>
+        </w:rPr>
+        <w:t xml:space="preserve"> e dissertações de mes</w:t>
+      </w:r>
+      <w:r>
+        <w:rPr>
+          <w:rFonts w:cs="Times"/>
+          <w:szCs w:val="20"/>
         </w:rPr>
         <w:t>trado.</w:t>
       </w:r>
@@ -649,13 +549,85 @@
         <w:spacing w:line="360" w:lineRule="auto"/>
         <w:rPr>
           <w:rFonts w:cs="Times"/>
-        </w:rPr>
-      </w:pPr>
-      <w:r>
-        <w:rPr>
-          <w:rFonts w:cs="Times"/>
-        </w:rPr>
-        <w:t>Independentemente da língua em que está escrita o documento, é necessário um resumo na língua do texto principal e um resumo noutra língua. Assume-se que as duas línguas em questão serão sempre o Português e o Inglês.</w:t>
+          <w:szCs w:val="20"/>
+        </w:rPr>
+      </w:pPr>
+      <w:r>
+        <w:rPr>
+          <w:rFonts w:cs="Times"/>
+          <w:szCs w:val="20"/>
+        </w:rPr>
+        <w:t>Independentemente da língua em que está escrit</w:t>
+      </w:r>
+      <w:r>
+        <w:rPr>
+          <w:rFonts w:cs="Times"/>
+          <w:szCs w:val="20"/>
+        </w:rPr>
+        <w:t>o</w:t>
+      </w:r>
+      <w:r>
+        <w:rPr>
+          <w:rFonts w:cs="Times"/>
+          <w:szCs w:val="20"/>
+        </w:rPr>
+        <w:t xml:space="preserve"> o documento, é necessário um resumo na língua do texto principal e </w:t>
+      </w:r>
+      <w:r>
+        <w:rPr>
+          <w:rFonts w:cs="Times"/>
+          <w:szCs w:val="20"/>
+        </w:rPr>
+        <w:t>outro</w:t>
+      </w:r>
+      <w:r>
+        <w:rPr>
+          <w:rFonts w:cs="Times"/>
+          <w:szCs w:val="20"/>
+        </w:rPr>
+        <w:t xml:space="preserve"> </w:t>
+      </w:r>
+      <w:r>
+        <w:rPr>
+          <w:rFonts w:cs="Times"/>
+          <w:szCs w:val="20"/>
+        </w:rPr>
+        <w:t>em</w:t>
+      </w:r>
+      <w:r>
+        <w:rPr>
+          <w:rFonts w:cs="Times"/>
+          <w:szCs w:val="20"/>
+        </w:rPr>
+        <w:t xml:space="preserve"> outra língua. Assume-se que as duas línguas em questão serão sempre o </w:t>
+      </w:r>
+      <w:r>
+        <w:rPr>
+          <w:rFonts w:cs="Times"/>
+          <w:szCs w:val="20"/>
+        </w:rPr>
+        <w:t>p</w:t>
+      </w:r>
+      <w:r>
+        <w:rPr>
+          <w:rFonts w:cs="Times"/>
+          <w:szCs w:val="20"/>
+        </w:rPr>
+        <w:t xml:space="preserve">ortuguês e o </w:t>
+      </w:r>
+      <w:r>
+        <w:rPr>
+          <w:rFonts w:cs="Times"/>
+          <w:szCs w:val="20"/>
+        </w:rPr>
+        <w:t>i</w:t>
+      </w:r>
+      <w:r>
+        <w:rPr>
+          <w:rFonts w:cs="Times"/>
+          <w:szCs w:val="20"/>
+        </w:rPr>
+        <w:t>nglês.</w:t>
       </w:r>
     </w:p>
     <w:p>
@@ -667,37 +639,43 @@
         <w:spacing w:line="360" w:lineRule="auto"/>
         <w:rPr>
           <w:rFonts w:cs="Times"/>
-        </w:rPr>
-      </w:pPr>
-      <w:r>
-        <w:rPr>
-          <w:rFonts w:cs="Times"/>
+          <w:szCs w:val="20"/>
+        </w:rPr>
+      </w:pPr>
+      <w:r>
+        <w:rPr>
+          <w:rFonts w:cs="Times"/>
+          <w:szCs w:val="20"/>
         </w:rPr>
         <w:t>Resumo é a versão precisa, sintética e selectiv</w:t>
       </w:r>
       <w:r>
         <w:rPr>
           <w:rFonts w:cs="Times"/>
+          <w:szCs w:val="20"/>
         </w:rPr>
         <w:t>a do texto do documento, desta</w:t>
       </w:r>
       <w:r>
         <w:rPr>
           <w:rFonts w:cs="Times"/>
+          <w:szCs w:val="20"/>
         </w:rPr>
         <w:t>cando os elementos de maior importância. O resu</w:t>
       </w:r>
       <w:r>
         <w:rPr>
           <w:rFonts w:cs="Times"/>
-        </w:rPr>
-        <w:t>mo possibilita a maior divulga</w:t>
-      </w:r>
-      <w:r>
-        <w:rPr>
-          <w:rFonts w:cs="Times"/>
-        </w:rPr>
-        <w:t>ção do trabalho e a sua indexação em bases de dados.</w:t>
+          <w:szCs w:val="20"/>
+        </w:rPr>
+        <w:t>mo possibilita maior divulga</w:t>
+      </w:r>
+      <w:r>
+        <w:rPr>
+          <w:rFonts w:cs="Times"/>
+          <w:szCs w:val="20"/>
+        </w:rPr>
+        <w:t>ção do trabalho e sua indexação em bases de dados.</w:t>
       </w:r>
     </w:p>
     <w:p>
@@ -709,31 +687,36 @@
         <w:spacing w:line="360" w:lineRule="auto"/>
         <w:rPr>
           <w:rFonts w:cs="Times"/>
-        </w:rPr>
-      </w:pPr>
-      <w:r>
-        <w:rPr>
-          <w:rFonts w:cs="Times"/>
+          <w:szCs w:val="20"/>
+        </w:rPr>
+      </w:pPr>
+      <w:r>
+        <w:rPr>
+          <w:rFonts w:cs="Times"/>
+          <w:szCs w:val="20"/>
         </w:rPr>
         <w:t xml:space="preserve">O resumo não deve conter citações bibliográficas, </w:t>
       </w:r>
       <w:r>
         <w:rPr>
           <w:rFonts w:cs="Times"/>
-        </w:rPr>
-        <w:t>tabelas, quadros, esquemas. Deve evi</w:t>
-      </w:r>
-      <w:r>
-        <w:rPr>
-          <w:rFonts w:cs="Times"/>
-        </w:rPr>
-        <w:t>tar o uso de abreviaturas e si</w:t>
-      </w:r>
-      <w:r>
-        <w:rPr>
-          <w:rFonts w:cs="Times"/>
-        </w:rPr>
-        <w:t>glas - quando absolutamente necessário, citá-las entre parênteses e precedidas da explicação de seu significado, na primeira vez em que aparecem.</w:t>
+          <w:szCs w:val="20"/>
+        </w:rPr>
+        <w:t xml:space="preserve">tabelas, quadros, esquemas. Deve evitar o uso de abreviaturas e siglas </w:t>
+      </w:r>
+      <w:r>
+        <w:rPr>
+          <w:rFonts w:cs="Times"/>
+          <w:szCs w:val="20"/>
+        </w:rPr>
+        <w:t xml:space="preserve">- </w:t>
+      </w:r>
+      <w:r>
+        <w:rPr>
+          <w:rFonts w:cs="Times"/>
+          <w:szCs w:val="20"/>
+        </w:rPr>
+        <w:t>quando absolutamente necessário, citá-las entre parênteses e precedidas da explicação de seu significado, na primeira vez em que aparecem.</w:t>
       </w:r>
     </w:p>
     <w:p>
@@ -745,89 +728,118 @@
         <w:spacing w:line="360" w:lineRule="auto"/>
         <w:rPr>
           <w:rFonts w:cs="Times"/>
-        </w:rPr>
-      </w:pPr>
-      <w:r>
-        <w:rPr>
-          <w:rFonts w:cs="Times"/>
-        </w:rPr>
-        <w:t>E, deve-se e</w:t>
-      </w:r>
-      <w:r>
-        <w:rPr>
-          <w:rFonts w:cs="Times"/>
+          <w:szCs w:val="20"/>
+        </w:rPr>
+      </w:pPr>
+      <w:r>
+        <w:rPr>
+          <w:rFonts w:cs="Times"/>
+          <w:szCs w:val="20"/>
+        </w:rPr>
+        <w:t>E deve-se e</w:t>
+      </w:r>
+      <w:r>
+        <w:rPr>
+          <w:rFonts w:cs="Times"/>
+          <w:szCs w:val="20"/>
         </w:rPr>
         <w:t>vitar o uso de expressões como “</w:t>
       </w:r>
       <w:r>
         <w:rPr>
           <w:rFonts w:cs="Times"/>
+          <w:szCs w:val="20"/>
         </w:rPr>
         <w:t xml:space="preserve">O presente trabalho trata </w:t>
       </w:r>
       <w:r>
         <w:rPr>
           <w:rFonts w:cs="Times"/>
+          <w:szCs w:val="20"/>
         </w:rPr>
         <w:t>(...)</w:t>
       </w:r>
       <w:r>
         <w:rPr>
           <w:rFonts w:cs="Times"/>
+          <w:szCs w:val="20"/>
         </w:rPr>
         <w:t>”,</w:t>
       </w:r>
       <w:r>
         <w:rPr>
           <w:rFonts w:cs="Times"/>
+          <w:szCs w:val="20"/>
         </w:rPr>
         <w:t xml:space="preserve"> </w:t>
       </w:r>
       <w:r>
         <w:rPr>
           <w:rFonts w:cs="Times"/>
+          <w:szCs w:val="20"/>
         </w:rPr>
         <w:t>“</w:t>
       </w:r>
       <w:r>
         <w:rPr>
           <w:rFonts w:cs="Times"/>
+          <w:szCs w:val="20"/>
         </w:rPr>
         <w:t>O documento conclui que</w:t>
       </w:r>
       <w:r>
         <w:rPr>
           <w:rFonts w:cs="Times"/>
+          <w:szCs w:val="20"/>
         </w:rPr>
         <w:t xml:space="preserve"> (...)</w:t>
       </w:r>
       <w:r>
         <w:rPr>
           <w:rFonts w:cs="Times"/>
+          <w:szCs w:val="20"/>
         </w:rPr>
         <w:t>”, “</w:t>
       </w:r>
       <w:r>
         <w:rPr>
           <w:rFonts w:cs="Times"/>
+          <w:szCs w:val="20"/>
         </w:rPr>
         <w:t>aparentemente é</w:t>
       </w:r>
       <w:r>
         <w:rPr>
           <w:rFonts w:cs="Times"/>
+          <w:szCs w:val="20"/>
         </w:rPr>
         <w:t xml:space="preserve"> (...)</w:t>
       </w:r>
       <w:r>
         <w:rPr>
           <w:rFonts w:cs="Times"/>
-        </w:rPr>
-        <w:t xml:space="preserve">” </w:t>
-      </w:r>
-      <w:r>
-        <w:rPr>
-          <w:rFonts w:cs="Times"/>
+          <w:szCs w:val="20"/>
+        </w:rPr>
+        <w:t>”</w:t>
+      </w:r>
+      <w:r>
+        <w:rPr>
+          <w:rFonts w:cs="Times"/>
+          <w:szCs w:val="20"/>
+        </w:rPr>
+        <w:t>,</w:t>
+      </w:r>
+      <w:r>
+        <w:rPr>
+          <w:rFonts w:cs="Times"/>
+          <w:szCs w:val="20"/>
+        </w:rPr>
+        <w:t xml:space="preserve"> </w:t>
+      </w:r>
+      <w:r>
+        <w:rPr>
+          <w:rFonts w:cs="Times"/>
+          <w:szCs w:val="20"/>
         </w:rPr>
         <w:t>etc.</w:t>
       </w:r>
@@ -841,25 +853,29 @@
         <w:spacing w:line="360" w:lineRule="auto"/>
         <w:rPr>
           <w:rFonts w:cs="Times"/>
-        </w:rPr>
-      </w:pPr>
-      <w:r>
-        <w:rPr>
-          <w:rFonts w:cs="Times"/>
-        </w:rPr>
-        <w:t xml:space="preserve">Existe um limite de palavras, </w:t>
-      </w:r>
-      <w:r>
-        <w:rPr>
-          <w:rFonts w:cs="Times"/>
+          <w:szCs w:val="20"/>
+        </w:rPr>
+      </w:pPr>
+      <w:r>
+        <w:rPr>
+          <w:rFonts w:cs="Times"/>
+          <w:szCs w:val="20"/>
+        </w:rPr>
+        <w:t xml:space="preserve">Existe um limite de </w:t>
+      </w:r>
+      <w:r>
+        <w:rPr>
+          <w:rFonts w:cs="Times"/>
+          <w:szCs w:val="20"/>
         </w:rPr>
         <w:t>150</w:t>
       </w:r>
       <w:r>
         <w:rPr>
           <w:rFonts w:cs="Times"/>
-        </w:rPr>
-        <w:t xml:space="preserve"> palavras é o limite.</w:t>
+          <w:szCs w:val="20"/>
+        </w:rPr>
+        <w:t xml:space="preserve"> palavras.</w:t>
       </w:r>
     </w:p>
     <w:p>
@@ -871,6 +887,7 @@
         <w:spacing w:line="360" w:lineRule="auto"/>
         <w:rPr>
           <w:rFonts w:cs="Times"/>
+          <w:szCs w:val="20"/>
         </w:rPr>
       </w:pPr>
     </w:p>
@@ -885,76 +902,71 @@
         <w:rPr>
           <w:rFonts w:cs="Times"/>
           <w:b/>
-          <w:sz w:val="28"/>
-          <w:szCs w:val="28"/>
+          <w:bCs/>
+          <w:szCs w:val="20"/>
         </w:rPr>
       </w:pPr>
       <w:r>
         <w:rPr>
           <w:b/>
-          <w:sz w:val="28"/>
-          <w:szCs w:val="28"/>
-        </w:rPr>
-        <w:t xml:space="preserve">Este </w:t>
+          <w:bCs/>
+          <w:szCs w:val="20"/>
+        </w:rPr>
+        <w:t>Este template não é oficial d</w:t>
       </w:r>
       <w:r>
         <w:rPr>
           <w:b/>
-          <w:i/>
-          <w:sz w:val="28"/>
-          <w:szCs w:val="28"/>
-        </w:rPr>
-        <w:t>template</w:t>
+          <w:bCs/>
+          <w:szCs w:val="20"/>
+        </w:rPr>
+        <w:t xml:space="preserve">o </w:t>
       </w:r>
       <w:r>
         <w:rPr>
           <w:b/>
-          <w:sz w:val="28"/>
-          <w:szCs w:val="28"/>
-        </w:rPr>
-        <w:t xml:space="preserve"> não é oficial d</w:t>
+          <w:bCs/>
+          <w:szCs w:val="20"/>
+        </w:rPr>
+        <w:t>DE</w:t>
       </w:r>
       <w:r>
         <w:rPr>
           <w:b/>
-          <w:sz w:val="28"/>
-          <w:szCs w:val="28"/>
-        </w:rPr>
-        <w:t xml:space="preserve">o </w:t>
+          <w:bCs/>
+          <w:szCs w:val="20"/>
+        </w:rPr>
+        <w:t>I</w:t>
       </w:r>
       <w:r>
         <w:rPr>
           <w:b/>
-          <w:sz w:val="28"/>
-          <w:szCs w:val="28"/>
-        </w:rPr>
-        <w:t>DEETC/ISEL.</w:t>
-      </w:r>
-    </w:p>
-    <w:p>
-      <w:pPr>
-        <w:rPr>
-          <w:rFonts w:cs="Times"/>
-        </w:rPr>
-      </w:pPr>
-      <w:r>
-        <w:rPr>
-          <w:rFonts w:cs="Times"/>
+          <w:bCs/>
+          <w:szCs w:val="20"/>
+        </w:rPr>
+        <w:t>/ISEL.</w:t>
+      </w:r>
+    </w:p>
+    <w:p>
+      <w:pPr>
+        <w:rPr>
+          <w:rFonts w:cs="Times"/>
+          <w:szCs w:val="20"/>
+        </w:rPr>
+      </w:pPr>
+      <w:r>
+        <w:rPr>
+          <w:rFonts w:cs="Times"/>
+          <w:szCs w:val="20"/>
         </w:rPr>
         <w:br w:type="page"/>
       </w:r>
     </w:p>
     <w:p>
       <w:pPr>
-        <w:pStyle w:val="Ttulondice"/>
-        <w:rPr>
-          <w:lang w:val="en-US"/>
-        </w:rPr>
-      </w:pPr>
-      <w:r>
-        <w:rPr>
-          <w:lang w:val="en-US"/>
-        </w:rPr>
+        <w:pStyle w:val="Title"/>
+      </w:pPr>
+      <w:r>
         <w:lastRenderedPageBreak/>
         <w:t>Abstract</w:t>
       </w:r>
@@ -967,31 +979,35 @@
         <w:adjustRightInd w:val="0"/>
         <w:spacing w:line="360" w:lineRule="auto"/>
         <w:rPr>
-          <w:rFonts w:ascii="Calibri" w:hAnsi="Calibri" w:cs="Times"/>
+          <w:rFonts w:cs="Times"/>
           <w:noProof w:val="0"/>
+          <w:szCs w:val="20"/>
           <w:lang w:val="en-US"/>
         </w:rPr>
       </w:pPr>
       <w:r>
         <w:rPr>
-          <w:rFonts w:ascii="Calibri" w:hAnsi="Calibri" w:cs="Times"/>
+          <w:rFonts w:cs="Times"/>
           <w:noProof w:val="0"/>
+          <w:szCs w:val="20"/>
           <w:lang w:val="en-US"/>
         </w:rPr>
         <w:t xml:space="preserve">The report must contain two versions of the abstract, one in the same language as the main text </w:t>
       </w:r>
       <w:r>
         <w:rPr>
-          <w:rFonts w:ascii="Calibri" w:hAnsi="Calibri" w:cs="Times"/>
+          <w:rFonts w:cs="Times"/>
           <w:noProof w:val="0"/>
+          <w:szCs w:val="20"/>
           <w:lang w:val="en-US"/>
         </w:rPr>
         <w:t xml:space="preserve">and </w:t>
       </w:r>
       <w:r>
         <w:rPr>
-          <w:rFonts w:ascii="Calibri" w:hAnsi="Calibri" w:cs="Times"/>
+          <w:rFonts w:cs="Times"/>
           <w:noProof w:val="0"/>
+          <w:szCs w:val="20"/>
           <w:lang w:val="en-US"/>
         </w:rPr>
         <w:t>another in a different language. The package assumes the two languages under consideration are always Portuguese and English.</w:t>
@@ -1005,34 +1021,20 @@
         <w:adjustRightInd w:val="0"/>
         <w:spacing w:line="360" w:lineRule="auto"/>
         <w:rPr>
-          <w:rFonts w:ascii="Calibri" w:hAnsi="Calibri" w:cs="Times"/>
+          <w:rFonts w:cs="Times"/>
           <w:noProof w:val="0"/>
+          <w:szCs w:val="20"/>
           <w:lang w:val="en-US"/>
         </w:rPr>
       </w:pPr>
       <w:r>
         <w:rPr>
-          <w:rFonts w:ascii="Calibri" w:hAnsi="Calibri" w:cs="Times"/>
+          <w:rFonts w:cs="Times"/>
           <w:noProof w:val="0"/>
+          <w:szCs w:val="20"/>
           <w:lang w:val="en-US"/>
         </w:rPr>
-        <w:t>The package will sort the abstracts in the proper order. This me</w:t>
-      </w:r>
-      <w:r>
-        <w:rPr>
-          <w:rFonts w:ascii="Calibri" w:hAnsi="Calibri" w:cs="Times"/>
-          <w:noProof w:val="0"/>
-          <w:lang w:val="en-US"/>
-        </w:rPr>
-        <w:t>ans the first ab</w:t>
-      </w:r>
-      <w:r>
-        <w:rPr>
-          <w:rFonts w:ascii="Calibri" w:hAnsi="Calibri" w:cs="Times"/>
-          <w:noProof w:val="0"/>
-          <w:lang w:val="en-US"/>
-        </w:rPr>
-        <w:t>stract will be in the same language as the main text, followed by the abstract in the other language, and followed by the main text.</w:t>
+        <w:t>The package will sort the abstracts in the proper order. This means the first abstract will be in the same language as the main text, followed by the abstract in the other language, and followed by the main text.</w:t>
       </w:r>
     </w:p>
     <w:p>
@@ -1043,31 +1045,35 @@
         <w:adjustRightInd w:val="0"/>
         <w:spacing w:line="360" w:lineRule="auto"/>
         <w:rPr>
-          <w:rFonts w:ascii="Calibri" w:hAnsi="Calibri" w:cs="Times"/>
+          <w:rFonts w:cs="Times"/>
           <w:noProof w:val="0"/>
+          <w:szCs w:val="20"/>
           <w:lang w:val="en-US"/>
         </w:rPr>
       </w:pPr>
       <w:r>
         <w:rPr>
-          <w:rFonts w:ascii="Calibri" w:hAnsi="Calibri" w:cs="Times"/>
+          <w:rFonts w:cs="Times"/>
           <w:noProof w:val="0"/>
+          <w:szCs w:val="20"/>
           <w:lang w:val="en-US"/>
         </w:rPr>
         <w:t xml:space="preserve">The abstract should </w:t>
       </w:r>
       <w:r>
         <w:rPr>
-          <w:rFonts w:ascii="Calibri" w:hAnsi="Calibri" w:cs="Times"/>
+          <w:rFonts w:cs="Times"/>
           <w:noProof w:val="0"/>
+          <w:szCs w:val="20"/>
           <w:lang w:val="en-US"/>
         </w:rPr>
         <w:t>be free of</w:t>
       </w:r>
       <w:r>
         <w:rPr>
-          <w:rFonts w:ascii="Calibri" w:hAnsi="Calibri" w:cs="Times"/>
+          <w:rFonts w:cs="Times"/>
           <w:noProof w:val="0"/>
+          <w:szCs w:val="20"/>
           <w:lang w:val="en-US"/>
         </w:rPr>
         <w:t xml:space="preserve"> bibliography citations, tables, charts or diagrams. Abbreviations should be limited. Abbreviations defined in the abstract will need to be defined again at first use in the main text.</w:t>
@@ -1081,103 +1087,116 @@
         <w:adjustRightInd w:val="0"/>
         <w:spacing w:line="360" w:lineRule="auto"/>
         <w:rPr>
-          <w:rFonts w:ascii="Calibri" w:hAnsi="Calibri" w:cs="Times"/>
+          <w:rFonts w:cs="Times"/>
           <w:noProof w:val="0"/>
+          <w:szCs w:val="20"/>
           <w:lang w:val="en-US"/>
         </w:rPr>
       </w:pPr>
       <w:r>
         <w:rPr>
-          <w:rFonts w:ascii="Calibri" w:hAnsi="Calibri" w:cs="Times"/>
+          <w:rFonts w:cs="Times"/>
           <w:noProof w:val="0"/>
+          <w:szCs w:val="20"/>
           <w:lang w:val="en-US"/>
         </w:rPr>
         <w:t xml:space="preserve">Finally, you must avoid </w:t>
       </w:r>
       <w:r>
         <w:rPr>
-          <w:rFonts w:ascii="Calibri" w:hAnsi="Calibri" w:cs="Times"/>
+          <w:rFonts w:cs="Times"/>
           <w:noProof w:val="0"/>
+          <w:szCs w:val="20"/>
           <w:lang w:val="en-US"/>
         </w:rPr>
         <w:t>the use of expressions such as “</w:t>
       </w:r>
       <w:r>
         <w:rPr>
-          <w:rFonts w:ascii="Calibri" w:hAnsi="Calibri" w:cs="Times"/>
+          <w:rFonts w:cs="Times"/>
           <w:noProof w:val="0"/>
+          <w:szCs w:val="20"/>
           <w:lang w:val="en-US"/>
         </w:rPr>
         <w:t>The present work deals with ...</w:t>
       </w:r>
       <w:r>
         <w:rPr>
-          <w:rFonts w:ascii="Calibri" w:hAnsi="Calibri" w:cs="Times"/>
+          <w:rFonts w:cs="Times"/>
           <w:noProof w:val="0"/>
+          <w:szCs w:val="20"/>
           <w:lang w:val="en-US"/>
         </w:rPr>
         <w:t xml:space="preserve"> “, “</w:t>
       </w:r>
       <w:r>
         <w:rPr>
-          <w:rFonts w:ascii="Calibri" w:hAnsi="Calibri" w:cs="Times"/>
+          <w:rFonts w:cs="Times"/>
           <w:noProof w:val="0"/>
+          <w:szCs w:val="20"/>
           <w:lang w:val="en-US"/>
         </w:rPr>
         <w:t xml:space="preserve">The document concludes that </w:t>
       </w:r>
       <w:r>
         <w:rPr>
-          <w:rFonts w:ascii="Calibri" w:hAnsi="Calibri" w:cs="Times"/>
+          <w:rFonts w:cs="Times"/>
           <w:noProof w:val="0"/>
+          <w:szCs w:val="20"/>
           <w:lang w:val="en-US"/>
         </w:rPr>
         <w:t>(…)</w:t>
       </w:r>
       <w:r>
         <w:rPr>
-          <w:rFonts w:ascii="Calibri" w:hAnsi="Calibri" w:cs="Times"/>
+          <w:rFonts w:cs="Times"/>
           <w:noProof w:val="0"/>
+          <w:szCs w:val="20"/>
           <w:lang w:val="en-US"/>
         </w:rPr>
         <w:t>”, “</w:t>
       </w:r>
       <w:r>
         <w:rPr>
-          <w:rFonts w:ascii="Calibri" w:hAnsi="Calibri" w:cs="Times"/>
+          <w:rFonts w:cs="Times"/>
           <w:noProof w:val="0"/>
+          <w:szCs w:val="20"/>
           <w:lang w:val="en-US"/>
         </w:rPr>
         <w:t xml:space="preserve">apparently and </w:t>
       </w:r>
       <w:r>
         <w:rPr>
-          <w:rFonts w:ascii="Calibri" w:hAnsi="Calibri" w:cs="Times"/>
+          <w:rFonts w:cs="Times"/>
           <w:noProof w:val="0"/>
+          <w:szCs w:val="20"/>
           <w:lang w:val="en-US"/>
         </w:rPr>
         <w:t>(…)</w:t>
       </w:r>
       <w:r>
         <w:rPr>
-          <w:rFonts w:ascii="Calibri" w:hAnsi="Calibri" w:cs="Times"/>
+          <w:rFonts w:cs="Times"/>
           <w:noProof w:val="0"/>
+          <w:szCs w:val="20"/>
           <w:lang w:val="en-US"/>
         </w:rPr>
         <w:t>”</w:t>
       </w:r>
       <w:r>
         <w:rPr>
-          <w:rFonts w:ascii="Calibri" w:hAnsi="Calibri" w:cs="Times"/>
+          <w:rFonts w:cs="Times"/>
           <w:noProof w:val="0"/>
+          <w:szCs w:val="20"/>
           <w:lang w:val="en-US"/>
         </w:rPr>
         <w:t>,</w:t>
       </w:r>
       <w:r>
         <w:rPr>
-          <w:rFonts w:ascii="Calibri" w:hAnsi="Calibri" w:cs="Times"/>
+          <w:rFonts w:cs="Times"/>
           <w:noProof w:val="0"/>
+          <w:szCs w:val="20"/>
           <w:lang w:val="en-US"/>
         </w:rPr>
         <w:t xml:space="preserve"> etc.</w:t>
@@ -1191,47 +1210,53 @@
         <w:adjustRightInd w:val="0"/>
         <w:spacing w:line="360" w:lineRule="auto"/>
         <w:rPr>
-          <w:rFonts w:ascii="Calibri" w:hAnsi="Calibri" w:cs="Times"/>
+          <w:rFonts w:cs="Times"/>
           <w:noProof w:val="0"/>
+          <w:szCs w:val="20"/>
           <w:lang w:val="en-US"/>
         </w:rPr>
       </w:pPr>
       <w:r>
         <w:rPr>
-          <w:rFonts w:ascii="Calibri" w:hAnsi="Calibri" w:cs="Times"/>
+          <w:rFonts w:cs="Times"/>
           <w:noProof w:val="0"/>
+          <w:szCs w:val="20"/>
           <w:lang w:val="en-US"/>
         </w:rPr>
         <w:t>The word limit should be observed</w:t>
       </w:r>
       <w:r>
         <w:rPr>
-          <w:rFonts w:ascii="Calibri" w:hAnsi="Calibri" w:cs="Times"/>
+          <w:rFonts w:cs="Times"/>
           <w:noProof w:val="0"/>
+          <w:szCs w:val="20"/>
           <w:lang w:val="en-US"/>
         </w:rPr>
         <w:t>; 150</w:t>
       </w:r>
       <w:r>
         <w:rPr>
-          <w:rFonts w:ascii="Calibri" w:hAnsi="Calibri" w:cs="Times"/>
+          <w:rFonts w:cs="Times"/>
           <w:noProof w:val="0"/>
+          <w:szCs w:val="20"/>
           <w:lang w:val="en-US"/>
         </w:rPr>
         <w:t xml:space="preserve"> words is the limi</w:t>
       </w:r>
       <w:r>
         <w:rPr>
-          <w:rFonts w:ascii="Calibri" w:hAnsi="Calibri" w:cs="Times"/>
+          <w:rFonts w:cs="Times"/>
           <w:noProof w:val="0"/>
+          <w:szCs w:val="20"/>
           <w:lang w:val="en-US"/>
         </w:rPr>
         <w:t>t.</w:t>
       </w:r>
       <w:r>
         <w:rPr>
-          <w:rFonts w:ascii="Calibri" w:hAnsi="Calibri" w:cs="Times"/>
+          <w:rFonts w:cs="Times"/>
           <w:noProof w:val="0"/>
+          <w:szCs w:val="20"/>
           <w:lang w:val="en-US"/>
         </w:rPr>
         <w:t xml:space="preserve">  </w:t>
@@ -1245,8 +1270,9 @@
         <w:adjustRightInd w:val="0"/>
         <w:spacing w:line="360" w:lineRule="auto"/>
         <w:rPr>
-          <w:rFonts w:ascii="Calibri" w:hAnsi="Calibri" w:cs="Times"/>
+          <w:rFonts w:cs="Times"/>
           <w:noProof w:val="0"/>
+          <w:szCs w:val="20"/>
           <w:lang w:val="en-US"/>
         </w:rPr>
         <w:sectPr>
@@ -1263,9 +1289,15 @@
     </w:p>
     <w:p>
       <w:pPr>
-        <w:pStyle w:val="Ttulondice"/>
-      </w:pPr>
-      <w:r>
+        <w:pStyle w:val="Title"/>
+        <w:rPr>
+          <w:lang w:val="pt-PT"/>
+        </w:rPr>
+      </w:pPr>
+      <w:r>
+        <w:rPr>
+          <w:lang w:val="pt-PT"/>
+        </w:rPr>
         <w:lastRenderedPageBreak/>
         <w:t>Índice</w:t>
       </w:r>
@@ -1278,46 +1310,86 @@
           <w:tab w:val="right" w:leader="dot" w:pos="8494"/>
         </w:tabs>
         <w:rPr>
+          <w:szCs w:val="20"/>
           <w:lang w:eastAsia="ja-JP"/>
         </w:rPr>
       </w:pPr>
       <w:r>
+        <w:rPr>
+          <w:szCs w:val="20"/>
+        </w:rPr>
         <w:fldChar w:fldCharType="begin"/>
       </w:r>
       <w:r>
+        <w:rPr>
+          <w:szCs w:val="20"/>
+        </w:rPr>
         <w:instrText xml:space="preserve"> TOC \o "1-3" \h \z \u </w:instrText>
       </w:r>
       <w:r>
+        <w:rPr>
+          <w:szCs w:val="20"/>
+        </w:rPr>
         <w:fldChar w:fldCharType="separate"/>
       </w:r>
       <w:r>
+        <w:rPr>
+          <w:szCs w:val="20"/>
+        </w:rPr>
         <w:t>1.</w:t>
       </w:r>
       <w:r>
         <w:rPr>
+          <w:szCs w:val="20"/>
           <w:lang w:eastAsia="ja-JP"/>
         </w:rPr>
         <w:tab/>
       </w:r>
       <w:r>
+        <w:rPr>
+          <w:szCs w:val="20"/>
+        </w:rPr>
         <w:t>Introdução</w:t>
       </w:r>
       <w:r>
+        <w:rPr>
+          <w:szCs w:val="20"/>
+        </w:rPr>
         <w:tab/>
       </w:r>
       <w:r>
+        <w:rPr>
+          <w:szCs w:val="20"/>
+        </w:rPr>
         <w:fldChar w:fldCharType="begin"/>
       </w:r>
       <w:r>
+        <w:rPr>
+          <w:szCs w:val="20"/>
+        </w:rPr>
         <w:instrText xml:space="preserve"> PAGEREF _Toc351197350 \h </w:instrText>
       </w:r>
       <w:r>
+        <w:rPr>
+          <w:szCs w:val="20"/>
+        </w:rPr>
+      </w:r>
+      <w:r>
+        <w:rPr>
+          <w:szCs w:val="20"/>
+        </w:rPr>
         <w:fldChar w:fldCharType="separate"/>
       </w:r>
       <w:r>
+        <w:rPr>
+          <w:szCs w:val="20"/>
+        </w:rPr>
         <w:t>1</w:t>
       </w:r>
       <w:r>
+        <w:rPr>
+          <w:szCs w:val="20"/>
+        </w:rPr>
         <w:fldChar w:fldCharType="end"/>
       </w:r>
     </w:p>
@@ -1329,37 +1401,68 @@
           <w:tab w:val="right" w:leader="dot" w:pos="8494"/>
         </w:tabs>
         <w:rPr>
+          <w:szCs w:val="20"/>
           <w:lang w:eastAsia="ja-JP"/>
         </w:rPr>
       </w:pPr>
       <w:r>
+        <w:rPr>
+          <w:szCs w:val="20"/>
+        </w:rPr>
         <w:t>2.</w:t>
       </w:r>
       <w:r>
         <w:rPr>
+          <w:szCs w:val="20"/>
           <w:lang w:eastAsia="ja-JP"/>
         </w:rPr>
         <w:tab/>
       </w:r>
       <w:r>
+        <w:rPr>
+          <w:szCs w:val="20"/>
+        </w:rPr>
         <w:t>Tutorial</w:t>
       </w:r>
       <w:r>
+        <w:rPr>
+          <w:szCs w:val="20"/>
+        </w:rPr>
         <w:tab/>
       </w:r>
       <w:r>
+        <w:rPr>
+          <w:szCs w:val="20"/>
+        </w:rPr>
         <w:fldChar w:fldCharType="begin"/>
       </w:r>
       <w:r>
+        <w:rPr>
+          <w:szCs w:val="20"/>
+        </w:rPr>
         <w:instrText xml:space="preserve"> PAGEREF _Toc351197351 \h </w:instrText>
       </w:r>
       <w:r>
+        <w:rPr>
+          <w:szCs w:val="20"/>
+        </w:rPr>
+      </w:r>
+      <w:r>
+        <w:rPr>
+          <w:szCs w:val="20"/>
+        </w:rPr>
         <w:fldChar w:fldCharType="separate"/>
       </w:r>
       <w:r>
+        <w:rPr>
+          <w:szCs w:val="20"/>
+        </w:rPr>
         <w:t>4</w:t>
       </w:r>
       <w:r>
+        <w:rPr>
+          <w:szCs w:val="20"/>
+        </w:rPr>
         <w:fldChar w:fldCharType="end"/>
       </w:r>
     </w:p>
@@ -1371,55 +1474,108 @@
           <w:tab w:val="right" w:leader="dot" w:pos="8494"/>
         </w:tabs>
         <w:rPr>
+          <w:szCs w:val="20"/>
           <w:lang w:eastAsia="ja-JP"/>
         </w:rPr>
       </w:pPr>
       <w:r>
+        <w:rPr>
+          <w:szCs w:val="20"/>
+        </w:rPr>
         <w:t>3.</w:t>
       </w:r>
       <w:r>
         <w:rPr>
+          <w:szCs w:val="20"/>
           <w:lang w:eastAsia="ja-JP"/>
         </w:rPr>
         <w:tab/>
       </w:r>
       <w:r>
+        <w:rPr>
+          <w:szCs w:val="20"/>
+        </w:rPr>
         <w:t>Referências</w:t>
       </w:r>
       <w:r>
+        <w:rPr>
+          <w:szCs w:val="20"/>
+        </w:rPr>
         <w:tab/>
       </w:r>
       <w:r>
+        <w:rPr>
+          <w:szCs w:val="20"/>
+        </w:rPr>
         <w:fldChar w:fldCharType="begin"/>
       </w:r>
       <w:r>
+        <w:rPr>
+          <w:szCs w:val="20"/>
+        </w:rPr>
         <w:instrText xml:space="preserve"> PAGEREF _Toc351197352 \h </w:instrText>
       </w:r>
       <w:r>
+        <w:rPr>
+          <w:szCs w:val="20"/>
+        </w:rPr>
+      </w:r>
+      <w:r>
+        <w:rPr>
+          <w:szCs w:val="20"/>
+        </w:rPr>
         <w:fldChar w:fldCharType="separate"/>
       </w:r>
       <w:r>
+        <w:rPr>
+          <w:szCs w:val="20"/>
+        </w:rPr>
         <w:t>6</w:t>
       </w:r>
       <w:r>
+        <w:rPr>
+          <w:szCs w:val="20"/>
+        </w:rPr>
         <w:fldChar w:fldCharType="end"/>
       </w:r>
     </w:p>
     <w:p>
-      <w:r>
+      <w:pPr>
+        <w:rPr>
+          <w:szCs w:val="20"/>
+        </w:rPr>
+      </w:pPr>
+      <w:r>
+        <w:rPr>
+          <w:szCs w:val="20"/>
+        </w:rPr>
         <w:fldChar w:fldCharType="end"/>
       </w:r>
     </w:p>
     <w:p>
-      <w:r>
+      <w:pPr>
+        <w:rPr>
+          <w:szCs w:val="20"/>
+        </w:rPr>
+      </w:pPr>
+      <w:r>
+        <w:rPr>
+          <w:szCs w:val="20"/>
+        </w:rPr>
         <w:br w:type="page"/>
       </w:r>
     </w:p>
     <w:p>
       <w:pPr>
-        <w:pStyle w:val="Ttulondice"/>
-      </w:pPr>
-      <w:r>
+        <w:pStyle w:val="Title"/>
+        <w:rPr>
+          <w:lang w:val="pt-PT"/>
+        </w:rPr>
+      </w:pPr>
+      <w:r>
+        <w:rPr>
+          <w:lang w:val="pt-PT"/>
+        </w:rPr>
         <w:lastRenderedPageBreak/>
         <w:t>Lista de Figuras</w:t>
       </w:r>
@@ -1431,55 +1587,113 @@
           <w:tab w:val="right" w:leader="dot" w:pos="8494"/>
         </w:tabs>
         <w:rPr>
+          <w:szCs w:val="20"/>
           <w:lang w:eastAsia="ja-JP"/>
         </w:rPr>
       </w:pPr>
       <w:r>
+        <w:rPr>
+          <w:szCs w:val="20"/>
+        </w:rPr>
         <w:fldChar w:fldCharType="begin"/>
       </w:r>
       <w:r>
+        <w:rPr>
+          <w:szCs w:val="20"/>
+        </w:rPr>
         <w:instrText xml:space="preserve"> TOC \c "Figura" </w:instrText>
       </w:r>
       <w:r>
+        <w:rPr>
+          <w:szCs w:val="20"/>
+        </w:rPr>
         <w:fldChar w:fldCharType="separate"/>
       </w:r>
       <w:r>
+        <w:rPr>
+          <w:szCs w:val="20"/>
+        </w:rPr>
         <w:t>Figura 1 Ilustração de uma imagem não vectorial (à esquerda) e vectorial (à direita)</w:t>
       </w:r>
       <w:r>
+        <w:rPr>
+          <w:szCs w:val="20"/>
+        </w:rPr>
         <w:tab/>
       </w:r>
       <w:r>
+        <w:rPr>
+          <w:szCs w:val="20"/>
+        </w:rPr>
         <w:fldChar w:fldCharType="begin"/>
       </w:r>
       <w:r>
+        <w:rPr>
+          <w:szCs w:val="20"/>
+        </w:rPr>
         <w:instrText xml:space="preserve"> PAGEREF _Toc351197325 \h </w:instrText>
       </w:r>
       <w:r>
+        <w:rPr>
+          <w:szCs w:val="20"/>
+        </w:rPr>
+      </w:r>
+      <w:r>
+        <w:rPr>
+          <w:szCs w:val="20"/>
+        </w:rPr>
         <w:fldChar w:fldCharType="separate"/>
       </w:r>
       <w:r>
+        <w:rPr>
+          <w:szCs w:val="20"/>
+        </w:rPr>
         <w:t>4</w:t>
       </w:r>
       <w:r>
+        <w:rPr>
+          <w:szCs w:val="20"/>
+        </w:rPr>
         <w:fldChar w:fldCharType="end"/>
       </w:r>
     </w:p>
     <w:p>
-      <w:r>
+      <w:pPr>
+        <w:rPr>
+          <w:szCs w:val="20"/>
+        </w:rPr>
+      </w:pPr>
+      <w:r>
+        <w:rPr>
+          <w:szCs w:val="20"/>
+        </w:rPr>
         <w:fldChar w:fldCharType="end"/>
       </w:r>
     </w:p>
     <w:p>
-      <w:r>
+      <w:pPr>
+        <w:rPr>
+          <w:szCs w:val="20"/>
+        </w:rPr>
+      </w:pPr>
+      <w:r>
+        <w:rPr>
+          <w:szCs w:val="20"/>
+        </w:rPr>
         <w:br w:type="page"/>
       </w:r>
     </w:p>
     <w:p>
       <w:pPr>
-        <w:pStyle w:val="Ttulondice"/>
-      </w:pPr>
-      <w:r>
+        <w:pStyle w:val="Title"/>
+        <w:rPr>
+          <w:lang w:val="pt-PT"/>
+        </w:rPr>
+      </w:pPr>
+      <w:r>
+        <w:rPr>
+          <w:lang w:val="pt-PT"/>
+        </w:rPr>
         <w:lastRenderedPageBreak/>
         <w:t>Lista de Tabelas</w:t>
       </w:r>
@@ -1491,55 +1705,113 @@
           <w:tab w:val="right" w:leader="dot" w:pos="8494"/>
         </w:tabs>
         <w:rPr>
+          <w:szCs w:val="20"/>
           <w:lang w:eastAsia="ja-JP"/>
         </w:rPr>
       </w:pPr>
       <w:r>
+        <w:rPr>
+          <w:szCs w:val="20"/>
+        </w:rPr>
         <w:fldChar w:fldCharType="begin"/>
       </w:r>
       <w:r>
+        <w:rPr>
+          <w:szCs w:val="20"/>
+        </w:rPr>
         <w:instrText xml:space="preserve"> TOC \c "Tabela" </w:instrText>
       </w:r>
       <w:r>
+        <w:rPr>
+          <w:szCs w:val="20"/>
+        </w:rPr>
         <w:fldChar w:fldCharType="separate"/>
       </w:r>
       <w:r>
+        <w:rPr>
+          <w:szCs w:val="20"/>
+        </w:rPr>
         <w:t>Tabela 1 – Tabela da operação XOR (exclusive OR)</w:t>
       </w:r>
       <w:r>
+        <w:rPr>
+          <w:szCs w:val="20"/>
+        </w:rPr>
         <w:tab/>
       </w:r>
       <w:r>
+        <w:rPr>
+          <w:szCs w:val="20"/>
+        </w:rPr>
         <w:fldChar w:fldCharType="begin"/>
       </w:r>
       <w:r>
+        <w:rPr>
+          <w:szCs w:val="20"/>
+        </w:rPr>
         <w:instrText xml:space="preserve"> PAGEREF _Toc351197333 \h </w:instrText>
       </w:r>
       <w:r>
+        <w:rPr>
+          <w:szCs w:val="20"/>
+        </w:rPr>
+      </w:r>
+      <w:r>
+        <w:rPr>
+          <w:szCs w:val="20"/>
+        </w:rPr>
         <w:fldChar w:fldCharType="separate"/>
       </w:r>
       <w:r>
+        <w:rPr>
+          <w:szCs w:val="20"/>
+        </w:rPr>
         <w:t>4</w:t>
       </w:r>
       <w:r>
+        <w:rPr>
+          <w:szCs w:val="20"/>
+        </w:rPr>
         <w:fldChar w:fldCharType="end"/>
       </w:r>
     </w:p>
     <w:p>
-      <w:r>
+      <w:pPr>
+        <w:rPr>
+          <w:szCs w:val="20"/>
+        </w:rPr>
+      </w:pPr>
+      <w:r>
+        <w:rPr>
+          <w:szCs w:val="20"/>
+        </w:rPr>
         <w:fldChar w:fldCharType="end"/>
       </w:r>
     </w:p>
     <w:p>
-      <w:r>
+      <w:pPr>
+        <w:rPr>
+          <w:szCs w:val="20"/>
+        </w:rPr>
+      </w:pPr>
+      <w:r>
+        <w:rPr>
+          <w:szCs w:val="20"/>
+        </w:rPr>
         <w:br w:type="page"/>
       </w:r>
     </w:p>
     <w:p>
       <w:pPr>
-        <w:pStyle w:val="Ttulondice"/>
-      </w:pPr>
-      <w:r>
+        <w:pStyle w:val="Title"/>
+        <w:rPr>
+          <w:lang w:val="pt-PT"/>
+        </w:rPr>
+      </w:pPr>
+      <w:r>
+        <w:rPr>
+          <w:lang w:val="pt-PT"/>
+        </w:rPr>
         <w:lastRenderedPageBreak/>
         <w:t>Listagens</w:t>
       </w:r>
@@ -1551,46 +1823,86 @@
           <w:tab w:val="right" w:leader="dot" w:pos="8494"/>
         </w:tabs>
         <w:rPr>
+          <w:szCs w:val="20"/>
           <w:lang w:eastAsia="en-US"/>
         </w:rPr>
       </w:pPr>
       <w:r>
+        <w:rPr>
+          <w:szCs w:val="20"/>
+        </w:rPr>
         <w:fldChar w:fldCharType="begin"/>
       </w:r>
       <w:r>
+        <w:rPr>
+          <w:szCs w:val="20"/>
+        </w:rPr>
         <w:instrText xml:space="preserve"> TOC \c "Listagem" </w:instrText>
       </w:r>
       <w:r>
+        <w:rPr>
+          <w:szCs w:val="20"/>
+        </w:rPr>
         <w:fldChar w:fldCharType="separate"/>
       </w:r>
       <w:r>
+        <w:rPr>
+          <w:szCs w:val="20"/>
+        </w:rPr>
         <w:t xml:space="preserve">Listagem 1 Implementação do ciclo </w:t>
       </w:r>
       <w:r>
         <w:rPr>
-          <w:rFonts w:ascii="Consolas" w:hAnsi="Consolas" w:cs="Consolas"/>
+          <w:rFonts w:cs="Consolas"/>
+          <w:szCs w:val="20"/>
         </w:rPr>
         <w:t>do-while</w:t>
       </w:r>
       <w:r>
+        <w:rPr>
+          <w:szCs w:val="20"/>
+        </w:rPr>
         <w:t xml:space="preserve"> para obtenção do número mínimo de anos</w:t>
       </w:r>
       <w:r>
+        <w:rPr>
+          <w:szCs w:val="20"/>
+        </w:rPr>
         <w:tab/>
       </w:r>
       <w:r>
+        <w:rPr>
+          <w:szCs w:val="20"/>
+        </w:rPr>
         <w:fldChar w:fldCharType="begin"/>
       </w:r>
       <w:r>
+        <w:rPr>
+          <w:szCs w:val="20"/>
+        </w:rPr>
         <w:instrText xml:space="preserve"> PAGEREF _Toc1382120 \h </w:instrText>
       </w:r>
       <w:r>
+        <w:rPr>
+          <w:szCs w:val="20"/>
+        </w:rPr>
+      </w:r>
+      <w:r>
+        <w:rPr>
+          <w:szCs w:val="20"/>
+        </w:rPr>
         <w:fldChar w:fldCharType="separate"/>
       </w:r>
       <w:r>
+        <w:rPr>
+          <w:szCs w:val="20"/>
+        </w:rPr>
         <w:t>4</w:t>
       </w:r>
       <w:r>
+        <w:rPr>
+          <w:szCs w:val="20"/>
+        </w:rPr>
         <w:fldChar w:fldCharType="end"/>
       </w:r>
     </w:p>
@@ -1601,38 +1913,76 @@
           <w:tab w:val="right" w:leader="dot" w:pos="8494"/>
         </w:tabs>
         <w:rPr>
+          <w:szCs w:val="20"/>
           <w:lang w:eastAsia="en-US"/>
         </w:rPr>
       </w:pPr>
       <w:r>
+        <w:rPr>
+          <w:szCs w:val="20"/>
+        </w:rPr>
         <w:t>Listagem 2 Seleccionar todos os tuplos de VIAGEM cujo email é igual a ‘isel@email.com’</w:t>
       </w:r>
       <w:r>
+        <w:rPr>
+          <w:szCs w:val="20"/>
+        </w:rPr>
         <w:tab/>
       </w:r>
       <w:r>
+        <w:rPr>
+          <w:szCs w:val="20"/>
+        </w:rPr>
         <w:fldChar w:fldCharType="begin"/>
       </w:r>
       <w:r>
+        <w:rPr>
+          <w:szCs w:val="20"/>
+        </w:rPr>
         <w:instrText xml:space="preserve"> PAGEREF _Toc1382121 \h </w:instrText>
       </w:r>
       <w:r>
+        <w:rPr>
+          <w:szCs w:val="20"/>
+        </w:rPr>
+      </w:r>
+      <w:r>
+        <w:rPr>
+          <w:szCs w:val="20"/>
+        </w:rPr>
         <w:fldChar w:fldCharType="separate"/>
       </w:r>
       <w:r>
+        <w:rPr>
+          <w:szCs w:val="20"/>
+        </w:rPr>
         <w:t>4</w:t>
       </w:r>
       <w:r>
+        <w:rPr>
+          <w:szCs w:val="20"/>
+        </w:rPr>
         <w:fldChar w:fldCharType="end"/>
       </w:r>
     </w:p>
     <w:p>
-      <w:r>
+      <w:pPr>
+        <w:rPr>
+          <w:szCs w:val="20"/>
+        </w:rPr>
+      </w:pPr>
+      <w:r>
+        <w:rPr>
+          <w:szCs w:val="20"/>
+        </w:rPr>
         <w:fldChar w:fldCharType="end"/>
       </w:r>
     </w:p>
     <w:p>
       <w:pPr>
+        <w:rPr>
+          <w:szCs w:val="20"/>
+        </w:rPr>
         <w:sectPr>
           <w:pgSz w:w="11906" w:h="16838"/>
           <w:pgMar w:top="1417" w:right="1701" w:bottom="1417" w:left="1701" w:header="708" w:footer="708" w:gutter="0"/>
@@ -1654,19 +2004,46 @@
       <w:bookmarkEnd w:id="0"/>
     </w:p>
     <w:p>
-      <w:r>
+      <w:pPr>
+        <w:rPr>
+          <w:szCs w:val="20"/>
+        </w:rPr>
+      </w:pPr>
+      <w:r>
+        <w:rPr>
+          <w:szCs w:val="20"/>
+        </w:rPr>
         <w:t>Qualque</w:t>
       </w:r>
       <w:r>
-        <w:t>r trabalho deverá ser escrito como um artigo, i.e. a linguagem deve ser clara, objectiva, escrita em discurso directo e com frases curtas [</w:t>
+        <w:rPr>
+          <w:szCs w:val="20"/>
+        </w:rPr>
+        <w:t>r trabalho deverá ser escrito como um artigo, i.e.</w:t>
+      </w:r>
+      <w:r>
+        <w:rPr>
+          <w:szCs w:val="20"/>
+        </w:rPr>
+        <w:t>,</w:t>
+      </w:r>
+      <w:r>
+        <w:rPr>
+          <w:szCs w:val="20"/>
+        </w:rPr>
+        <w:t xml:space="preserve"> a linguagem deve ser clara, objectiva, escrita em discurso directo e com frases curtas [</w:t>
       </w:r>
       <w:r>
         <w:rPr>
           <w:color w:val="000660"/>
+          <w:szCs w:val="20"/>
         </w:rPr>
         <w:t>3</w:t>
       </w:r>
       <w:r>
+        <w:rPr>
+          <w:szCs w:val="20"/>
+        </w:rPr>
         <w:t>].</w:t>
       </w:r>
     </w:p>
@@ -1675,127 +2052,366 @@
         <w:pStyle w:val="Title"/>
         <w:rPr>
           <w:bCs/>
+          <w:sz w:val="20"/>
+          <w:szCs w:val="20"/>
           <w:lang w:val="pt-PT"/>
         </w:rPr>
       </w:pPr>
       <w:r>
         <w:rPr>
           <w:bCs/>
+          <w:sz w:val="20"/>
+          <w:szCs w:val="20"/>
           <w:lang w:val="pt-PT"/>
         </w:rPr>
         <w:t xml:space="preserve">Estrutura </w:t>
       </w:r>
     </w:p>
     <w:p>
-      <w:r>
+      <w:pPr>
+        <w:rPr>
+          <w:szCs w:val="20"/>
+        </w:rPr>
+      </w:pPr>
+      <w:r>
+        <w:rPr>
+          <w:szCs w:val="20"/>
+        </w:rPr>
         <w:t>O limite de páginas para cada UC será estipulado pelo docente e pode contemplar as seguintes partes:</w:t>
       </w:r>
     </w:p>
     <w:p>
-      <w:r>
-        <w:rPr>
-          <w:b/>
-        </w:rPr>
-        <w:t>Título</w:t>
-      </w:r>
-      <w:r>
-        <w:t xml:space="preserve"> curto mas não genérico. +      <w:pPr>
+        <w:rPr>
+          <w:szCs w:val="20"/>
+        </w:rPr>
+      </w:pPr>
+      <w:r>
+        <w:rPr>
+          <w:szCs w:val="20"/>
+        </w:rPr>
+        <w:t>Título curto</w:t>
+      </w:r>
+      <w:r>
+        <w:rPr>
+          <w:szCs w:val="20"/>
+        </w:rPr>
+        <w:t>,</w:t>
+      </w:r>
+      <w:r>
+        <w:rPr>
+          <w:szCs w:val="20"/>
+        </w:rPr>
+        <w:t xml:space="preserve"> mas não genérico.</w:t>
+      </w:r>
+      <w:r>
+        <w:rPr>
+          <w:rFonts w:ascii="MS Gothic" w:eastAsia="MS Gothic" w:hAnsi="MS Gothic" w:cs="MS Gothic" w:hint="eastAsia"/>
+          <w:szCs w:val="20"/>
+        </w:rPr>
+        <w:t>  </w:t>
       </w:r>
     </w:p>
     <w:p>
-      <w:r>
-        <w:rPr>
-          <w:b/>
+      <w:pPr>
+        <w:rPr>
+          <w:szCs w:val="20"/>
+        </w:rPr>
+      </w:pPr>
+      <w:r>
+        <w:rPr>
+          <w:szCs w:val="20"/>
         </w:rPr>
         <w:t>Capa</w:t>
       </w:r>
       <w:r>
+        <w:rPr>
+          <w:szCs w:val="20"/>
+        </w:rPr>
+        <w:t>:</w:t>
+      </w:r>
+      <w:r>
+        <w:rPr>
+          <w:szCs w:val="20"/>
+        </w:rPr>
         <w:t xml:space="preserve"> Use a capa apresentada neste documento. </w:t>
       </w:r>
     </w:p>
     <w:p>
-      <w:r>
-        <w:rPr>
-          <w:b/>
+      <w:pPr>
+        <w:rPr>
+          <w:szCs w:val="20"/>
+        </w:rPr>
+      </w:pPr>
+      <w:r>
+        <w:rPr>
+          <w:szCs w:val="20"/>
         </w:rPr>
         <w:t>Resumo</w:t>
       </w:r>
       <w:r>
+        <w:rPr>
+          <w:szCs w:val="20"/>
+        </w:rPr>
+        <w:t>:</w:t>
+      </w:r>
+      <w:r>
+        <w:rPr>
+          <w:szCs w:val="20"/>
+        </w:rPr>
         <w:t xml:space="preserve"> Faça um resumo dos conteúdos do trabalho e apresente as conclusões básicas.</w:t>
       </w:r>
     </w:p>
     <w:p>
-      <w:r>
-        <w:rPr>
-          <w:b/>
+      <w:pPr>
+        <w:rPr>
+          <w:szCs w:val="20"/>
+        </w:rPr>
+      </w:pPr>
+      <w:r>
+        <w:rPr>
+          <w:szCs w:val="20"/>
         </w:rPr>
         <w:t>Índice</w:t>
       </w:r>
       <w:r>
-        <w:t xml:space="preserve"> Indique as páginas dos títulos e subtítulos, figuras ou tabelas. O código que suporta algum parágrafo deve constar no índice respectivo, de Listagens.</w:t>
-      </w:r>
-    </w:p>
-    <w:p>
-      <w:r>
-        <w:rPr>
-          <w:b/>
+        <w:rPr>
+          <w:szCs w:val="20"/>
+        </w:rPr>
+        <w:t>:</w:t>
+      </w:r>
+      <w:r>
+        <w:rPr>
+          <w:szCs w:val="20"/>
+        </w:rPr>
+        <w:t xml:space="preserve"> Indique as páginas dos títulos e subtítulos, </w:t>
+      </w:r>
+      <w:r>
+        <w:rPr>
+          <w:szCs w:val="20"/>
+        </w:rPr>
+        <w:t xml:space="preserve">das </w:t>
+      </w:r>
+      <w:r>
+        <w:rPr>
+          <w:szCs w:val="20"/>
+        </w:rPr>
+        <w:t>figuras ou</w:t>
+      </w:r>
+      <w:r>
+        <w:rPr>
+          <w:szCs w:val="20"/>
+        </w:rPr>
+        <w:t xml:space="preserve"> das</w:t>
+      </w:r>
+      <w:r>
+        <w:rPr>
+          <w:szCs w:val="20"/>
+        </w:rPr>
+        <w:t xml:space="preserve"> tabelas. O código que suporta algum parágrafo deve constar no respectivo</w:t>
+      </w:r>
+      <w:r>
+        <w:rPr>
+          <w:szCs w:val="20"/>
+        </w:rPr>
+        <w:t xml:space="preserve"> índice</w:t>
+      </w:r>
+      <w:r>
+        <w:rPr>
+          <w:szCs w:val="20"/>
+        </w:rPr>
+        <w:t xml:space="preserve"> de Listagens.</w:t>
+      </w:r>
+    </w:p>
+    <w:p>
+      <w:pPr>
+        <w:rPr>
+          <w:szCs w:val="20"/>
+        </w:rPr>
+      </w:pPr>
+      <w:r>
+        <w:rPr>
+          <w:szCs w:val="20"/>
         </w:rPr>
         <w:t>Introdução</w:t>
       </w:r>
       <w:r>
+        <w:rPr>
+          <w:szCs w:val="20"/>
+        </w:rPr>
+        <w:t>:</w:t>
+      </w:r>
+      <w:r>
+        <w:rPr>
+          <w:szCs w:val="20"/>
+        </w:rPr>
         <w:t xml:space="preserve"> Contextualize o tema e indique o objectivo de estudo.</w:t>
       </w:r>
     </w:p>
     <w:p>
-      <w:r>
-        <w:rPr>
-          <w:b/>
+      <w:pPr>
+        <w:rPr>
+          <w:szCs w:val="20"/>
+        </w:rPr>
+      </w:pPr>
+      <w:r>
+        <w:rPr>
+          <w:szCs w:val="20"/>
         </w:rPr>
         <w:t>Desenvolvimento</w:t>
       </w:r>
       <w:r>
-        <w:t xml:space="preserve"> Descreva as definições, modelos e teorias suportados por referências bibliográficas.</w:t>
-      </w:r>
-    </w:p>
-    <w:p>
-      <w:r>
-        <w:rPr>
-          <w:b/>
+        <w:rPr>
+          <w:szCs w:val="20"/>
+        </w:rPr>
+        <w:t>:</w:t>
+      </w:r>
+      <w:r>
+        <w:rPr>
+          <w:szCs w:val="20"/>
+        </w:rPr>
+        <w:t xml:space="preserve"> Descreva as definições, modelos e teorias</w:t>
+      </w:r>
+      <w:r>
+        <w:rPr>
+          <w:szCs w:val="20"/>
+        </w:rPr>
+        <w:t>,</w:t>
+      </w:r>
+      <w:r>
+        <w:rPr>
+          <w:szCs w:val="20"/>
+        </w:rPr>
+        <w:t xml:space="preserve"> </w:t>
+      </w:r>
+      <w:r>
+        <w:rPr>
+          <w:szCs w:val="20"/>
+        </w:rPr>
+        <w:t>com suporte</w:t>
+      </w:r>
+      <w:r>
+        <w:rPr>
+          <w:szCs w:val="20"/>
+        </w:rPr>
+        <w:t xml:space="preserve"> </w:t>
+      </w:r>
+      <w:r>
+        <w:rPr>
+          <w:szCs w:val="20"/>
+        </w:rPr>
+        <w:t>de</w:t>
+      </w:r>
+      <w:r>
+        <w:rPr>
+          <w:szCs w:val="20"/>
+        </w:rPr>
+        <w:t xml:space="preserve"> referências bibliográficas.</w:t>
+      </w:r>
+    </w:p>
+    <w:p>
+      <w:pPr>
+        <w:rPr>
+          <w:szCs w:val="20"/>
+        </w:rPr>
+      </w:pPr>
+      <w:r>
+        <w:rPr>
+          <w:szCs w:val="20"/>
         </w:rPr>
         <w:t>Conclusão</w:t>
       </w:r>
       <w:r>
+        <w:rPr>
+          <w:szCs w:val="20"/>
+        </w:rPr>
+        <w:t>:</w:t>
+      </w:r>
+      <w:r>
+        <w:rPr>
+          <w:szCs w:val="20"/>
+        </w:rPr>
         <w:t xml:space="preserve"> Sintetize os aspectos relevantes.</w:t>
       </w:r>
     </w:p>
     <w:p>
-      <w:r>
-        <w:rPr>
-          <w:b/>
+      <w:pPr>
+        <w:rPr>
+          <w:szCs w:val="20"/>
+        </w:rPr>
+      </w:pPr>
+      <w:r>
+        <w:rPr>
+          <w:szCs w:val="20"/>
         </w:rPr>
         <w:t>Bibliografia</w:t>
       </w:r>
       <w:r>
+        <w:rPr>
+          <w:szCs w:val="20"/>
+        </w:rPr>
+        <w:t>:</w:t>
+      </w:r>
+      <w:r>
+        <w:rPr>
+          <w:szCs w:val="20"/>
+        </w:rPr>
         <w:t xml:space="preserve"> Escreva todas as referências indicadas no texto.</w:t>
       </w:r>
     </w:p>
     <w:p>
-      <w:r>
-        <w:rPr>
-          <w:b/>
+      <w:pPr>
+        <w:rPr>
+          <w:szCs w:val="20"/>
+        </w:rPr>
+      </w:pPr>
+      <w:r>
+        <w:rPr>
+          <w:szCs w:val="20"/>
         </w:rPr>
         <w:t>Anexos</w:t>
       </w:r>
       <w:r>
-        <w:t xml:space="preserve"> Use os anexos para colocar outras informações que considere oportunas, mas não relevantes o suficiente para colocar no corpo do documento.</w:t>
+        <w:rPr>
+          <w:szCs w:val="20"/>
+        </w:rPr>
+        <w:t>:</w:t>
+      </w:r>
+      <w:r>
+        <w:rPr>
+          <w:szCs w:val="20"/>
+        </w:rPr>
+        <w:t xml:space="preserve"> Use os anexos para </w:t>
+      </w:r>
+      <w:r>
+        <w:rPr>
+          <w:szCs w:val="20"/>
+        </w:rPr>
+        <w:t>inclui</w:t>
+      </w:r>
+      <w:r>
+        <w:rPr>
+          <w:szCs w:val="20"/>
+        </w:rPr>
+        <w:t>r outras informações que considere oportunas, mas não relevantes o suficiente para o corpo do documento.</w:t>
       </w:r>
     </w:p>
     <w:p>
       <w:pPr>
         <w:pStyle w:val="Title"/>
-      </w:pPr>
-      <w:r>
+        <w:rPr>
+          <w:bCs/>
+          <w:sz w:val="20"/>
+          <w:szCs w:val="20"/>
+        </w:rPr>
+      </w:pPr>
+      <w:r>
+        <w:rPr>
+          <w:bCs/>
+          <w:sz w:val="20"/>
+          <w:szCs w:val="20"/>
+        </w:rPr>
         <w:t>Palavras</w:t>
       </w:r>
     </w:p>
@@ -1807,8 +2423,14 @@
           <w:numId w:val="6"/>
         </w:numPr>
         <w:ind w:left="714" w:hanging="357"/>
-      </w:pPr>
-      <w:r>
+        <w:rPr>
+          <w:szCs w:val="20"/>
+        </w:rPr>
+      </w:pPr>
+      <w:r>
+        <w:rPr>
+          <w:szCs w:val="20"/>
+        </w:rPr>
         <w:t xml:space="preserve">Use palavras precisas e específicas, simples, usuais e curtas. </w:t>
       </w:r>
     </w:p>
@@ -1820,9 +2442,75 @@
           <w:numId w:val="6"/>
         </w:numPr>
         <w:ind w:left="714" w:hanging="357"/>
-      </w:pPr>
-      <w:r>
-        <w:t xml:space="preserve">Cuidado com a hifenização, recorra com frequência à gramática e AO. Tem disponíveis na web vários dicionários como o Dicionário Priberam da Língua Portuguesa. </w:t>
+        <w:rPr>
+          <w:szCs w:val="20"/>
+        </w:rPr>
+      </w:pPr>
+      <w:r>
+        <w:rPr>
+          <w:szCs w:val="20"/>
+        </w:rPr>
+        <w:t>Cuidado com a hifenização</w:t>
+      </w:r>
+      <w:r>
+        <w:rPr>
+          <w:szCs w:val="20"/>
+        </w:rPr>
+        <w:t>;</w:t>
+      </w:r>
+      <w:r>
+        <w:rPr>
+          <w:szCs w:val="20"/>
+        </w:rPr>
+        <w:t xml:space="preserve"> recorra com frequência à gramática e</w:t>
+      </w:r>
+      <w:r>
+        <w:rPr>
+          <w:szCs w:val="20"/>
+        </w:rPr>
+        <w:t xml:space="preserve"> ao</w:t>
+      </w:r>
+      <w:r>
+        <w:rPr>
+          <w:szCs w:val="20"/>
+        </w:rPr>
+        <w:t xml:space="preserve"> AO. </w:t>
+      </w:r>
+      <w:r>
+        <w:rPr>
+          <w:szCs w:val="20"/>
+        </w:rPr>
+        <w:t>Há</w:t>
+      </w:r>
+      <w:r>
+        <w:rPr>
+          <w:szCs w:val="20"/>
+        </w:rPr>
+        <w:t xml:space="preserve"> </w:t>
+      </w:r>
+      <w:r>
+        <w:rPr>
+          <w:szCs w:val="20"/>
+        </w:rPr>
+        <w:t xml:space="preserve">vários dicionários </w:t>
+      </w:r>
+      <w:r>
+        <w:rPr>
+          <w:szCs w:val="20"/>
+        </w:rPr>
+        <w:t>disponíveis na web</w:t>
+      </w:r>
+      <w:r>
+        <w:rPr>
+          <w:szCs w:val="20"/>
+        </w:rPr>
+        <w:t>,</w:t>
+      </w:r>
+      <w:r>
+        <w:rPr>
+          <w:szCs w:val="20"/>
+        </w:rPr>
+        <w:t xml:space="preserve"> como o Dicionário Priberam da Língua Portuguesa. </w:t>
       </w:r>
     </w:p>
     <w:p>
@@ -1833,8 +2521,14 @@
           <w:numId w:val="6"/>
         </w:numPr>
         <w:ind w:left="714" w:hanging="357"/>
-      </w:pPr>
-      <w:r>
+        <w:rPr>
+          <w:szCs w:val="20"/>
+        </w:rPr>
+      </w:pPr>
+      <w:r>
+        <w:rPr>
+          <w:szCs w:val="20"/>
+        </w:rPr>
         <w:t xml:space="preserve">Use apenas os adjectivos e advérbios necessários. </w:t>
       </w:r>
     </w:p>
@@ -1847,11 +2541,13 @@
         </w:numPr>
         <w:ind w:left="714" w:hanging="357"/>
         <w:rPr>
+          <w:szCs w:val="20"/>
           <w:lang w:val="en-US"/>
         </w:rPr>
       </w:pPr>
       <w:r>
         <w:rPr>
+          <w:szCs w:val="20"/>
           <w:lang w:val="en-US"/>
         </w:rPr>
         <w:t xml:space="preserve">Evite repetições. </w:t>
@@ -1866,14 +2562,19 @@
         </w:numPr>
         <w:ind w:left="714" w:hanging="357"/>
         <w:rPr>
+          <w:szCs w:val="20"/>
           <w:lang w:val="en-US"/>
         </w:rPr>
       </w:pPr>
       <w:r>
+        <w:rPr>
+          <w:szCs w:val="20"/>
+        </w:rPr>
         <w:t xml:space="preserve">Não recorra a subterfúgios, como o uso de sinónimos para obter uma escrita elegante. </w:t>
       </w:r>
       <w:r>
         <w:rPr>
+          <w:szCs w:val="20"/>
           <w:lang w:val="en-US"/>
         </w:rPr>
         <w:t xml:space="preserve">Não os use em termos técnicos. </w:t>
@@ -1888,11 +2589,13 @@
         </w:numPr>
         <w:ind w:left="714" w:hanging="357"/>
         <w:rPr>
+          <w:szCs w:val="20"/>
           <w:lang w:val="en-US"/>
         </w:rPr>
       </w:pPr>
       <w:r>
         <w:rPr>
+          <w:szCs w:val="20"/>
           <w:lang w:val="en-US"/>
         </w:rPr>
         <w:t xml:space="preserve">Evite assuntos laterais. </w:t>
@@ -1906,24 +2609,55 @@
           <w:numId w:val="6"/>
         </w:numPr>
         <w:ind w:left="714" w:hanging="357"/>
-      </w:pPr>
-      <w:r>
+        <w:rPr>
+          <w:szCs w:val="20"/>
+        </w:rPr>
+      </w:pPr>
+      <w:r>
+        <w:rPr>
+          <w:szCs w:val="20"/>
+        </w:rPr>
         <w:t>Ev</w:t>
       </w:r>
       <w:r>
-        <w:t>ite os ecos e cacofonias, como “</w:t>
-      </w:r>
-      <w:r>
+        <w:rPr>
+          <w:szCs w:val="20"/>
+        </w:rPr>
+        <w:t xml:space="preserve">ite os ecos e cacofonias, como </w:t>
+      </w:r>
+      <w:r>
+        <w:rPr>
+          <w:szCs w:val="20"/>
+        </w:rPr>
+        <w:t>“</w:t>
+      </w:r>
+      <w:r>
+        <w:rPr>
+          <w:szCs w:val="20"/>
+        </w:rPr>
         <w:t>Medição da</w:t>
       </w:r>
       <w:r>
-        <w:t xml:space="preserve"> orientação” ou “aproxima mais”.</w:t>
-      </w:r>
-      <w:r>
-        <w:rPr>
-          <w:rFonts w:ascii="Times" w:hAnsi="Times"/>
-          <w:sz w:val="32"/>
-          <w:szCs w:val="32"/>
+        <w:rPr>
+          <w:szCs w:val="20"/>
+        </w:rPr>
+        <w:t xml:space="preserve"> orientação</w:t>
+      </w:r>
+      <w:r>
+        <w:rPr>
+          <w:szCs w:val="20"/>
+        </w:rPr>
+        <w:t>”</w:t>
+      </w:r>
+      <w:r>
+        <w:rPr>
+          <w:szCs w:val="20"/>
+        </w:rPr>
+        <w:t xml:space="preserve"> ou “aproxima mais”.</w:t>
+      </w:r>
+      <w:r>
+        <w:rPr>
+          <w:szCs w:val="20"/>
         </w:rPr>
         <w:t xml:space="preserve"> </w:t>
       </w:r>
@@ -1936,14 +2670,38 @@
           <w:numId w:val="6"/>
         </w:numPr>
         <w:ind w:left="714" w:hanging="357"/>
-      </w:pPr>
-      <w:r>
+        <w:rPr>
+          <w:szCs w:val="20"/>
+        </w:rPr>
+      </w:pPr>
+      <w:r>
+        <w:rPr>
+          <w:szCs w:val="20"/>
+        </w:rPr>
         <w:t xml:space="preserve">Evite jargões, abreviaturas sem a devida </w:t>
       </w:r>
       <w:r>
-        <w:t>explicação ou que caíram em de</w:t>
-      </w:r>
-      <w:r>
+        <w:rPr>
+          <w:szCs w:val="20"/>
+        </w:rPr>
+        <w:t xml:space="preserve">explicação ou que </w:t>
+      </w:r>
+      <w:r>
+        <w:rPr>
+          <w:szCs w:val="20"/>
+        </w:rPr>
+        <w:t>tenham caído</w:t>
+      </w:r>
+      <w:r>
+        <w:rPr>
+          <w:szCs w:val="20"/>
+        </w:rPr>
+        <w:t xml:space="preserve"> em de</w:t>
+      </w:r>
+      <w:r>
+        <w:rPr>
+          <w:szCs w:val="20"/>
+        </w:rPr>
         <w:t xml:space="preserve">suso. </w:t>
       </w:r>
     </w:p>
@@ -1955,9 +2713,27 @@
           <w:numId w:val="6"/>
         </w:numPr>
         <w:ind w:left="714" w:hanging="357"/>
-      </w:pPr>
-      <w:r>
-        <w:t xml:space="preserve">Explique palavras científicas no texto quando as escreve a primeira vez. </w:t>
+        <w:rPr>
+          <w:szCs w:val="20"/>
+        </w:rPr>
+      </w:pPr>
+      <w:r>
+        <w:rPr>
+          <w:szCs w:val="20"/>
+        </w:rPr>
+        <w:t>Explique palavras científicas no texto quando as escreve</w:t>
+      </w:r>
+      <w:r>
+        <w:rPr>
+          <w:szCs w:val="20"/>
+        </w:rPr>
+        <w:t>r</w:t>
+      </w:r>
+      <w:r>
+        <w:rPr>
+          <w:szCs w:val="20"/>
+        </w:rPr>
+        <w:t xml:space="preserve"> a primeira vez. </w:t>
       </w:r>
     </w:p>
     <w:p>
@@ -1968,10 +2744,39 @@
           <w:numId w:val="6"/>
         </w:numPr>
         <w:ind w:left="714" w:hanging="357"/>
-      </w:pPr>
-      <w:r>
-        <w:lastRenderedPageBreak/>
-        <w:t xml:space="preserve">Use o itálico, apenas em conceitos inovadores, designações expecíficas, termos científicos e noções-chave, palavras ambíguas, títulos de livros e nome de revistas científicas. </w:t>
+        <w:rPr>
+          <w:szCs w:val="20"/>
+        </w:rPr>
+      </w:pPr>
+      <w:r>
+        <w:rPr>
+          <w:szCs w:val="20"/>
+        </w:rPr>
+        <w:t>Use o itálico, apenas em conceitos inovadores, designações e</w:t>
+      </w:r>
+      <w:r>
+        <w:rPr>
+          <w:szCs w:val="20"/>
+        </w:rPr>
+        <w:t>s</w:t>
+      </w:r>
+      <w:r>
+        <w:rPr>
+          <w:szCs w:val="20"/>
+        </w:rPr>
+        <w:t>pecíficas, termos científicos e noções-chave, palavras ambíguas, títulos de livros e nome</w:t>
+      </w:r>
+      <w:r>
+        <w:rPr>
+          <w:szCs w:val="20"/>
+        </w:rPr>
+        <w:t>s</w:t>
+      </w:r>
+      <w:r>
+        <w:rPr>
+          <w:szCs w:val="20"/>
+        </w:rPr>
+        <w:t xml:space="preserve"> de revistas científicas. </w:t>
       </w:r>
     </w:p>
     <w:p>
@@ -1982,87 +2787,192 @@
           <w:numId w:val="6"/>
         </w:numPr>
         <w:ind w:left="714" w:hanging="357"/>
-      </w:pPr>
-      <w:r>
+        <w:rPr>
+          <w:szCs w:val="20"/>
+        </w:rPr>
+      </w:pPr>
+      <w:r>
+        <w:rPr>
+          <w:szCs w:val="20"/>
+        </w:rPr>
+        <w:lastRenderedPageBreak/>
         <w:t>Não</w:t>
       </w:r>
       <w:r>
+        <w:rPr>
+          <w:szCs w:val="20"/>
+        </w:rPr>
         <w:t xml:space="preserve"> </w:t>
       </w:r>
       <w:r>
+        <w:rPr>
+          <w:szCs w:val="20"/>
+        </w:rPr>
         <w:t>use</w:t>
       </w:r>
       <w:r>
+        <w:rPr>
+          <w:szCs w:val="20"/>
+        </w:rPr>
         <w:t xml:space="preserve"> </w:t>
       </w:r>
       <w:r>
+        <w:rPr>
+          <w:szCs w:val="20"/>
+        </w:rPr>
         <w:t>o</w:t>
       </w:r>
       <w:r>
+        <w:rPr>
+          <w:szCs w:val="20"/>
+        </w:rPr>
         <w:t xml:space="preserve"> </w:t>
       </w:r>
       <w:r>
+        <w:rPr>
+          <w:szCs w:val="20"/>
+        </w:rPr>
         <w:t>itálico</w:t>
       </w:r>
       <w:r>
+        <w:rPr>
+          <w:szCs w:val="20"/>
+        </w:rPr>
         <w:t xml:space="preserve"> </w:t>
       </w:r>
       <w:r>
+        <w:rPr>
+          <w:szCs w:val="20"/>
+        </w:rPr>
         <w:t>em</w:t>
       </w:r>
       <w:r>
+        <w:rPr>
+          <w:szCs w:val="20"/>
+        </w:rPr>
         <w:t xml:space="preserve"> </w:t>
       </w:r>
       <w:r>
+        <w:rPr>
+          <w:szCs w:val="20"/>
+        </w:rPr>
         <w:t>expressões</w:t>
       </w:r>
       <w:r>
+        <w:rPr>
+          <w:szCs w:val="20"/>
+        </w:rPr>
         <w:t xml:space="preserve"> </w:t>
       </w:r>
       <w:r>
+        <w:rPr>
+          <w:szCs w:val="20"/>
+        </w:rPr>
         <w:t>e</w:t>
       </w:r>
       <w:r>
+        <w:rPr>
+          <w:szCs w:val="20"/>
+        </w:rPr>
         <w:t xml:space="preserve"> </w:t>
       </w:r>
       <w:r>
+        <w:rPr>
+          <w:szCs w:val="20"/>
+        </w:rPr>
         <w:t>abreviaturas</w:t>
       </w:r>
       <w:r>
+        <w:rPr>
+          <w:szCs w:val="20"/>
+        </w:rPr>
         <w:t xml:space="preserve"> </w:t>
       </w:r>
       <w:r>
+        <w:rPr>
+          <w:szCs w:val="20"/>
+        </w:rPr>
         <w:t>estrangeiras</w:t>
       </w:r>
       <w:r>
+        <w:rPr>
+          <w:szCs w:val="20"/>
+        </w:rPr>
         <w:t xml:space="preserve"> </w:t>
       </w:r>
       <w:r>
+        <w:rPr>
+          <w:szCs w:val="20"/>
+        </w:rPr>
         <w:t>comuns</w:t>
       </w:r>
       <w:r>
+        <w:rPr>
+          <w:szCs w:val="20"/>
+        </w:rPr>
         <w:t xml:space="preserve"> </w:t>
       </w:r>
       <w:r>
+        <w:rPr>
+          <w:szCs w:val="20"/>
+        </w:rPr>
         <w:t>em</w:t>
       </w:r>
       <w:r>
+        <w:rPr>
+          <w:szCs w:val="20"/>
+        </w:rPr>
         <w:t xml:space="preserve"> </w:t>
       </w:r>
       <w:r>
+        <w:rPr>
+          <w:szCs w:val="20"/>
+        </w:rPr>
         <w:t>português,</w:t>
       </w:r>
       <w:r>
+        <w:rPr>
+          <w:szCs w:val="20"/>
+        </w:rPr>
         <w:t xml:space="preserve"> </w:t>
       </w:r>
       <w:r>
+        <w:rPr>
+          <w:szCs w:val="20"/>
+        </w:rPr>
         <w:t>como</w:t>
       </w:r>
       <w:r>
+        <w:rPr>
+          <w:szCs w:val="20"/>
+        </w:rPr>
         <w:t xml:space="preserve"> </w:t>
       </w:r>
       <w:r>
-        <w:t xml:space="preserve">a priori, et al.. </w:t>
+        <w:rPr>
+          <w:szCs w:val="20"/>
+        </w:rPr>
+        <w:t xml:space="preserve">a priori, </w:t>
+      </w:r>
+      <w:r>
+        <w:rPr>
+          <w:i/>
+          <w:iCs/>
+          <w:szCs w:val="20"/>
+        </w:rPr>
+        <w:t>et al.</w:t>
+      </w:r>
+      <w:r>
+        <w:rPr>
+          <w:szCs w:val="20"/>
+        </w:rPr>
+        <w:t>.</w:t>
+      </w:r>
+      <w:r>
+        <w:rPr>
+          <w:szCs w:val="20"/>
+        </w:rPr>
+        <w:t xml:space="preserve"> </w:t>
       </w:r>
     </w:p>
     <w:p>
@@ -2073,9 +2983,39 @@
           <w:numId w:val="6"/>
         </w:numPr>
         <w:ind w:left="714" w:hanging="357"/>
-      </w:pPr>
-      <w:r>
-        <w:t xml:space="preserve">As abreviatura latinas devem ser usadas entre parêntesis: e.g., i.e., etc. </w:t>
+        <w:rPr>
+          <w:szCs w:val="20"/>
+        </w:rPr>
+      </w:pPr>
+      <w:r>
+        <w:rPr>
+          <w:szCs w:val="20"/>
+        </w:rPr>
+        <w:t>As abreviatura</w:t>
+      </w:r>
+      <w:r>
+        <w:rPr>
+          <w:szCs w:val="20"/>
+        </w:rPr>
+        <w:t>s</w:t>
+      </w:r>
+      <w:r>
+        <w:rPr>
+          <w:szCs w:val="20"/>
+        </w:rPr>
+        <w:t xml:space="preserve"> latinas devem ser usadas entre parêntes</w:t>
+      </w:r>
+      <w:r>
+        <w:rPr>
+          <w:szCs w:val="20"/>
+        </w:rPr>
+        <w:t>e</w:t>
+      </w:r>
+      <w:r>
+        <w:rPr>
+          <w:szCs w:val="20"/>
+        </w:rPr>
+        <w:t xml:space="preserve">s: e.g., i.e., etc. </w:t>
       </w:r>
     </w:p>
     <w:p>
@@ -2086,9 +3026,15 @@
           <w:numId w:val="6"/>
         </w:numPr>
         <w:ind w:left="714" w:hanging="357"/>
-      </w:pPr>
-      <w:r>
-        <w:t xml:space="preserve">Use as aspas duplas para neologismos ou citações. </w:t>
+        <w:rPr>
+          <w:szCs w:val="20"/>
+        </w:rPr>
+      </w:pPr>
+      <w:r>
+        <w:rPr>
+          <w:szCs w:val="20"/>
+        </w:rPr>
+        <w:t xml:space="preserve">Use aspas duplas para neologismos ou citações. </w:t>
       </w:r>
     </w:p>
     <w:p>
@@ -2099,142 +3045,473 @@
           <w:numId w:val="6"/>
         </w:numPr>
         <w:ind w:left="714" w:hanging="357"/>
-      </w:pPr>
-      <w:r>
-        <w:t xml:space="preserve">Quando parafrasear ou citar o trabalho de um autor, deve indicar a fonte. Caso contrário está a cometer plágio, punido pela Lei 45/85 de 17 de Setembro. </w:t>
+        <w:rPr>
+          <w:szCs w:val="20"/>
+        </w:rPr>
+      </w:pPr>
+      <w:r>
+        <w:rPr>
+          <w:szCs w:val="20"/>
+        </w:rPr>
+        <w:t>A</w:t>
+      </w:r>
+      <w:r>
+        <w:rPr>
+          <w:szCs w:val="20"/>
+        </w:rPr>
+        <w:t>o parafrasear ou citar o trabalho de um autor, deve indicar a fonte. Caso contrário</w:t>
+      </w:r>
+      <w:r>
+        <w:rPr>
+          <w:szCs w:val="20"/>
+        </w:rPr>
+        <w:t>,</w:t>
+      </w:r>
+      <w:r>
+        <w:rPr>
+          <w:szCs w:val="20"/>
+        </w:rPr>
+        <w:t xml:space="preserve"> está a cometer plágio, punido pela Lei 45/85</w:t>
+      </w:r>
+      <w:r>
+        <w:rPr>
+          <w:szCs w:val="20"/>
+        </w:rPr>
+        <w:t>,</w:t>
+      </w:r>
+      <w:r>
+        <w:rPr>
+          <w:szCs w:val="20"/>
+        </w:rPr>
+        <w:t xml:space="preserve"> de 17 de Setembro. </w:t>
       </w:r>
     </w:p>
     <w:p>
       <w:pPr>
         <w:pStyle w:val="Title"/>
         <w:rPr>
-          <w:sz w:val="24"/>
-          <w:szCs w:val="24"/>
+          <w:bCs/>
+          <w:sz w:val="20"/>
+          <w:szCs w:val="20"/>
           <w:lang w:val="pt-PT"/>
         </w:rPr>
       </w:pPr>
       <w:r>
         <w:rPr>
+          <w:bCs/>
+          <w:sz w:val="20"/>
+          <w:szCs w:val="20"/>
           <w:lang w:val="pt-PT"/>
         </w:rPr>
         <w:t>Parágrafo</w:t>
       </w:r>
     </w:p>
     <w:p>
-      <w:r>
-        <w:t xml:space="preserve">Um parágrafo deve iniciar-se com uma frase curta e que contém a informação principal. As restantes devem acompanhar o conteúdo apresentado na primeira. A última deve fazer a ligação ao parágrafo seguinte. </w:t>
-      </w:r>
-    </w:p>
-    <w:p>
-      <w:r>
-        <w:t xml:space="preserve">Os parágrafos devem interligar-se de forma lógica. </w:t>
+      <w:pPr>
+        <w:rPr>
+          <w:szCs w:val="20"/>
+        </w:rPr>
+      </w:pPr>
+      <w:r>
+        <w:rPr>
+          <w:szCs w:val="20"/>
+        </w:rPr>
+        <w:t xml:space="preserve">Um parágrafo deve iniciar-se com uma frase curta que contém a informação principal. As restantes devem acompanhar o conteúdo apresentado na primeira. A última deve fazer a ligação ao parágrafo seguinte. </w:t>
+      </w:r>
+    </w:p>
+    <w:p>
+      <w:pPr>
+        <w:rPr>
+          <w:szCs w:val="20"/>
+        </w:rPr>
+      </w:pPr>
+      <w:r>
+        <w:rPr>
+          <w:szCs w:val="20"/>
+        </w:rPr>
+        <w:t xml:space="preserve">Os parágrafos devem interligar-se </w:t>
+      </w:r>
+      <w:r>
+        <w:rPr>
+          <w:szCs w:val="20"/>
+        </w:rPr>
+        <w:t>logicamente</w:t>
+      </w:r>
+      <w:r>
+        <w:rPr>
+          <w:szCs w:val="20"/>
+        </w:rPr>
+        <w:t xml:space="preserve">. </w:t>
       </w:r>
     </w:p>
     <w:p>
       <w:pPr>
         <w:pStyle w:val="Title"/>
         <w:rPr>
+          <w:bCs/>
+          <w:sz w:val="20"/>
+          <w:szCs w:val="20"/>
           <w:lang w:val="pt-PT"/>
         </w:rPr>
       </w:pPr>
       <w:r>
         <w:rPr>
+          <w:bCs/>
+          <w:sz w:val="20"/>
+          <w:szCs w:val="20"/>
           <w:lang w:val="pt-PT"/>
         </w:rPr>
         <w:t xml:space="preserve">Bibliografia </w:t>
       </w:r>
     </w:p>
     <w:p>
-      <w:r>
+      <w:pPr>
+        <w:rPr>
+          <w:szCs w:val="20"/>
+        </w:rPr>
+      </w:pPr>
+      <w:r>
+        <w:rPr>
+          <w:szCs w:val="20"/>
+        </w:rPr>
         <w:t>As referências são listadas pela ordem alfabética do apelido dos autores e depois por ordem cronológica quando o nome se repetir</w:t>
       </w:r>
       <w:r>
+        <w:rPr>
+          <w:szCs w:val="20"/>
+        </w:rPr>
         <w:t>.</w:t>
       </w:r>
     </w:p>
     <w:p>
-      <w:r>
-        <w:rPr>
-          <w:b/>
+      <w:pPr>
+        <w:rPr>
+          <w:szCs w:val="20"/>
+        </w:rPr>
+      </w:pPr>
+      <w:r>
+        <w:rPr>
+          <w:szCs w:val="20"/>
         </w:rPr>
         <w:t>Livros</w:t>
       </w:r>
       <w:r>
-        <w:t xml:space="preserve"> Deve constar o nome original de um livro escrito em língua estrangeira. Pede-se que seja inserido as páginas consultadas.</w:t>
-      </w:r>
-    </w:p>
-    <w:p>
-      <w:r>
-        <w:rPr>
-          <w:b/>
-        </w:rPr>
-        <w:t>websites</w:t>
-      </w:r>
-      <w:r>
+        <w:rPr>
+          <w:szCs w:val="20"/>
+        </w:rPr>
+        <w:t>:</w:t>
+      </w:r>
+      <w:r>
+        <w:rPr>
+          <w:szCs w:val="20"/>
+        </w:rPr>
+        <w:t xml:space="preserve"> </w:t>
+      </w:r>
+      <w:r>
+        <w:rPr>
+          <w:szCs w:val="20"/>
+        </w:rPr>
+        <w:t>d</w:t>
+      </w:r>
+      <w:r>
+        <w:rPr>
+          <w:szCs w:val="20"/>
+        </w:rPr>
+        <w:t>eve constar o nome original de um livro escrito em língua estrangeira. Pede-se que seja</w:t>
+      </w:r>
+      <w:r>
+        <w:rPr>
+          <w:szCs w:val="20"/>
+        </w:rPr>
+        <w:t>m</w:t>
+      </w:r>
+      <w:r>
+        <w:rPr>
+          <w:szCs w:val="20"/>
+        </w:rPr>
+        <w:t xml:space="preserve"> inserid</w:t>
+      </w:r>
+      <w:r>
+        <w:rPr>
+          <w:szCs w:val="20"/>
+        </w:rPr>
+        <w:t>as</w:t>
+      </w:r>
+      <w:r>
+        <w:rPr>
+          <w:szCs w:val="20"/>
+        </w:rPr>
+        <w:t xml:space="preserve"> as páginas consultadas.</w:t>
+      </w:r>
+    </w:p>
+    <w:p>
+      <w:pPr>
+        <w:rPr>
+          <w:szCs w:val="20"/>
+        </w:rPr>
+      </w:pPr>
+      <w:r>
+        <w:rPr>
+          <w:szCs w:val="20"/>
+        </w:rPr>
+        <w:t>W</w:t>
+      </w:r>
+      <w:r>
+        <w:rPr>
+          <w:szCs w:val="20"/>
+        </w:rPr>
+        <w:t>ebsites</w:t>
+      </w:r>
+      <w:r>
+        <w:rPr>
+          <w:szCs w:val="20"/>
+        </w:rPr>
+        <w:t>:</w:t>
+      </w:r>
+      <w:r>
+        <w:rPr>
+          <w:szCs w:val="20"/>
+        </w:rPr>
         <w:t xml:space="preserve"> Os sítios da internet consultados ta</w:t>
       </w:r>
       <w:r>
+        <w:rPr>
+          <w:szCs w:val="20"/>
+        </w:rPr>
         <w:t>mbém devem constar nas referên</w:t>
       </w:r>
       <w:r>
+        <w:rPr>
+          <w:szCs w:val="20"/>
+        </w:rPr>
         <w:t>cias. Pede-se que seja introduzido o dia de consulta do mesmo.</w:t>
       </w:r>
     </w:p>
     <w:p>
-      <w:r>
-        <w:rPr>
-          <w:b/>
+      <w:pPr>
+        <w:rPr>
+          <w:szCs w:val="20"/>
+        </w:rPr>
+      </w:pPr>
+      <w:r>
+        <w:rPr>
+          <w:szCs w:val="20"/>
         </w:rPr>
         <w:t>Artigos</w:t>
       </w:r>
       <w:r>
-        <w:t xml:space="preserve"> Deve citar aqueles que se encontram indexados e submeti</w:t>
-      </w:r>
-      <w:r>
+        <w:rPr>
+          <w:szCs w:val="20"/>
+        </w:rPr>
+        <w:t>:</w:t>
+      </w:r>
+      <w:r>
+        <w:rPr>
+          <w:szCs w:val="20"/>
+        </w:rPr>
+        <w:t xml:space="preserve"> Deve citar aqueles que </w:t>
+      </w:r>
+      <w:r>
+        <w:rPr>
+          <w:szCs w:val="20"/>
+        </w:rPr>
+        <w:t>estão</w:t>
+      </w:r>
+      <w:r>
+        <w:rPr>
+          <w:szCs w:val="20"/>
+        </w:rPr>
+        <w:t xml:space="preserve"> indexados e submeti</w:t>
+      </w:r>
+      <w:r>
+        <w:rPr>
+          <w:szCs w:val="20"/>
+        </w:rPr>
         <w:t>dos a revisão independente. No I</w:t>
       </w:r>
       <w:r>
-        <w:t>nstituto Thomson Reuters são fornecidas listas de toda a bibliografia que obedece a esse grau de exigência.</w:t>
-      </w:r>
-    </w:p>
-    <w:p>
-      <w:r>
-        <w:rPr>
-          <w:b/>
+        <w:rPr>
+          <w:szCs w:val="20"/>
+        </w:rPr>
+        <w:t>nstituto Thomson Reuters</w:t>
+      </w:r>
+      <w:r>
+        <w:rPr>
+          <w:szCs w:val="20"/>
+        </w:rPr>
+        <w:t>,</w:t>
+      </w:r>
+      <w:r>
+        <w:rPr>
+          <w:szCs w:val="20"/>
+        </w:rPr>
+        <w:t xml:space="preserve"> são fornecidas listas de toda a bibliografia que </w:t>
+      </w:r>
+      <w:r>
+        <w:rPr>
+          <w:szCs w:val="20"/>
+        </w:rPr>
+        <w:t>atend</w:t>
+      </w:r>
+      <w:r>
+        <w:rPr>
+          <w:szCs w:val="20"/>
+        </w:rPr>
+        <w:t>e a esse grau de exigência.</w:t>
+      </w:r>
+    </w:p>
+    <w:p>
+      <w:pPr>
+        <w:rPr>
+          <w:szCs w:val="20"/>
+        </w:rPr>
+      </w:pPr>
+      <w:r>
+        <w:rPr>
+          <w:szCs w:val="20"/>
         </w:rPr>
         <w:t>Trabalhos</w:t>
       </w:r>
       <w:r>
-        <w:t xml:space="preserve"> Se o trabalho citado não tiver data, coloque o nome do autor seguido da indicação “sem data”. Se a citação for relativa a uma comunicação pessoal, então faça-o do modo seguinte: M. Mjhdsh (comunicação pessoal, 13 de Março 2017). Noutros trabalhos não publicados, deve constar a seguinte informação: “Dissertação (ou, Relatório) de Mestrado (ou Doutoramento, ou Final de Curso) não publicada(o).</w:t>
-      </w:r>
-    </w:p>
-    <w:p>
-      <w:r>
+        <w:rPr>
+          <w:szCs w:val="20"/>
+        </w:rPr>
+        <w:t>:</w:t>
+      </w:r>
+      <w:r>
+        <w:rPr>
+          <w:szCs w:val="20"/>
+        </w:rPr>
+        <w:t xml:space="preserve"> Se o trabalho citado não tiver data, coloque o nome do autor seguido da indicação “sem data”. Se a citação for relativa a uma comunicação pessoal, </w:t>
+      </w:r>
+      <w:r>
+        <w:rPr>
+          <w:szCs w:val="20"/>
+        </w:rPr>
+        <w:t>faça-a</w:t>
+      </w:r>
+      <w:r>
+        <w:rPr>
+          <w:szCs w:val="20"/>
+        </w:rPr>
+        <w:t xml:space="preserve"> do modo seguinte: M. Mjhdsh (comunicação pessoal, 13 de </w:t>
+      </w:r>
+      <w:r>
+        <w:rPr>
+          <w:szCs w:val="20"/>
+        </w:rPr>
+        <w:t>março de</w:t>
+      </w:r>
+      <w:r>
+        <w:rPr>
+          <w:szCs w:val="20"/>
+        </w:rPr>
+        <w:t xml:space="preserve"> 2017). Noutros trabalhos não publicados, deve constar a seguinte informação: “Dissertação (ou, Relatório) de Mestrado (ou Doutoramento, ou Final de Curso) não publicada(o)</w:t>
+      </w:r>
+      <w:r>
+        <w:rPr>
+          <w:szCs w:val="20"/>
+        </w:rPr>
+        <w:t>”</w:t>
+      </w:r>
+      <w:r>
+        <w:rPr>
+          <w:szCs w:val="20"/>
+        </w:rPr>
+        <w:t>.</w:t>
+      </w:r>
+    </w:p>
+    <w:p>
+      <w:pPr>
+        <w:rPr>
+          <w:szCs w:val="20"/>
+        </w:rPr>
+      </w:pPr>
+      <w:r>
+        <w:rPr>
+          <w:szCs w:val="20"/>
+        </w:rPr>
         <w:t>Por uma questão de simplificação, pode recorrer ao Google Académico</w:t>
       </w:r>
       <w:r>
         <w:rPr>
           <w:position w:val="10"/>
-          <w:sz w:val="22"/>
-          <w:szCs w:val="22"/>
+          <w:szCs w:val="20"/>
         </w:rPr>
         <w:t xml:space="preserve">1 </w:t>
       </w:r>
       <w:r>
+        <w:rPr>
+          <w:szCs w:val="20"/>
+        </w:rPr>
         <w:t>e retirar a informação que consta no sítio Citar no formato adequado.</w:t>
       </w:r>
     </w:p>
     <w:p>
       <w:pPr>
         <w:pStyle w:val="Texto"/>
-      </w:pPr>
-      <w:r>
-        <w:t>No final agradece-se que o grave no formato pdf, assim garante-se a não desformatação do documento.</w:t>
+        <w:rPr>
+          <w:b w:val="0"/>
+          <w:szCs w:val="20"/>
+        </w:rPr>
+      </w:pPr>
+      <w:r>
+        <w:rPr>
+          <w:b w:val="0"/>
+          <w:szCs w:val="20"/>
+        </w:rPr>
+        <w:t>No final</w:t>
+      </w:r>
+      <w:r>
+        <w:rPr>
+          <w:b w:val="0"/>
+          <w:szCs w:val="20"/>
+        </w:rPr>
+        <w:t>,</w:t>
+      </w:r>
+      <w:r>
+        <w:rPr>
+          <w:b w:val="0"/>
+          <w:szCs w:val="20"/>
+        </w:rPr>
+        <w:t xml:space="preserve"> agradece-se que o grave no formato </w:t>
+      </w:r>
+      <w:r>
+        <w:rPr>
+          <w:b w:val="0"/>
+          <w:szCs w:val="20"/>
+        </w:rPr>
+        <w:t>PDF</w:t>
+      </w:r>
+      <w:r>
+        <w:rPr>
+          <w:b w:val="0"/>
+          <w:szCs w:val="20"/>
+        </w:rPr>
+        <w:t>, assim</w:t>
+      </w:r>
+      <w:r>
+        <w:rPr>
+          <w:b w:val="0"/>
+          <w:szCs w:val="20"/>
+        </w:rPr>
+        <w:t>,</w:t>
+      </w:r>
+      <w:r>
+        <w:rPr>
+          <w:b w:val="0"/>
+          <w:szCs w:val="20"/>
+        </w:rPr>
+        <w:t xml:space="preserve"> garante-se a não desformatação do documento.</w:t>
       </w:r>
     </w:p>
     <w:p>
       <w:pPr>
         <w:pStyle w:val="Texto"/>
+        <w:rPr>
+          <w:b w:val="0"/>
+          <w:szCs w:val="20"/>
+        </w:rPr>
       </w:pPr>
     </w:p>
     <w:p>
@@ -2243,84 +3520,229 @@
       </w:pPr>
       <w:bookmarkStart w:id="1" w:name="_Toc351197351"/>
       <w:r>
+        <w:t>Tutorial</w:t>
+      </w:r>
+      <w:bookmarkEnd w:id="1"/>
+    </w:p>
+    <w:p>
+      <w:pPr>
+        <w:rPr>
+          <w:szCs w:val="20"/>
+        </w:rPr>
+      </w:pPr>
+      <w:r>
+        <w:rPr>
+          <w:szCs w:val="20"/>
+        </w:rPr>
+        <w:t xml:space="preserve">Este capítulo irá mostrar como inserir tabelas, figuras e/ou listagens. Considere-se que </w:t>
+      </w:r>
+      <w:r>
+        <w:rPr>
+          <w:szCs w:val="20"/>
+        </w:rPr>
+        <w:t xml:space="preserve">as </w:t>
+      </w:r>
+      <w:r>
+        <w:rPr>
+          <w:szCs w:val="20"/>
+        </w:rPr>
+        <w:t>listagens não são todo o código</w:t>
+      </w:r>
+      <w:r>
+        <w:rPr>
+          <w:szCs w:val="20"/>
+        </w:rPr>
+        <w:t>,</w:t>
+      </w:r>
+      <w:r>
+        <w:rPr>
+          <w:szCs w:val="20"/>
+        </w:rPr>
+        <w:t xml:space="preserve"> mas</w:t>
+      </w:r>
+      <w:r>
+        <w:rPr>
+          <w:szCs w:val="20"/>
+        </w:rPr>
+        <w:t xml:space="preserve"> apenas</w:t>
+      </w:r>
+      <w:r>
+        <w:rPr>
+          <w:szCs w:val="20"/>
+        </w:rPr>
+        <w:t xml:space="preserve"> partes </w:t>
+      </w:r>
+      <w:r>
+        <w:rPr>
+          <w:szCs w:val="20"/>
+        </w:rPr>
+        <w:t>dele</w:t>
+      </w:r>
+      <w:r>
+        <w:rPr>
+          <w:szCs w:val="20"/>
+        </w:rPr>
+        <w:t>. Estas irão su</w:t>
+      </w:r>
+      <w:r>
+        <w:rPr>
+          <w:szCs w:val="20"/>
+        </w:rPr>
+        <w:t>sten</w:t>
+      </w:r>
+      <w:r>
+        <w:rPr>
+          <w:szCs w:val="20"/>
+        </w:rPr>
+        <w:t>tar algumas frases dos parágrafos escritos. Não se esqueça, que todas as tabelas, figuras e listagens devem ser referenciadas no corpo do texto.</w:t>
+      </w:r>
+    </w:p>
+    <w:p>
+      <w:pPr>
+        <w:rPr>
+          <w:szCs w:val="20"/>
+        </w:rPr>
+      </w:pPr>
+      <w:r>
+        <w:rPr>
+          <w:szCs w:val="20"/>
+        </w:rPr>
         <w:lastRenderedPageBreak/>
-        <w:t>Tutorial</w:t>
-      </w:r>
-      <w:bookmarkEnd w:id="1"/>
-    </w:p>
-    <w:p>
-      <w:r>
-        <w:t>Este capítulo irá mostrar como pode inserir tabelas, figuras e/ou listagens. Considere- se que listagens não são todo o código mas partes do código. Estas irão suportar algumas frases dos parágrafos escritos. Não se esqueça, que todas as tabelas, figuras e listagens devem ser referenciadas no corpo do texto.</w:t>
-      </w:r>
-    </w:p>
-    <w:p>
-      <w:r>
-        <w:t>As tabelas, podem ser feitas no word, powerpoint ou em qualquer outr</w:t>
-      </w:r>
-      <w:r>
-        <w:t xml:space="preserve">a aplicação, como por exemplo a </w:t>
-      </w:r>
-      <w:r>
+        <w:t xml:space="preserve">As </w:t>
+      </w:r>
+      <w:r>
+        <w:rPr>
+          <w:szCs w:val="20"/>
+        </w:rPr>
+        <w:t>tabelas podem ser feitas no Word, powerpoint ou em qualquer outra aplicação, como, por exemplo,</w:t>
+      </w:r>
+      <w:r>
+        <w:rPr>
+          <w:szCs w:val="20"/>
+        </w:rPr>
+        <w:t xml:space="preserve"> a </w:t>
+      </w:r>
+      <w:r>
+        <w:rPr>
+          <w:szCs w:val="20"/>
+        </w:rPr>
         <w:fldChar w:fldCharType="begin"/>
       </w:r>
       <w:r>
+        <w:rPr>
+          <w:szCs w:val="20"/>
+        </w:rPr>
         <w:instrText xml:space="preserve"> REF _Ref351197168 \h </w:instrText>
       </w:r>
       <w:r>
+        <w:rPr>
+          <w:szCs w:val="20"/>
+        </w:rPr>
+        <w:instrText xml:space="preserve"> \* MERGEFORMAT </w:instrText>
+      </w:r>
+      <w:r>
+        <w:rPr>
+          <w:szCs w:val="20"/>
+        </w:rPr>
+      </w:r>
+      <w:r>
+        <w:rPr>
+          <w:szCs w:val="20"/>
+        </w:rPr>
         <w:fldChar w:fldCharType="separate"/>
       </w:r>
       <w:r>
-        <w:t xml:space="preserve">Tabela </w:t>
-      </w:r>
-      <w:r>
-        <w:t>1</w:t>
-      </w:r>
-      <w:r>
+        <w:rPr>
+          <w:szCs w:val="20"/>
+        </w:rPr>
+        <w:t>Tabela 1</w:t>
+      </w:r>
+      <w:r>
+        <w:rPr>
+          <w:szCs w:val="20"/>
+        </w:rPr>
         <w:fldChar w:fldCharType="end"/>
       </w:r>
       <w:r>
         <w:rPr>
           <w:rStyle w:val="FootnoteReference"/>
+          <w:szCs w:val="20"/>
         </w:rPr>
         <w:footnoteReference w:id="1"/>
       </w:r>
       <w:r>
+        <w:rPr>
+          <w:szCs w:val="20"/>
+        </w:rPr>
         <w:t>.</w:t>
       </w:r>
     </w:p>
     <w:p>
       <w:pPr>
+        <w:rPr>
+          <w:szCs w:val="20"/>
+        </w:rPr>
+      </w:pPr>
+    </w:p>
+    <w:p>
+      <w:pPr>
         <w:pStyle w:val="Caption"/>
+        <w:rPr>
+          <w:sz w:val="20"/>
+          <w:szCs w:val="20"/>
+        </w:rPr>
       </w:pPr>
       <w:bookmarkStart w:id="2" w:name="_Ref351197168"/>
       <w:bookmarkStart w:id="3" w:name="_Toc351197333"/>
       <w:r>
+        <w:rPr>
+          <w:sz w:val="20"/>
+          <w:szCs w:val="20"/>
+        </w:rPr>
         <w:t xml:space="preserve">Tabela </w:t>
       </w:r>
       <w:r>
+        <w:rPr>
+          <w:sz w:val="20"/>
+          <w:szCs w:val="20"/>
+        </w:rPr>
         <w:fldChar w:fldCharType="begin"/>
       </w:r>
       <w:r>
+        <w:rPr>
+          <w:sz w:val="20"/>
+          <w:szCs w:val="20"/>
+        </w:rPr>
         <w:instrText xml:space="preserve"> SEQ Tabela \* ARABIC </w:instrText>
       </w:r>
       <w:r>
+        <w:rPr>
+          <w:sz w:val="20"/>
+          <w:szCs w:val="20"/>
+        </w:rPr>
         <w:fldChar w:fldCharType="separate"/>
       </w:r>
       <w:r>
+        <w:rPr>
+          <w:sz w:val="20"/>
+          <w:szCs w:val="20"/>
+        </w:rPr>
         <w:t>1</w:t>
       </w:r>
       <w:r>
+        <w:rPr>
+          <w:sz w:val="20"/>
+          <w:szCs w:val="20"/>
+        </w:rPr>
         <w:fldChar w:fldCharType="end"/>
       </w:r>
       <w:bookmarkEnd w:id="2"/>
       <w:r>
-        <w:t xml:space="preserve"> – Tabela da </w:t>
-      </w:r>
-      <w:r>
-        <w:t>operação</w:t>
-      </w:r>
-      <w:r>
-        <w:t xml:space="preserve"> XOR (exclusive OR)</w:t>
+        <w:rPr>
+          <w:sz w:val="20"/>
+          <w:szCs w:val="20"/>
+        </w:rPr>
+        <w:t xml:space="preserve"> – Tabela da operação XOR (exclusive OR)</w:t>
       </w:r>
       <w:bookmarkEnd w:id="3"/>
     </w:p>
@@ -2342,7 +3764,15 @@
             <w:tcW w:w="1520" w:type="dxa"/>
           </w:tcPr>
           <w:p>
+            <w:pPr>
+              <w:rPr>
+                <w:szCs w:val="20"/>
+              </w:rPr>
+            </w:pPr>
             <w:r>
+              <w:rPr>
+                <w:szCs w:val="20"/>
+              </w:rPr>
               <w:t>Entrada A</w:t>
             </w:r>
           </w:p>
@@ -2352,7 +3782,15 @@
             <w:tcW w:w="1520" w:type="dxa"/>
           </w:tcPr>
           <w:p>
+            <w:pPr>
+              <w:rPr>
+                <w:szCs w:val="20"/>
+              </w:rPr>
+            </w:pPr>
             <w:r>
+              <w:rPr>
+                <w:szCs w:val="20"/>
+              </w:rPr>
               <w:t>Entrada B</w:t>
             </w:r>
           </w:p>
@@ -2362,7 +3800,15 @@
             <w:tcW w:w="1520" w:type="dxa"/>
           </w:tcPr>
           <w:p>
+            <w:pPr>
+              <w:rPr>
+                <w:szCs w:val="20"/>
+              </w:rPr>
+            </w:pPr>
             <w:r>
+              <w:rPr>
+                <w:szCs w:val="20"/>
+              </w:rPr>
               <w:t>Saída R</w:t>
             </w:r>
           </w:p>
@@ -2374,7 +3820,15 @@
             <w:tcW w:w="1520" w:type="dxa"/>
           </w:tcPr>
           <w:p>
+            <w:pPr>
+              <w:rPr>
+                <w:szCs w:val="20"/>
+              </w:rPr>
+            </w:pPr>
             <w:r>
+              <w:rPr>
+                <w:szCs w:val="20"/>
+              </w:rPr>
               <w:t>Falso</w:t>
             </w:r>
           </w:p>
@@ -2384,7 +3838,15 @@
             <w:tcW w:w="1520" w:type="dxa"/>
           </w:tcPr>
           <w:p>
+            <w:pPr>
+              <w:rPr>
+                <w:szCs w:val="20"/>
+              </w:rPr>
+            </w:pPr>
             <w:r>
+              <w:rPr>
+                <w:szCs w:val="20"/>
+              </w:rPr>
               <w:t>Falso</w:t>
             </w:r>
           </w:p>
@@ -2394,7 +3856,15 @@
             <w:tcW w:w="1520" w:type="dxa"/>
           </w:tcPr>
           <w:p>
+            <w:pPr>
+              <w:rPr>
+                <w:szCs w:val="20"/>
+              </w:rPr>
+            </w:pPr>
             <w:r>
+              <w:rPr>
+                <w:szCs w:val="20"/>
+              </w:rPr>
               <w:t>Falso</w:t>
             </w:r>
           </w:p>
@@ -2406,7 +3876,15 @@
             <w:tcW w:w="1520" w:type="dxa"/>
           </w:tcPr>
           <w:p>
+            <w:pPr>
+              <w:rPr>
+                <w:szCs w:val="20"/>
+              </w:rPr>
+            </w:pPr>
             <w:r>
+              <w:rPr>
+                <w:szCs w:val="20"/>
+              </w:rPr>
               <w:t>Falso</w:t>
             </w:r>
           </w:p>
@@ -2416,7 +3894,15 @@
             <w:tcW w:w="1520" w:type="dxa"/>
           </w:tcPr>
           <w:p>
+            <w:pPr>
+              <w:rPr>
+                <w:szCs w:val="20"/>
+              </w:rPr>
+            </w:pPr>
             <w:r>
+              <w:rPr>
+                <w:szCs w:val="20"/>
+              </w:rPr>
               <w:t>Verdadeiro</w:t>
             </w:r>
           </w:p>
@@ -2426,7 +3912,15 @@
             <w:tcW w:w="1520" w:type="dxa"/>
           </w:tcPr>
           <w:p>
+            <w:pPr>
+              <w:rPr>
+                <w:szCs w:val="20"/>
+              </w:rPr>
+            </w:pPr>
             <w:r>
+              <w:rPr>
+                <w:szCs w:val="20"/>
+              </w:rPr>
               <w:t>Verdadeiro</w:t>
             </w:r>
           </w:p>
@@ -2438,7 +3932,15 @@
             <w:tcW w:w="1520" w:type="dxa"/>
           </w:tcPr>
           <w:p>
+            <w:pPr>
+              <w:rPr>
+                <w:szCs w:val="20"/>
+              </w:rPr>
+            </w:pPr>
             <w:r>
+              <w:rPr>
+                <w:szCs w:val="20"/>
+              </w:rPr>
               <w:t>Verdadeiro</w:t>
             </w:r>
           </w:p>
@@ -2448,7 +3950,15 @@
             <w:tcW w:w="1520" w:type="dxa"/>
           </w:tcPr>
           <w:p>
+            <w:pPr>
+              <w:rPr>
+                <w:szCs w:val="20"/>
+              </w:rPr>
+            </w:pPr>
             <w:r>
+              <w:rPr>
+                <w:szCs w:val="20"/>
+              </w:rPr>
               <w:t>Falso</w:t>
             </w:r>
           </w:p>
@@ -2458,7 +3968,15 @@
             <w:tcW w:w="1520" w:type="dxa"/>
           </w:tcPr>
           <w:p>
+            <w:pPr>
+              <w:rPr>
+                <w:szCs w:val="20"/>
+              </w:rPr>
+            </w:pPr>
             <w:r>
+              <w:rPr>
+                <w:szCs w:val="20"/>
+              </w:rPr>
               <w:t>Verdadeiro</w:t>
             </w:r>
           </w:p>
@@ -2470,7 +3988,15 @@
             <w:tcW w:w="1520" w:type="dxa"/>
           </w:tcPr>
           <w:p>
+            <w:pPr>
+              <w:rPr>
+                <w:szCs w:val="20"/>
+              </w:rPr>
+            </w:pPr>
             <w:r>
+              <w:rPr>
+                <w:szCs w:val="20"/>
+              </w:rPr>
               <w:t>Verdadeiro</w:t>
             </w:r>
           </w:p>
@@ -2480,7 +4006,15 @@
             <w:tcW w:w="1520" w:type="dxa"/>
           </w:tcPr>
           <w:p>
+            <w:pPr>
+              <w:rPr>
+                <w:szCs w:val="20"/>
+              </w:rPr>
+            </w:pPr>
             <w:r>
+              <w:rPr>
+                <w:szCs w:val="20"/>
+              </w:rPr>
               <w:t>Verdadeiro</w:t>
             </w:r>
           </w:p>
@@ -2490,67 +4024,174 @@
             <w:tcW w:w="1520" w:type="dxa"/>
           </w:tcPr>
           <w:p>
+            <w:pPr>
+              <w:rPr>
+                <w:szCs w:val="20"/>
+              </w:rPr>
+            </w:pPr>
             <w:r>
+              <w:rPr>
+                <w:szCs w:val="20"/>
+              </w:rPr>
               <w:t>Falso</w:t>
             </w:r>
           </w:p>
         </w:tc>
       </w:tr>
     </w:tbl>
-    <w:p/>
-    <w:p>
-      <w:r>
+    <w:p>
+      <w:pPr>
+        <w:rPr>
+          <w:szCs w:val="20"/>
+        </w:rPr>
+      </w:pPr>
+    </w:p>
+    <w:p>
+      <w:pPr>
+        <w:rPr>
+          <w:szCs w:val="20"/>
+        </w:rPr>
+      </w:pPr>
+      <w:r>
+        <w:rPr>
+          <w:szCs w:val="20"/>
+        </w:rPr>
         <w:t xml:space="preserve">A </w:t>
       </w:r>
       <w:r>
+        <w:rPr>
+          <w:szCs w:val="20"/>
+        </w:rPr>
         <w:fldChar w:fldCharType="begin"/>
       </w:r>
       <w:r>
+        <w:rPr>
+          <w:szCs w:val="20"/>
+        </w:rPr>
         <w:instrText xml:space="preserve"> REF _Ref351197168 \h </w:instrText>
       </w:r>
       <w:r>
+        <w:rPr>
+          <w:szCs w:val="20"/>
+        </w:rPr>
+        <w:instrText xml:space="preserve"> \* MERGEFORMAT </w:instrText>
+      </w:r>
+      <w:r>
+        <w:rPr>
+          <w:szCs w:val="20"/>
+        </w:rPr>
+      </w:r>
+      <w:r>
+        <w:rPr>
+          <w:szCs w:val="20"/>
+        </w:rPr>
         <w:fldChar w:fldCharType="separate"/>
       </w:r>
       <w:r>
-        <w:t xml:space="preserve">Tabela </w:t>
-      </w:r>
-      <w:r>
-        <w:t>1</w:t>
-      </w:r>
-      <w:r>
+        <w:rPr>
+          <w:szCs w:val="20"/>
+        </w:rPr>
+        <w:t>Tabela 1</w:t>
+      </w:r>
+      <w:r>
+        <w:rPr>
+          <w:szCs w:val="20"/>
+        </w:rPr>
         <w:fldChar w:fldCharType="end"/>
       </w:r>
       <w:r>
+        <w:rPr>
+          <w:szCs w:val="20"/>
+        </w:rPr>
         <w:t xml:space="preserve"> apresenta a operação XOR (exclusive or; o ou exclusivo), muito utilizada em circuitos e expressões lógicas. </w:t>
       </w:r>
       <w:r>
-        <w:t xml:space="preserve">Em baixo, na </w:t>
-      </w:r>
-      <w:r>
+        <w:rPr>
+          <w:szCs w:val="20"/>
+        </w:rPr>
+        <w:t xml:space="preserve">Embaixo, na </w:t>
+      </w:r>
+      <w:r>
+        <w:rPr>
+          <w:szCs w:val="20"/>
+        </w:rPr>
         <w:fldChar w:fldCharType="begin"/>
       </w:r>
       <w:r>
+        <w:rPr>
+          <w:szCs w:val="20"/>
+        </w:rPr>
         <w:instrText xml:space="preserve"> REF _Ref351197256 \h </w:instrText>
       </w:r>
       <w:r>
+        <w:rPr>
+          <w:szCs w:val="20"/>
+        </w:rPr>
+        <w:instrText xml:space="preserve"> \* MERGEFORMAT </w:instrText>
+      </w:r>
+      <w:r>
+        <w:rPr>
+          <w:szCs w:val="20"/>
+        </w:rPr>
+      </w:r>
+      <w:r>
+        <w:rPr>
+          <w:szCs w:val="20"/>
+        </w:rPr>
         <w:fldChar w:fldCharType="separate"/>
       </w:r>
       <w:r>
-        <w:t xml:space="preserve">Figura </w:t>
-      </w:r>
-      <w:r>
-        <w:t>1</w:t>
-      </w:r>
-      <w:r>
+        <w:rPr>
+          <w:szCs w:val="20"/>
+        </w:rPr>
+        <w:t>Figura 1</w:t>
+      </w:r>
+      <w:r>
+        <w:rPr>
+          <w:szCs w:val="20"/>
+        </w:rPr>
         <w:fldChar w:fldCharType="end"/>
       </w:r>
       <w:r>
-        <w:t>, observamos duas imagens uma com qualidade superior, as imagens vectoriais.</w:t>
-      </w:r>
-    </w:p>
-    <w:p>
-      <w:r>
-        <w:rPr>
+        <w:rPr>
+          <w:szCs w:val="20"/>
+        </w:rPr>
+        <w:t>, observamos duas imagens</w:t>
+      </w:r>
+      <w:r>
+        <w:rPr>
+          <w:szCs w:val="20"/>
+        </w:rPr>
+        <w:t>,</w:t>
+      </w:r>
+      <w:r>
+        <w:rPr>
+          <w:szCs w:val="20"/>
+        </w:rPr>
+        <w:t xml:space="preserve"> uma com qualidade superior</w:t>
+      </w:r>
+      <w:r>
+        <w:rPr>
+          <w:szCs w:val="20"/>
+        </w:rPr>
+        <w:t>:</w:t>
+      </w:r>
+      <w:r>
+        <w:rPr>
+          <w:szCs w:val="20"/>
+        </w:rPr>
+        <w:t xml:space="preserve"> as imagens vectoriais.</w:t>
+      </w:r>
+    </w:p>
+    <w:p>
+      <w:pPr>
+        <w:rPr>
+          <w:szCs w:val="20"/>
+        </w:rPr>
+      </w:pPr>
+      <w:r>
+        <w:rPr>
+          <w:szCs w:val="20"/>
           <w:lang w:val="en-US" w:eastAsia="en-US"/>
         </w:rPr>
         <w:drawing>
@@ -2615,10 +4256,14 @@
         </w:drawing>
       </w:r>
       <w:r>
+        <w:rPr>
+          <w:szCs w:val="20"/>
+        </w:rPr>
         <w:t xml:space="preserve"> </w:t>
       </w:r>
       <w:r>
         <w:rPr>
+          <w:szCs w:val="20"/>
           <w:lang w:val="en-US" w:eastAsia="en-US"/>
         </w:rPr>
         <w:drawing>
@@ -2667,117 +4312,167 @@
     <w:p>
       <w:pPr>
         <w:pStyle w:val="Caption"/>
+        <w:rPr>
+          <w:sz w:val="20"/>
+          <w:szCs w:val="20"/>
+        </w:rPr>
       </w:pPr>
       <w:bookmarkStart w:id="4" w:name="_Ref351197256"/>
       <w:bookmarkStart w:id="5" w:name="_Toc351197325"/>
       <w:r>
+        <w:rPr>
+          <w:sz w:val="20"/>
+          <w:szCs w:val="20"/>
+        </w:rPr>
         <w:t xml:space="preserve">Figura </w:t>
       </w:r>
       <w:r>
+        <w:rPr>
+          <w:sz w:val="20"/>
+          <w:szCs w:val="20"/>
+        </w:rPr>
         <w:fldChar w:fldCharType="begin"/>
       </w:r>
       <w:r>
+        <w:rPr>
+          <w:sz w:val="20"/>
+          <w:szCs w:val="20"/>
+        </w:rPr>
         <w:instrText xml:space="preserve"> SEQ Figura \* ARABIC </w:instrText>
       </w:r>
       <w:r>
+        <w:rPr>
+          <w:sz w:val="20"/>
+          <w:szCs w:val="20"/>
+        </w:rPr>
         <w:fldChar w:fldCharType="separate"/>
       </w:r>
       <w:r>
+        <w:rPr>
+          <w:sz w:val="20"/>
+          <w:szCs w:val="20"/>
+        </w:rPr>
         <w:t>1</w:t>
       </w:r>
       <w:r>
+        <w:rPr>
+          <w:sz w:val="20"/>
+          <w:szCs w:val="20"/>
+        </w:rPr>
         <w:fldChar w:fldCharType="end"/>
       </w:r>
       <w:bookmarkEnd w:id="4"/>
       <w:r>
+        <w:rPr>
+          <w:sz w:val="20"/>
+          <w:szCs w:val="20"/>
+        </w:rPr>
         <w:t xml:space="preserve"> </w:t>
       </w:r>
       <w:r>
+        <w:rPr>
+          <w:sz w:val="20"/>
+          <w:szCs w:val="20"/>
+        </w:rPr>
         <w:t>Ilustração de uma imagem não vectorial (à esquerda) e vectorial (à direita)</w:t>
       </w:r>
       <w:bookmarkEnd w:id="5"/>
     </w:p>
-    <w:p/>
-    <w:p>
-      <w:r>
-        <w:t>Apresenta-se também um excerto</w:t>
-      </w:r>
-      <w:r>
-        <w:t xml:space="preserve"> </w:t>
-      </w:r>
-      <w:r>
-        <w:t xml:space="preserve">de um programa, escrito em Java, </w:t>
-      </w:r>
-      <w:r>
-        <w:t>ver</w:t>
-      </w:r>
-      <w:r>
-        <w:t xml:space="preserve"> </w:t>
-      </w:r>
-      <w:r>
+    <w:p>
+      <w:pPr>
+        <w:rPr>
+          <w:szCs w:val="20"/>
+        </w:rPr>
+      </w:pPr>
+    </w:p>
+    <w:p>
+      <w:pPr>
+        <w:rPr>
+          <w:szCs w:val="20"/>
+        </w:rPr>
+      </w:pPr>
+      <w:r>
+        <w:rPr>
+          <w:szCs w:val="20"/>
+        </w:rPr>
+        <w:t xml:space="preserve">Apresenta-se também um excerto de um programa, escrito em Java, ver </w:t>
+      </w:r>
+      <w:r>
+        <w:rPr>
+          <w:szCs w:val="20"/>
+        </w:rPr>
         <w:fldChar w:fldCharType="begin"/>
       </w:r>
       <w:r>
+        <w:rPr>
+          <w:szCs w:val="20"/>
+        </w:rPr>
         <w:instrText xml:space="preserve"> REF _Ref1381358 \h </w:instrText>
       </w:r>
       <w:r>
+        <w:rPr>
+          <w:szCs w:val="20"/>
+        </w:rPr>
+        <w:instrText xml:space="preserve"> \* MERGEFORMAT </w:instrText>
+      </w:r>
+      <w:r>
+        <w:rPr>
+          <w:szCs w:val="20"/>
+        </w:rPr>
+      </w:r>
+      <w:r>
+        <w:rPr>
+          <w:szCs w:val="20"/>
+        </w:rPr>
         <w:fldChar w:fldCharType="separate"/>
       </w:r>
       <w:r>
+        <w:rPr>
+          <w:szCs w:val="20"/>
+        </w:rPr>
         <w:t>Listagem 1</w:t>
       </w:r>
       <w:r>
+        <w:rPr>
+          <w:szCs w:val="20"/>
+        </w:rPr>
         <w:fldChar w:fldCharType="end"/>
       </w:r>
       <w:r>
-        <w:t>. O</w:t>
-      </w:r>
-      <w:r>
-        <w:t xml:space="preserve"> </w:t>
-      </w:r>
-      <w:r>
-        <w:t>código apresenta as alturas da Maria e João, sabendo que a Maria cresce 3cm por ano e o João 2cm,</w:t>
-      </w:r>
-      <w:r>
-        <w:t xml:space="preserve"> e imprime </w:t>
-      </w:r>
-      <w:r>
-        <w:t xml:space="preserve">o número mínimo de </w:t>
-      </w:r>
-      <w:r>
-        <w:t>anos</w:t>
-      </w:r>
-      <w:r>
-        <w:t xml:space="preserve"> </w:t>
-      </w:r>
-      <w:r>
-        <w:t xml:space="preserve">necessários para que a altura da </w:t>
-      </w:r>
-      <w:r>
+        <w:rPr>
+          <w:szCs w:val="20"/>
+        </w:rPr>
+        <w:t xml:space="preserve">. O código apresenta as alturas da Maria e João, sabendo que a Maria cresce 3cm por ano e o João 2cm, e imprime o número mínimo de anos necessários para que a altura da Maria ultrapasse a do João. A implementação foi realizada recorrendo a uma instrução de repetição </w:t>
+      </w:r>
+      <w:r>
+        <w:rPr>
+          <w:rFonts w:cs="Consolas"/>
+          <w:szCs w:val="20"/>
+        </w:rPr>
+        <w:t>do-while</w:t>
+      </w:r>
+      <w:r>
+        <w:rPr>
+          <w:szCs w:val="20"/>
+        </w:rPr>
+        <w:t>.</w:t>
+      </w:r>
+    </w:p>
+    <w:p>
+      <w:pPr>
+        <w:pStyle w:val="Texto"/>
+        <w:rPr>
+          <w:b w:val="0"/>
+          <w:szCs w:val="20"/>
+        </w:rPr>
+      </w:pPr>
+      <w:r>
+        <w:rPr>
+          <w:b w:val="0"/>
+          <w:szCs w:val="20"/>
+          <w:lang w:eastAsia="en-US"/>
+        </w:rPr>
         <w:lastRenderedPageBreak/>
-        <w:t>Maria ultrapasse a do João.</w:t>
-      </w:r>
-      <w:r>
-        <w:t xml:space="preserve"> A implementação foi realizada recorrendo a uma instrução de repetição </w:t>
-      </w:r>
-      <w:r>
-        <w:rPr>
-          <w:rFonts w:ascii="Consolas" w:hAnsi="Consolas" w:cs="Consolas"/>
-        </w:rPr>
-        <w:t>do-while</w:t>
-      </w:r>
-      <w:r>
-        <w:t>.</w:t>
-      </w:r>
-    </w:p>
-    <w:p>
-      <w:pPr>
-        <w:pStyle w:val="Texto"/>
-      </w:pPr>
-      <w:r>
-        <w:rPr>
-          <w:lang w:eastAsia="en-US"/>
-        </w:rPr>
         <mc:AlternateContent>
           <mc:Choice Requires="wps">
             <w:drawing>
@@ -3066,134 +4761,247 @@
     <w:p>
       <w:pPr>
         <w:pStyle w:val="Caption"/>
+        <w:rPr>
+          <w:sz w:val="20"/>
+          <w:szCs w:val="20"/>
+        </w:rPr>
       </w:pPr>
       <w:bookmarkStart w:id="6" w:name="_Ref1381358"/>
       <w:bookmarkStart w:id="7" w:name="_Toc1381701"/>
       <w:bookmarkStart w:id="8" w:name="_Toc1382120"/>
       <w:r>
+        <w:rPr>
+          <w:sz w:val="20"/>
+          <w:szCs w:val="20"/>
+        </w:rPr>
         <w:t xml:space="preserve">Listagem </w:t>
       </w:r>
       <w:r>
+        <w:rPr>
+          <w:sz w:val="20"/>
+          <w:szCs w:val="20"/>
+        </w:rPr>
         <w:fldChar w:fldCharType="begin"/>
       </w:r>
       <w:r>
+        <w:rPr>
+          <w:sz w:val="20"/>
+          <w:szCs w:val="20"/>
+        </w:rPr>
         <w:instrText xml:space="preserve"> SEQ Listagem \* ARABIC </w:instrText>
       </w:r>
       <w:r>
+        <w:rPr>
+          <w:sz w:val="20"/>
+          <w:szCs w:val="20"/>
+        </w:rPr>
         <w:fldChar w:fldCharType="separate"/>
       </w:r>
       <w:r>
+        <w:rPr>
+          <w:sz w:val="20"/>
+          <w:szCs w:val="20"/>
+        </w:rPr>
         <w:t>1</w:t>
       </w:r>
       <w:r>
+        <w:rPr>
+          <w:sz w:val="20"/>
+          <w:szCs w:val="20"/>
+        </w:rPr>
         <w:fldChar w:fldCharType="end"/>
       </w:r>
       <w:bookmarkEnd w:id="6"/>
       <w:r>
+        <w:rPr>
+          <w:sz w:val="20"/>
+          <w:szCs w:val="20"/>
+        </w:rPr>
         <w:t xml:space="preserve"> Implementação do ciclo </w:t>
       </w:r>
       <w:r>
         <w:rPr>
-          <w:rFonts w:ascii="Consolas" w:hAnsi="Consolas" w:cs="Consolas"/>
+          <w:rFonts w:cs="Consolas"/>
+          <w:sz w:val="20"/>
+          <w:szCs w:val="20"/>
         </w:rPr>
         <w:t>do-while</w:t>
       </w:r>
       <w:r>
+        <w:rPr>
+          <w:sz w:val="20"/>
+          <w:szCs w:val="20"/>
+        </w:rPr>
         <w:t xml:space="preserve"> para obtenção do número mínimo de anos</w:t>
       </w:r>
       <w:bookmarkEnd w:id="7"/>
       <w:bookmarkEnd w:id="8"/>
     </w:p>
-    <w:p/>
-    <w:p>
-      <w:r>
-        <w:t xml:space="preserve">Para a escrita de </w:t>
-      </w:r>
-      <w:r>
-        <w:rPr>
-          <w:b/>
-        </w:rPr>
-        <w:t>código</w:t>
-      </w:r>
-      <w:r>
+    <w:p>
+      <w:pPr>
+        <w:rPr>
+          <w:szCs w:val="20"/>
+        </w:rPr>
+      </w:pPr>
+    </w:p>
+    <w:p>
+      <w:pPr>
+        <w:rPr>
+          <w:szCs w:val="20"/>
+        </w:rPr>
+      </w:pPr>
+      <w:r>
+        <w:rPr>
+          <w:szCs w:val="20"/>
+        </w:rPr>
+        <w:t>Para a escrita de código</w:t>
+      </w:r>
+      <w:r>
+        <w:rPr>
+          <w:szCs w:val="20"/>
+        </w:rPr>
+        <w:t>,</w:t>
+      </w:r>
+      <w:r>
+        <w:rPr>
+          <w:szCs w:val="20"/>
+        </w:rPr>
         <w:t xml:space="preserve"> poderá usar a fonte </w:t>
       </w:r>
       <w:r>
         <w:rPr>
-          <w:rFonts w:ascii="Consolas" w:hAnsi="Consolas" w:cs="Consolas"/>
-        </w:rPr>
-        <w:t>C</w:t>
-      </w:r>
-      <w:r>
-        <w:rPr>
-          <w:rFonts w:ascii="Consolas" w:hAnsi="Consolas" w:cs="Consolas"/>
-        </w:rPr>
-        <w:t>onsolas</w:t>
-      </w:r>
-      <w:r>
+          <w:rFonts w:cs="Consolas"/>
+          <w:szCs w:val="20"/>
+        </w:rPr>
+        <w:t>Consolas</w:t>
+      </w:r>
+      <w:r>
+        <w:rPr>
+          <w:szCs w:val="20"/>
+        </w:rPr>
         <w:t xml:space="preserve">. </w:t>
       </w:r>
     </w:p>
     <w:p>
-      <w:r>
-        <w:t xml:space="preserve">Para relatórios de </w:t>
-      </w:r>
-      <w:r>
-        <w:rPr>
-          <w:b/>
-        </w:rPr>
-        <w:t>Sistemas de Informação</w:t>
-      </w:r>
-      <w:r>
-        <w:t xml:space="preserve">, poderá descarregar as fontes para a álgebra relacional: </w:t>
-      </w:r>
-      <w:r>
+      <w:pPr>
+        <w:rPr>
+          <w:szCs w:val="20"/>
+        </w:rPr>
+      </w:pPr>
+      <w:r>
+        <w:rPr>
+          <w:szCs w:val="20"/>
+        </w:rPr>
+        <w:t xml:space="preserve">Para relatórios de Sistemas de Informação, poderá descarregar as fontes </w:t>
+      </w:r>
+      <w:r>
+        <w:rPr>
+          <w:szCs w:val="20"/>
+        </w:rPr>
+        <w:t>de</w:t>
+      </w:r>
+      <w:r>
+        <w:rPr>
+          <w:szCs w:val="20"/>
+        </w:rPr>
+        <w:t xml:space="preserve"> </w:t>
+      </w:r>
+      <w:r>
+        <w:rPr>
+          <w:szCs w:val="20"/>
+        </w:rPr>
+        <w:t>álgebra relacional em “</w:t>
+      </w:r>
+      <w:r>
+        <w:rPr>
+          <w:szCs w:val="20"/>
+        </w:rPr>
         <w:t>Relational Algebra Writing Tips</w:t>
       </w:r>
       <w:r>
+        <w:rPr>
+          <w:szCs w:val="20"/>
+        </w:rPr>
+        <w:t>”</w:t>
+      </w:r>
+      <w:r>
+        <w:rPr>
+          <w:szCs w:val="20"/>
+        </w:rPr>
         <w:t xml:space="preserve"> (</w:t>
       </w:r>
       <w:hyperlink r:id="rId16" w:history="1">
         <w:r>
           <w:rPr>
             <w:rStyle w:val="Hyperlink"/>
+            <w:szCs w:val="20"/>
           </w:rPr>
           <w:t>https://developer.mozilla.org/en-US/docs/Mozilla/MathML_Project/Fonts</w:t>
         </w:r>
       </w:hyperlink>
       <w:r>
-        <w:t>). Para colocar o código das interrogações, poderá simplesmente seleccionar o texto do Visual Studio ou DBeaver, copiar e inserir no word (</w:t>
-      </w:r>
-      <w:r>
-        <w:rPr>
-          <w:i/>
-          <w:iCs/>
-        </w:rPr>
-        <w:t>copy-paste</w:t>
-      </w:r>
-      <w:r>
-        <w:t>)</w:t>
-      </w:r>
-      <w:r>
-        <w:tab/>
-        <w:t xml:space="preserve"> como se apresenta na </w:t>
-      </w:r>
-      <w:r>
+        <w:rPr>
+          <w:szCs w:val="20"/>
+        </w:rPr>
+        <w:t xml:space="preserve">). Para </w:t>
+      </w:r>
+      <w:r>
+        <w:rPr>
+          <w:szCs w:val="20"/>
+        </w:rPr>
+        <w:t xml:space="preserve">inserir o código das interrogações, poderá simplesmente seleccionar o texto no Visual Studio ou no DBeaver, copiar e inseri-lo no Word (copy-paste), </w:t>
+      </w:r>
+      <w:r>
+        <w:rPr>
+          <w:szCs w:val="20"/>
+        </w:rPr>
+        <w:t xml:space="preserve">como se apresenta na </w:t>
+      </w:r>
+      <w:r>
+        <w:rPr>
+          <w:szCs w:val="20"/>
+        </w:rPr>
         <w:fldChar w:fldCharType="begin"/>
       </w:r>
       <w:r>
+        <w:rPr>
+          <w:szCs w:val="20"/>
+        </w:rPr>
         <w:instrText xml:space="preserve"> REF _Ref1381318 \h </w:instrText>
       </w:r>
       <w:r>
+        <w:rPr>
+          <w:szCs w:val="20"/>
+        </w:rPr>
+        <w:instrText xml:space="preserve"> \* MERGEFORMAT </w:instrText>
+      </w:r>
+      <w:r>
+        <w:rPr>
+          <w:szCs w:val="20"/>
+        </w:rPr>
+      </w:r>
+      <w:r>
+        <w:rPr>
+          <w:szCs w:val="20"/>
+        </w:rPr>
         <w:fldChar w:fldCharType="separate"/>
       </w:r>
       <w:r>
+        <w:rPr>
+          <w:szCs w:val="20"/>
+        </w:rPr>
         <w:t>Listagem 2</w:t>
       </w:r>
       <w:r>
+        <w:rPr>
+          <w:szCs w:val="20"/>
+        </w:rPr>
         <w:fldChar w:fldCharType="end"/>
       </w:r>
       <w:r>
+        <w:rPr>
+          <w:szCs w:val="20"/>
+        </w:rPr>
         <w:t xml:space="preserve">. </w:t>
       </w:r>
     </w:p>
@@ -3375,7 +5183,40 @@
           <w:sz w:val="15"/>
           <w:szCs w:val="15"/>
         </w:rPr>
-        <w:t xml:space="preserve">    PemailUtilizador =  </w:t>
+        <w:t xml:space="preserve">    </w:t>
+      </w:r>
+      <w:proofErr w:type="spellStart"/>
+      <w:r>
+        <w:rPr>
+          <w:rFonts w:ascii="Menlo" w:hAnsi="Menlo" w:cs="Menlo"/>
+          <w:noProof w:val="0"/>
+          <w:color w:val="000000"/>
+          <w:sz w:val="15"/>
+          <w:szCs w:val="15"/>
+        </w:rPr>
+        <w:t>PemailUtilizador</w:t>
+      </w:r>
+      <w:proofErr w:type="spellEnd"/>
+      <w:r>
+        <w:rPr>
+          <w:rFonts w:ascii="Menlo" w:hAnsi="Menlo" w:cs="Menlo"/>
+          <w:noProof w:val="0"/>
+          <w:color w:val="000000"/>
+          <w:sz w:val="15"/>
+          <w:szCs w:val="15"/>
+        </w:rPr>
+        <w:t xml:space="preserve"> </w:t>
+      </w:r>
+      <w:proofErr w:type="gramStart"/>
+      <w:r>
+        <w:rPr>
+          <w:rFonts w:ascii="Menlo" w:hAnsi="Menlo" w:cs="Menlo"/>
+          <w:noProof w:val="0"/>
+          <w:color w:val="000000"/>
+          <w:sz w:val="15"/>
+          <w:szCs w:val="15"/>
+        </w:rPr>
+        <w:t xml:space="preserve">=  </w:t>
       </w:r>
       <w:r>
         <w:rPr>
@@ -3385,7 +5226,18 @@
           <w:sz w:val="15"/>
           <w:szCs w:val="15"/>
         </w:rPr>
-        <w:t>'isel@email.com'</w:t>
+        <w:t>'isel@email.com</w:t>
+      </w:r>
+      <w:proofErr w:type="gramEnd"/>
+      <w:r>
+        <w:rPr>
+          <w:rFonts w:ascii="Menlo" w:hAnsi="Menlo" w:cs="Menlo"/>
+          <w:noProof w:val="0"/>
+          <w:color w:val="008000"/>
+          <w:sz w:val="15"/>
+          <w:szCs w:val="15"/>
+        </w:rPr>
+        <w:t>'</w:t>
       </w:r>
       <w:r>
         <w:rPr>
@@ -3414,7 +5266,29 @@
           <w:sz w:val="15"/>
           <w:szCs w:val="15"/>
         </w:rPr>
-        <w:t>--selecionar todos os tuplos de viagem cujo mail seja igual a</w:t>
+        <w:t xml:space="preserve">--selecionar todos os </w:t>
+      </w:r>
+      <w:proofErr w:type="spellStart"/>
+      <w:r>
+        <w:rPr>
+          <w:rFonts w:ascii="Menlo" w:hAnsi="Menlo" w:cs="Menlo"/>
+          <w:noProof w:val="0"/>
+          <w:color w:val="808080"/>
+          <w:sz w:val="15"/>
+          <w:szCs w:val="15"/>
+        </w:rPr>
+        <w:t>tuplos</w:t>
+      </w:r>
+      <w:proofErr w:type="spellEnd"/>
+      <w:r>
+        <w:rPr>
+          <w:rFonts w:ascii="Menlo" w:hAnsi="Menlo" w:cs="Menlo"/>
+          <w:noProof w:val="0"/>
+          <w:color w:val="808080"/>
+          <w:sz w:val="15"/>
+          <w:szCs w:val="15"/>
+        </w:rPr>
+        <w:t xml:space="preserve"> de viagem cujo mail seja igual a</w:t>
       </w:r>
       <w:r>
         <w:rPr>
@@ -3469,26 +5343,39 @@
         <w:jc w:val="center"/>
         <w:rPr>
           <w:b/>
+          <w:szCs w:val="20"/>
+        </w:rPr>
+      </w:pPr>
+    </w:p>
+    <w:p>
+      <w:pPr>
+        <w:jc w:val="center"/>
+        <w:rPr>
+          <w:b/>
+          <w:szCs w:val="20"/>
           <w:lang w:val="en-US"/>
         </w:rPr>
       </w:pPr>
       <w:r>
         <w:rPr>
           <w:b/>
+          <w:szCs w:val="20"/>
           <w:lang w:val="en-US"/>
         </w:rPr>
-        <w:t>Written by Matilde Pós-de-Mina Pato, 201</w:t>
+        <w:t>Written by Matilde Pós-de-Mina Pato, 20</w:t>
       </w:r>
       <w:r>
         <w:rPr>
           <w:b/>
+          <w:szCs w:val="20"/>
           <w:lang w:val="en-US"/>
         </w:rPr>
-        <w:t>9</w:t>
+        <w:t>26</w:t>
       </w:r>
       <w:r>
         <w:rPr>
           <w:b/>
+          <w:szCs w:val="20"/>
           <w:lang w:val="en-US"/>
         </w:rPr>
         <w:t xml:space="preserve"> </w:t>
@@ -3496,49 +5383,49 @@
       <w:r>
         <w:rPr>
           <w:b/>
+          <w:szCs w:val="20"/>
           <w:lang w:val="en-US"/>
         </w:rPr>
-        <w:t>February</w:t>
+        <w:t>May</w:t>
       </w:r>
       <w:r>
         <w:rPr>
           <w:b/>
+          <w:szCs w:val="20"/>
           <w:lang w:val="en-US"/>
         </w:rPr>
-        <w:t xml:space="preserve"> </w:t>
+        <w:t xml:space="preserve"> – </w:t>
       </w:r>
       <w:r>
         <w:rPr>
           <w:b/>
+          <w:szCs w:val="20"/>
           <w:lang w:val="en-US"/>
         </w:rPr>
-        <w:t>–</w:t>
+        <w:t>3</w:t>
       </w:r>
       <w:r>
         <w:rPr>
           <w:b/>
-          <w:lang w:val="en-US"/>
-        </w:rPr>
-        <w:t xml:space="preserve"> </w:t>
-      </w:r>
-      <w:r>
-        <w:rPr>
-          <w:b/>
-          <w:lang w:val="en-US"/>
-        </w:rPr>
-        <w:t>2</w:t>
-      </w:r>
-      <w:r>
-        <w:rPr>
-          <w:b/>
+          <w:szCs w:val="20"/>
           <w:vertAlign w:val="superscript"/>
           <w:lang w:val="en-US"/>
         </w:rPr>
-        <w:t>nd</w:t>
+        <w:t>r</w:t>
       </w:r>
       <w:r>
         <w:rPr>
           <w:b/>
+          <w:szCs w:val="20"/>
+          <w:vertAlign w:val="superscript"/>
+          <w:lang w:val="en-US"/>
+        </w:rPr>
+        <w:t>d</w:t>
+      </w:r>
+      <w:r>
+        <w:rPr>
+          <w:b/>
+          <w:szCs w:val="20"/>
           <w:lang w:val="en-US"/>
         </w:rPr>
         <w:t xml:space="preserve"> version</w:t>
@@ -3588,11 +5475,13 @@
     <w:p>
       <w:pPr>
         <w:rPr>
+          <w:szCs w:val="20"/>
           <w:lang w:val="en-US"/>
         </w:rPr>
       </w:pPr>
       <w:r>
         <w:rPr>
+          <w:szCs w:val="20"/>
           <w:lang w:val="en-US"/>
         </w:rPr>
         <w:t xml:space="preserve">[1] J. Bruin. Newtest: command to compute new test @ONLINE, February 2011. URL </w:t>
@@ -3600,12 +5489,14 @@
       <w:r>
         <w:rPr>
           <w:color w:val="000660"/>
+          <w:szCs w:val="20"/>
           <w:lang w:val="en-US"/>
         </w:rPr>
         <w:t>http://www.ats.ucla.edu/stat/stata/ado/analysis/</w:t>
       </w:r>
       <w:r>
         <w:rPr>
+          <w:szCs w:val="20"/>
           <w:lang w:val="en-US"/>
         </w:rPr>
         <w:t xml:space="preserve">. </w:t>
@@ -3614,142 +5505,83 @@
     <w:p>
       <w:pPr>
         <w:rPr>
+          <w:szCs w:val="20"/>
           <w:lang w:val="en-US"/>
         </w:rPr>
       </w:pPr>
       <w:r>
         <w:rPr>
+          <w:szCs w:val="20"/>
           <w:lang w:val="en-US"/>
         </w:rPr>
-        <w:t xml:space="preserve">[2]  Chicago. </w:t>
-      </w:r>
-      <w:r>
-        <w:rPr>
-          <w:i/>
-          <w:iCs/>
+        <w:t xml:space="preserve">[2]  Chicago. The Chicago Manual of Style, pages 400–401. University of Chicago Press, thirteenth edition, 1982. </w:t>
+      </w:r>
+    </w:p>
+    <w:p>
+      <w:pPr>
+        <w:rPr>
+          <w:szCs w:val="20"/>
           <w:lang w:val="en-US"/>
         </w:rPr>
-        <w:t>The Chicago Manual of Style</w:t>
-      </w:r>
-      <w:r>
-        <w:rPr>
+      </w:pPr>
+      <w:r>
+        <w:rPr>
+          <w:szCs w:val="20"/>
           <w:lang w:val="en-US"/>
         </w:rPr>
-        <w:t xml:space="preserve">, pages 400–401. University of Chicago Press, thirteenth edition, 1982. </w:t>
-      </w:r>
-    </w:p>
-    <w:p>
-      <w:pPr>
-        <w:rPr>
+        <w:t xml:space="preserve">[3]  Björn Gustavii. How to write and illustrate a scientific paper. Cambridge University Press, 2016. </w:t>
+      </w:r>
+    </w:p>
+    <w:p>
+      <w:pPr>
+        <w:rPr>
+          <w:szCs w:val="20"/>
           <w:lang w:val="en-US"/>
         </w:rPr>
       </w:pPr>
       <w:r>
         <w:rPr>
+          <w:szCs w:val="20"/>
           <w:lang w:val="en-US"/>
         </w:rPr>
-        <w:t xml:space="preserve">[3]  Björn Gustavii. </w:t>
-      </w:r>
-      <w:r>
-        <w:rPr>
-          <w:i/>
-          <w:iCs/>
+        <w:t xml:space="preserve">[4]  Donald E. Knuth. The TeXbook. Addison-Wesley, 1984. </w:t>
+      </w:r>
+    </w:p>
+    <w:p>
+      <w:pPr>
+        <w:rPr>
+          <w:szCs w:val="20"/>
           <w:lang w:val="en-US"/>
         </w:rPr>
-        <w:t>How to write and illustrate a scientific paper</w:t>
-      </w:r>
-      <w:r>
-        <w:rPr>
+      </w:pPr>
+      <w:r>
+        <w:rPr>
+          <w:szCs w:val="20"/>
           <w:lang w:val="en-US"/>
         </w:rPr>
-        <w:t xml:space="preserve">. Cambridge University Press, 2016. </w:t>
-      </w:r>
-    </w:p>
-    <w:p>
-      <w:pPr>
-        <w:rPr>
+        <w:t xml:space="preserve"> </w:t>
+      </w:r>
+      <w:r>
+        <w:rPr>
+          <w:szCs w:val="20"/>
           <w:lang w:val="en-US"/>
         </w:rPr>
-      </w:pPr>
-      <w:r>
-        <w:rPr>
+        <w:t xml:space="preserve">[8]  William Strunk, Jr. and E. B. White. The Elements of Style. Macmillan, third edition, 1979. </w:t>
+      </w:r>
+    </w:p>
+    <w:p>
+      <w:pPr>
+        <w:rPr>
+          <w:szCs w:val="20"/>
           <w:lang w:val="en-US"/>
         </w:rPr>
-        <w:t xml:space="preserve">[4]  Donald E. Knuth. </w:t>
-      </w:r>
-      <w:r>
-        <w:rPr>
-          <w:i/>
-          <w:iCs/>
+      </w:pPr>
+      <w:r>
+        <w:rPr>
+          <w:szCs w:val="20"/>
           <w:lang w:val="en-US"/>
         </w:rPr>
-        <w:t>The TeXbook</w:t>
-      </w:r>
-      <w:r>
-        <w:rPr>
-          <w:lang w:val="en-US"/>
-        </w:rPr>
-        <w:t xml:space="preserve">. Addison-Wesley, 1984. </w:t>
-      </w:r>
-    </w:p>
-    <w:p>
-      <w:pPr>
-        <w:rPr>
-          <w:lang w:val="en-US"/>
-        </w:rPr>
-      </w:pPr>
-      <w:r>
-        <w:rPr>
-          <w:lang w:val="en-US"/>
-        </w:rPr>
-        <w:t xml:space="preserve"> </w:t>
-      </w:r>
-      <w:r>
-        <w:rPr>
-          <w:lang w:val="en-US"/>
-        </w:rPr>
-        <w:t xml:space="preserve">[8]  William Strunk, Jr. and E. B. White. </w:t>
-      </w:r>
-      <w:r>
-        <w:rPr>
-          <w:i/>
-          <w:iCs/>
-          <w:lang w:val="en-US"/>
-        </w:rPr>
-        <w:t>The Elements of Style</w:t>
-      </w:r>
-      <w:r>
-        <w:rPr>
-          <w:lang w:val="en-US"/>
-        </w:rPr>
-        <w:t xml:space="preserve">. Macmillan, third edition, 1979. </w:t>
-      </w:r>
-    </w:p>
-    <w:p>
-      <w:pPr>
-        <w:rPr>
-          <w:lang w:val="en-US"/>
-        </w:rPr>
-      </w:pPr>
-      <w:r>
-        <w:rPr>
-          <w:lang w:val="en-US"/>
-        </w:rPr>
-        <w:t xml:space="preserve">[9]  Mary-Claire van Leunen. </w:t>
-      </w:r>
-      <w:r>
-        <w:rPr>
-          <w:i/>
-          <w:iCs/>
-          <w:lang w:val="en-US"/>
-        </w:rPr>
-        <w:t>A Handbook for Scholars</w:t>
-      </w:r>
-      <w:r>
-        <w:rPr>
-          <w:lang w:val="en-US"/>
-        </w:rPr>
-        <w:t xml:space="preserve">. Knopf, 1979. </w:t>
+        <w:t xml:space="preserve">[9]  Mary-Claire van Leunen. A Handbook for Scholars. Knopf, 1979. </w:t>
       </w:r>
     </w:p>
     <w:p>
@@ -3790,7 +5622,7 @@
 </file>
 
 <file path=word/endnotes.xml><?xml version="1.0" encoding="utf-8"?>
-<w:endnotes xmlns:wpc="http://schemas.microsoft.com/office/word/2010/wordprocessingCanvas" xmlns:cx="http://schemas.microsoft.com/office/drawing/2014/chartex" xmlns:cx1="http://schemas.microsoft.com/office/drawing/2015/9/8/chartex" xmlns:cx2="http://schemas.microsoft.com/office/drawing/2015/10/21/chartex" xmlns:cx3="http://schemas.microsoft.com/office/drawing/2016/5/9/chartex" xmlns:cx4="http://schemas.microsoft.com/office/drawing/2016/5/10/chartex" xmlns:cx5="http://schemas.microsoft.com/office/drawing/2016/5/11/chartex" xmlns:cx6="http://schemas.microsoft.com/office/drawing/2016/5/12/chartex" xmlns:cx7="http://schemas.microsoft.com/office/drawing/2016/5/13/chartex" xmlns:cx8="http://schemas.microsoft.com/office/drawing/2016/5/14/chartex" xmlns:mc="http://schemas.openxmlformats.org/markup-compatibility/2006" xmlns:aink="http://schemas.microsoft.com/office/drawing/2016/ink" xmlns:am3d="http://schemas.microsoft.com/office/drawing/2017/model3d" xmlns:o="urn:schemas-microsoft-com:office:office" xmlns:oel="http://schemas.microsoft.com/office/2019/extlst" xmlns:r="http://schemas.openxmlformats.org/officeDocument/2006/relationships" xmlns:m="http://schemas.openxmlformats.org/officeDocument/2006/math" xmlns:v="urn:schemas-microsoft-com:vml" xmlns:wp14="http://schemas.microsoft.com/office/word/2010/wordprocessingDrawing" xmlns:wp="http://schemas.openxmlformats.org/drawingml/2006/wordprocessingDrawing" xmlns:w10="urn:schemas-microsoft-com:office:word" xmlns:w="http://schemas.openxmlformats.org/wordprocessingml/2006/main" xmlns:w14="http://schemas.microsoft.com/office/word/2010/wordml" xmlns:w15="http://schemas.microsoft.com/office/word/2012/wordml" xmlns:w16cex="http://schemas.microsoft.com/office/word/2018/wordml/cex" xmlns:w16cid="http://schemas.microsoft.com/office/word/2016/wordml/cid" xmlns:w16="http://schemas.microsoft.com/office/word/2018/wordml" xmlns:w16sdtdh="http://schemas.microsoft.com/office/word/2020/wordml/sdtdatahash" xmlns:w16se="http://schemas.microsoft.com/office/word/2015/wordml/symex" xmlns:wpg="http://schemas.microsoft.com/office/word/2010/wordprocessingGroup" xmlns:wpi="http://schemas.microsoft.com/office/word/2010/wordprocessingInk" xmlns:wne="http://schemas.microsoft.com/office/word/2006/wordml" xmlns:wps="http://schemas.microsoft.com/office/word/2010/wordprocessingShape" mc:Ignorable="w14 w15 w16se w16cid w16 w16cex w16sdtdh wp14">
+<w:endnotes xmlns:wpc="http://schemas.microsoft.com/office/word/2010/wordprocessingCanvas" xmlns:cx="http://schemas.microsoft.com/office/drawing/2014/chartex" xmlns:cx1="http://schemas.microsoft.com/office/drawing/2015/9/8/chartex" xmlns:cx2="http://schemas.microsoft.com/office/drawing/2015/10/21/chartex" xmlns:cx3="http://schemas.microsoft.com/office/drawing/2016/5/9/chartex" xmlns:cx4="http://schemas.microsoft.com/office/drawing/2016/5/10/chartex" xmlns:cx5="http://schemas.microsoft.com/office/drawing/2016/5/11/chartex" xmlns:cx6="http://schemas.microsoft.com/office/drawing/2016/5/12/chartex" xmlns:cx7="http://schemas.microsoft.com/office/drawing/2016/5/13/chartex" xmlns:cx8="http://schemas.microsoft.com/office/drawing/2016/5/14/chartex" xmlns:mc="http://schemas.openxmlformats.org/markup-compatibility/2006" xmlns:aink="http://schemas.microsoft.com/office/drawing/2016/ink" xmlns:am3d="http://schemas.microsoft.com/office/drawing/2017/model3d" xmlns:o="urn:schemas-microsoft-com:office:office" xmlns:oel="http://schemas.microsoft.com/office/2019/extlst" xmlns:r="http://schemas.openxmlformats.org/officeDocument/2006/relationships" xmlns:m="http://schemas.openxmlformats.org/officeDocument/2006/math" xmlns:v="urn:schemas-microsoft-com:vml" xmlns:wp14="http://schemas.microsoft.com/office/word/2010/wordprocessingDrawing" xmlns:wp="http://schemas.openxmlformats.org/drawingml/2006/wordprocessingDrawing" xmlns:w10="urn:schemas-microsoft-com:office:word" xmlns:w="http://schemas.openxmlformats.org/wordprocessingml/2006/main" xmlns:w14="http://schemas.microsoft.com/office/word/2010/wordml" xmlns:w15="http://schemas.microsoft.com/office/word/2012/wordml" xmlns:w16cex="http://schemas.microsoft.com/office/word/2018/wordml/cex" xmlns:w16cid="http://schemas.microsoft.com/office/word/2016/wordml/cid" xmlns:w16="http://schemas.microsoft.com/office/word/2018/wordml" xmlns:w16du="http://schemas.microsoft.com/office/word/2023/wordml/word16du" xmlns:w16sdtdh="http://schemas.microsoft.com/office/word/2020/wordml/sdtdatahash" xmlns:w16sdtfl="http://schemas.microsoft.com/office/word/2024/wordml/sdtformatlock" xmlns:w16se="http://schemas.microsoft.com/office/word/2015/wordml/symex" xmlns:wpg="http://schemas.microsoft.com/office/word/2010/wordprocessingGroup" xmlns:wpi="http://schemas.microsoft.com/office/word/2010/wordprocessingInk" xmlns:wne="http://schemas.microsoft.com/office/word/2006/wordml" xmlns:wps="http://schemas.microsoft.com/office/word/2010/wordprocessingShape" mc:Ignorable="w14 w15 w16se w16cid w16 w16cex w16sdtdh w16sdtfl w16du wp14">
   <w:endnote w:type="separator" w:id="-1">
     <w:p>
       <w:pPr>
@@ -3815,7 +5647,7 @@
 </file>
 
 <file path=word/footer1.xml><?xml version="1.0" encoding="utf-8"?>
-<w:ftr xmlns:wpc="http://schemas.microsoft.com/office/word/2010/wordprocessingCanvas" xmlns:cx="http://schemas.microsoft.com/office/drawing/2014/chartex" xmlns:cx1="http://schemas.microsoft.com/office/drawing/2015/9/8/chartex" xmlns:cx2="http://schemas.microsoft.com/office/drawing/2015/10/21/chartex" xmlns:cx3="http://schemas.microsoft.com/office/drawing/2016/5/9/chartex" xmlns:cx4="http://schemas.microsoft.com/office/drawing/2016/5/10/chartex" xmlns:cx5="http://schemas.microsoft.com/office/drawing/2016/5/11/chartex" xmlns:cx6="http://schemas.microsoft.com/office/drawing/2016/5/12/chartex" xmlns:cx7="http://schemas.microsoft.com/office/drawing/2016/5/13/chartex" xmlns:cx8="http://schemas.microsoft.com/office/drawing/2016/5/14/chartex" xmlns:mc="http://schemas.openxmlformats.org/markup-compatibility/2006" xmlns:aink="http://schemas.microsoft.com/office/drawing/2016/ink" xmlns:am3d="http://schemas.microsoft.com/office/drawing/2017/model3d" xmlns:o="urn:schemas-microsoft-com:office:office" xmlns:oel="http://schemas.microsoft.com/office/2019/extlst" xmlns:r="http://schemas.openxmlformats.org/officeDocument/2006/relationships" xmlns:m="http://schemas.openxmlformats.org/officeDocument/2006/math" xmlns:v="urn:schemas-microsoft-com:vml" xmlns:wp14="http://schemas.microsoft.com/office/word/2010/wordprocessingDrawing" xmlns:wp="http://schemas.openxmlformats.org/drawingml/2006/wordprocessingDrawing" xmlns:w10="urn:schemas-microsoft-com:office:word" xmlns:w="http://schemas.openxmlformats.org/wordprocessingml/2006/main" xmlns:w14="http://schemas.microsoft.com/office/word/2010/wordml" xmlns:w15="http://schemas.microsoft.com/office/word/2012/wordml" xmlns:w16cex="http://schemas.microsoft.com/office/word/2018/wordml/cex" xmlns:w16cid="http://schemas.microsoft.com/office/word/2016/wordml/cid" xmlns:w16="http://schemas.microsoft.com/office/word/2018/wordml" xmlns:w16sdtdh="http://schemas.microsoft.com/office/word/2020/wordml/sdtdatahash" xmlns:w16se="http://schemas.microsoft.com/office/word/2015/wordml/symex" xmlns:wpg="http://schemas.microsoft.com/office/word/2010/wordprocessingGroup" xmlns:wpi="http://schemas.microsoft.com/office/word/2010/wordprocessingInk" xmlns:wne="http://schemas.microsoft.com/office/word/2006/wordml" xmlns:wps="http://schemas.microsoft.com/office/word/2010/wordprocessingShape" mc:Ignorable="w14 w15 w16se w16cid w16 w16cex w16sdtdh wp14">
+<w:ftr xmlns:wpc="http://schemas.microsoft.com/office/word/2010/wordprocessingCanvas" xmlns:cx="http://schemas.microsoft.com/office/drawing/2014/chartex" xmlns:cx1="http://schemas.microsoft.com/office/drawing/2015/9/8/chartex" xmlns:cx2="http://schemas.microsoft.com/office/drawing/2015/10/21/chartex" xmlns:cx3="http://schemas.microsoft.com/office/drawing/2016/5/9/chartex" xmlns:cx4="http://schemas.microsoft.com/office/drawing/2016/5/10/chartex" xmlns:cx5="http://schemas.microsoft.com/office/drawing/2016/5/11/chartex" xmlns:cx6="http://schemas.microsoft.com/office/drawing/2016/5/12/chartex" xmlns:cx7="http://schemas.microsoft.com/office/drawing/2016/5/13/chartex" xmlns:cx8="http://schemas.microsoft.com/office/drawing/2016/5/14/chartex" xmlns:mc="http://schemas.openxmlformats.org/markup-compatibility/2006" xmlns:aink="http://schemas.microsoft.com/office/drawing/2016/ink" xmlns:am3d="http://schemas.microsoft.com/office/drawing/2017/model3d" xmlns:o="urn:schemas-microsoft-com:office:office" xmlns:oel="http://schemas.microsoft.com/office/2019/extlst" xmlns:r="http://schemas.openxmlformats.org/officeDocument/2006/relationships" xmlns:m="http://schemas.openxmlformats.org/officeDocument/2006/math" xmlns:v="urn:schemas-microsoft-com:vml" xmlns:wp14="http://schemas.microsoft.com/office/word/2010/wordprocessingDrawing" xmlns:wp="http://schemas.openxmlformats.org/drawingml/2006/wordprocessingDrawing" xmlns:w10="urn:schemas-microsoft-com:office:word" xmlns:w="http://schemas.openxmlformats.org/wordprocessingml/2006/main" xmlns:w14="http://schemas.microsoft.com/office/word/2010/wordml" xmlns:w15="http://schemas.microsoft.com/office/word/2012/wordml" xmlns:w16cex="http://schemas.microsoft.com/office/word/2018/wordml/cex" xmlns:w16cid="http://schemas.microsoft.com/office/word/2016/wordml/cid" xmlns:w16="http://schemas.microsoft.com/office/word/2018/wordml" xmlns:w16du="http://schemas.microsoft.com/office/word/2023/wordml/word16du" xmlns:w16sdtdh="http://schemas.microsoft.com/office/word/2020/wordml/sdtdatahash" xmlns:w16sdtfl="http://schemas.microsoft.com/office/word/2024/wordml/sdtformatlock" xmlns:w16se="http://schemas.microsoft.com/office/word/2015/wordml/symex" xmlns:wpg="http://schemas.microsoft.com/office/word/2010/wordprocessingGroup" xmlns:wpi="http://schemas.microsoft.com/office/word/2010/wordprocessingInk" xmlns:wne="http://schemas.microsoft.com/office/word/2006/wordml" xmlns:wps="http://schemas.microsoft.com/office/word/2010/wordprocessingShape" mc:Ignorable="w14 w15 w16se w16cid w16 w16cex w16sdtdh w16sdtfl w16du wp14">
   <w:p>
     <w:pPr>
       <w:pStyle w:val="Footer"/>
@@ -3853,7 +5685,7 @@
 </file>
 
 <file path=word/footer2.xml><?xml version="1.0" encoding="utf-8"?>
-<w:ftr xmlns:wpc="http://schemas.microsoft.com/office/word/2010/wordprocessingCanvas" xmlns:cx="http://schemas.microsoft.com/office/drawing/2014/chartex" xmlns:cx1="http://schemas.microsoft.com/office/drawing/2015/9/8/chartex" xmlns:cx2="http://schemas.microsoft.com/office/drawing/2015/10/21/chartex" xmlns:cx3="http://schemas.microsoft.com/office/drawing/2016/5/9/chartex" xmlns:cx4="http://schemas.microsoft.com/office/drawing/2016/5/10/chartex" xmlns:cx5="http://schemas.microsoft.com/office/drawing/2016/5/11/chartex" xmlns:cx6="http://schemas.microsoft.com/office/drawing/2016/5/12/chartex" xmlns:cx7="http://schemas.microsoft.com/office/drawing/2016/5/13/chartex" xmlns:cx8="http://schemas.microsoft.com/office/drawing/2016/5/14/chartex" xmlns:mc="http://schemas.openxmlformats.org/markup-compatibility/2006" xmlns:aink="http://schemas.microsoft.com/office/drawing/2016/ink" xmlns:am3d="http://schemas.microsoft.com/office/drawing/2017/model3d" xmlns:o="urn:schemas-microsoft-com:office:office" xmlns:oel="http://schemas.microsoft.com/office/2019/extlst" xmlns:r="http://schemas.openxmlformats.org/officeDocument/2006/relationships" xmlns:m="http://schemas.openxmlformats.org/officeDocument/2006/math" xmlns:v="urn:schemas-microsoft-com:vml" xmlns:wp14="http://schemas.microsoft.com/office/word/2010/wordprocessingDrawing" xmlns:wp="http://schemas.openxmlformats.org/drawingml/2006/wordprocessingDrawing" xmlns:w10="urn:schemas-microsoft-com:office:word" xmlns:w="http://schemas.openxmlformats.org/wordprocessingml/2006/main" xmlns:w14="http://schemas.microsoft.com/office/word/2010/wordml" xmlns:w15="http://schemas.microsoft.com/office/word/2012/wordml" xmlns:w16cex="http://schemas.microsoft.com/office/word/2018/wordml/cex" xmlns:w16cid="http://schemas.microsoft.com/office/word/2016/wordml/cid" xmlns:w16="http://schemas.microsoft.com/office/word/2018/wordml" xmlns:w16sdtdh="http://schemas.microsoft.com/office/word/2020/wordml/sdtdatahash" xmlns:w16se="http://schemas.microsoft.com/office/word/2015/wordml/symex" xmlns:wpg="http://schemas.microsoft.com/office/word/2010/wordprocessingGroup" xmlns:wpi="http://schemas.microsoft.com/office/word/2010/wordprocessingInk" xmlns:wne="http://schemas.microsoft.com/office/word/2006/wordml" xmlns:wps="http://schemas.microsoft.com/office/word/2010/wordprocessingShape" mc:Ignorable="w14 w15 w16se w16cid w16 w16cex w16sdtdh wp14">
+<w:ftr xmlns:wpc="http://schemas.microsoft.com/office/word/2010/wordprocessingCanvas" xmlns:cx="http://schemas.microsoft.com/office/drawing/2014/chartex" xmlns:cx1="http://schemas.microsoft.com/office/drawing/2015/9/8/chartex" xmlns:cx2="http://schemas.microsoft.com/office/drawing/2015/10/21/chartex" xmlns:cx3="http://schemas.microsoft.com/office/drawing/2016/5/9/chartex" xmlns:cx4="http://schemas.microsoft.com/office/drawing/2016/5/10/chartex" xmlns:cx5="http://schemas.microsoft.com/office/drawing/2016/5/11/chartex" xmlns:cx6="http://schemas.microsoft.com/office/drawing/2016/5/12/chartex" xmlns:cx7="http://schemas.microsoft.com/office/drawing/2016/5/13/chartex" xmlns:cx8="http://schemas.microsoft.com/office/drawing/2016/5/14/chartex" xmlns:mc="http://schemas.openxmlformats.org/markup-compatibility/2006" xmlns:aink="http://schemas.microsoft.com/office/drawing/2016/ink" xmlns:am3d="http://schemas.microsoft.com/office/drawing/2017/model3d" xmlns:o="urn:schemas-microsoft-com:office:office" xmlns:oel="http://schemas.microsoft.com/office/2019/extlst" xmlns:r="http://schemas.openxmlformats.org/officeDocument/2006/relationships" xmlns:m="http://schemas.openxmlformats.org/officeDocument/2006/math" xmlns:v="urn:schemas-microsoft-com:vml" xmlns:wp14="http://schemas.microsoft.com/office/word/2010/wordprocessingDrawing" xmlns:wp="http://schemas.openxmlformats.org/drawingml/2006/wordprocessingDrawing" xmlns:w10="urn:schemas-microsoft-com:office:word" xmlns:w="http://schemas.openxmlformats.org/wordprocessingml/2006/main" xmlns:w14="http://schemas.microsoft.com/office/word/2010/wordml" xmlns:w15="http://schemas.microsoft.com/office/word/2012/wordml" xmlns:w16cex="http://schemas.microsoft.com/office/word/2018/wordml/cex" xmlns:w16cid="http://schemas.microsoft.com/office/word/2016/wordml/cid" xmlns:w16="http://schemas.microsoft.com/office/word/2018/wordml" xmlns:w16du="http://schemas.microsoft.com/office/word/2023/wordml/word16du" xmlns:w16sdtdh="http://schemas.microsoft.com/office/word/2020/wordml/sdtdatahash" xmlns:w16sdtfl="http://schemas.microsoft.com/office/word/2024/wordml/sdtformatlock" xmlns:w16se="http://schemas.microsoft.com/office/word/2015/wordml/symex" xmlns:wpg="http://schemas.microsoft.com/office/word/2010/wordprocessingGroup" xmlns:wpi="http://schemas.microsoft.com/office/word/2010/wordprocessingInk" xmlns:wne="http://schemas.microsoft.com/office/word/2006/wordml" xmlns:wps="http://schemas.microsoft.com/office/word/2010/wordprocessingShape" mc:Ignorable="w14 w15 w16se w16cid w16 w16cex w16sdtdh w16sdtfl w16du wp14">
   <w:p>
     <w:pPr>
       <w:pStyle w:val="Footer"/>
@@ -3864,7 +5696,7 @@
 </file>
 
 <file path=word/footer3.xml><?xml version="1.0" encoding="utf-8"?>
-<w:ftr xmlns:wpc="http://schemas.microsoft.com/office/word/2010/wordprocessingCanvas" xmlns:cx="http://schemas.microsoft.com/office/drawing/2014/chartex" xmlns:cx1="http://schemas.microsoft.com/office/drawing/2015/9/8/chartex" xmlns:cx2="http://schemas.microsoft.com/office/drawing/2015/10/21/chartex" xmlns:cx3="http://schemas.microsoft.com/office/drawing/2016/5/9/chartex" xmlns:cx4="http://schemas.microsoft.com/office/drawing/2016/5/10/chartex" xmlns:cx5="http://schemas.microsoft.com/office/drawing/2016/5/11/chartex" xmlns:cx6="http://schemas.microsoft.com/office/drawing/2016/5/12/chartex" xmlns:cx7="http://schemas.microsoft.com/office/drawing/2016/5/13/chartex" xmlns:cx8="http://schemas.microsoft.com/office/drawing/2016/5/14/chartex" xmlns:mc="http://schemas.openxmlformats.org/markup-compatibility/2006" xmlns:aink="http://schemas.microsoft.com/office/drawing/2016/ink" xmlns:am3d="http://schemas.microsoft.com/office/drawing/2017/model3d" xmlns:o="urn:schemas-microsoft-com:office:office" xmlns:oel="http://schemas.microsoft.com/office/2019/extlst" xmlns:r="http://schemas.openxmlformats.org/officeDocument/2006/relationships" xmlns:m="http://schemas.openxmlformats.org/officeDocument/2006/math" xmlns:v="urn:schemas-microsoft-com:vml" xmlns:wp14="http://schemas.microsoft.com/office/word/2010/wordprocessingDrawing" xmlns:wp="http://schemas.openxmlformats.org/drawingml/2006/wordprocessingDrawing" xmlns:w10="urn:schemas-microsoft-com:office:word" xmlns:w="http://schemas.openxmlformats.org/wordprocessingml/2006/main" xmlns:w14="http://schemas.microsoft.com/office/word/2010/wordml" xmlns:w15="http://schemas.microsoft.com/office/word/2012/wordml" xmlns:w16cex="http://schemas.microsoft.com/office/word/2018/wordml/cex" xmlns:w16cid="http://schemas.microsoft.com/office/word/2016/wordml/cid" xmlns:w16="http://schemas.microsoft.com/office/word/2018/wordml" xmlns:w16sdtdh="http://schemas.microsoft.com/office/word/2020/wordml/sdtdatahash" xmlns:w16se="http://schemas.microsoft.com/office/word/2015/wordml/symex" xmlns:wpg="http://schemas.microsoft.com/office/word/2010/wordprocessingGroup" xmlns:wpi="http://schemas.microsoft.com/office/word/2010/wordprocessingInk" xmlns:wne="http://schemas.microsoft.com/office/word/2006/wordml" xmlns:wps="http://schemas.microsoft.com/office/word/2010/wordprocessingShape" mc:Ignorable="w14 w15 w16se w16cid w16 w16cex w16sdtdh wp14">
+<w:ftr xmlns:wpc="http://schemas.microsoft.com/office/word/2010/wordprocessingCanvas" xmlns:cx="http://schemas.microsoft.com/office/drawing/2014/chartex" xmlns:cx1="http://schemas.microsoft.com/office/drawing/2015/9/8/chartex" xmlns:cx2="http://schemas.microsoft.com/office/drawing/2015/10/21/chartex" xmlns:cx3="http://schemas.microsoft.com/office/drawing/2016/5/9/chartex" xmlns:cx4="http://schemas.microsoft.com/office/drawing/2016/5/10/chartex" xmlns:cx5="http://schemas.microsoft.com/office/drawing/2016/5/11/chartex" xmlns:cx6="http://schemas.microsoft.com/office/drawing/2016/5/12/chartex" xmlns:cx7="http://schemas.microsoft.com/office/drawing/2016/5/13/chartex" xmlns:cx8="http://schemas.microsoft.com/office/drawing/2016/5/14/chartex" xmlns:mc="http://schemas.openxmlformats.org/markup-compatibility/2006" xmlns:aink="http://schemas.microsoft.com/office/drawing/2016/ink" xmlns:am3d="http://schemas.microsoft.com/office/drawing/2017/model3d" xmlns:o="urn:schemas-microsoft-com:office:office" xmlns:oel="http://schemas.microsoft.com/office/2019/extlst" xmlns:r="http://schemas.openxmlformats.org/officeDocument/2006/relationships" xmlns:m="http://schemas.openxmlformats.org/officeDocument/2006/math" xmlns:v="urn:schemas-microsoft-com:vml" xmlns:wp14="http://schemas.microsoft.com/office/word/2010/wordprocessingDrawing" xmlns:wp="http://schemas.openxmlformats.org/drawingml/2006/wordprocessingDrawing" xmlns:w10="urn:schemas-microsoft-com:office:word" xmlns:w="http://schemas.openxmlformats.org/wordprocessingml/2006/main" xmlns:w14="http://schemas.microsoft.com/office/word/2010/wordml" xmlns:w15="http://schemas.microsoft.com/office/word/2012/wordml" xmlns:w16cex="http://schemas.microsoft.com/office/word/2018/wordml/cex" xmlns:w16cid="http://schemas.microsoft.com/office/word/2016/wordml/cid" xmlns:w16="http://schemas.microsoft.com/office/word/2018/wordml" xmlns:w16du="http://schemas.microsoft.com/office/word/2023/wordml/word16du" xmlns:w16sdtdh="http://schemas.microsoft.com/office/word/2020/wordml/sdtdatahash" xmlns:w16sdtfl="http://schemas.microsoft.com/office/word/2024/wordml/sdtformatlock" xmlns:w16se="http://schemas.microsoft.com/office/word/2015/wordml/symex" xmlns:wpg="http://schemas.microsoft.com/office/word/2010/wordprocessingGroup" xmlns:wpi="http://schemas.microsoft.com/office/word/2010/wordprocessingInk" xmlns:wne="http://schemas.microsoft.com/office/word/2006/wordml" xmlns:wps="http://schemas.microsoft.com/office/word/2010/wordprocessingShape" mc:Ignorable="w14 w15 w16se w16cid w16 w16cex w16sdtdh w16sdtfl w16du wp14">
   <w:sdt>
     <w:sdtPr>
       <w:rPr>
@@ -3942,7 +5774,7 @@
 </file>
 
 <file path=word/footer4.xml><?xml version="1.0" encoding="utf-8"?>
-<w:ftr xmlns:wpc="http://schemas.microsoft.com/office/word/2010/wordprocessingCanvas" xmlns:cx="http://schemas.microsoft.com/office/drawing/2014/chartex" xmlns:cx1="http://schemas.microsoft.com/office/drawing/2015/9/8/chartex" xmlns:cx2="http://schemas.microsoft.com/office/drawing/2015/10/21/chartex" xmlns:cx3="http://schemas.microsoft.com/office/drawing/2016/5/9/chartex" xmlns:cx4="http://schemas.microsoft.com/office/drawing/2016/5/10/chartex" xmlns:cx5="http://schemas.microsoft.com/office/drawing/2016/5/11/chartex" xmlns:cx6="http://schemas.microsoft.com/office/drawing/2016/5/12/chartex" xmlns:cx7="http://schemas.microsoft.com/office/drawing/2016/5/13/chartex" xmlns:cx8="http://schemas.microsoft.com/office/drawing/2016/5/14/chartex" xmlns:mc="http://schemas.openxmlformats.org/markup-compatibility/2006" xmlns:aink="http://schemas.microsoft.com/office/drawing/2016/ink" xmlns:am3d="http://schemas.microsoft.com/office/drawing/2017/model3d" xmlns:o="urn:schemas-microsoft-com:office:office" xmlns:oel="http://schemas.microsoft.com/office/2019/extlst" xmlns:r="http://schemas.openxmlformats.org/officeDocument/2006/relationships" xmlns:m="http://schemas.openxmlformats.org/officeDocument/2006/math" xmlns:v="urn:schemas-microsoft-com:vml" xmlns:wp14="http://schemas.microsoft.com/office/word/2010/wordprocessingDrawing" xmlns:wp="http://schemas.openxmlformats.org/drawingml/2006/wordprocessingDrawing" xmlns:w10="urn:schemas-microsoft-com:office:word" xmlns:w="http://schemas.openxmlformats.org/wordprocessingml/2006/main" xmlns:w14="http://schemas.microsoft.com/office/word/2010/wordml" xmlns:w15="http://schemas.microsoft.com/office/word/2012/wordml" xmlns:w16cex="http://schemas.microsoft.com/office/word/2018/wordml/cex" xmlns:w16cid="http://schemas.microsoft.com/office/word/2016/wordml/cid" xmlns:w16="http://schemas.microsoft.com/office/word/2018/wordml" xmlns:w16sdtdh="http://schemas.microsoft.com/office/word/2020/wordml/sdtdatahash" xmlns:w16se="http://schemas.microsoft.com/office/word/2015/wordml/symex" xmlns:wpg="http://schemas.microsoft.com/office/word/2010/wordprocessingGroup" xmlns:wpi="http://schemas.microsoft.com/office/word/2010/wordprocessingInk" xmlns:wne="http://schemas.microsoft.com/office/word/2006/wordml" xmlns:wps="http://schemas.microsoft.com/office/word/2010/wordprocessingShape" mc:Ignorable="w14 w15 w16se w16cid w16 w16cex w16sdtdh wp14">
+<w:ftr xmlns:wpc="http://schemas.microsoft.com/office/word/2010/wordprocessingCanvas" xmlns:cx="http://schemas.microsoft.com/office/drawing/2014/chartex" xmlns:cx1="http://schemas.microsoft.com/office/drawing/2015/9/8/chartex" xmlns:cx2="http://schemas.microsoft.com/office/drawing/2015/10/21/chartex" xmlns:cx3="http://schemas.microsoft.com/office/drawing/2016/5/9/chartex" xmlns:cx4="http://schemas.microsoft.com/office/drawing/2016/5/10/chartex" xmlns:cx5="http://schemas.microsoft.com/office/drawing/2016/5/11/chartex" xmlns:cx6="http://schemas.microsoft.com/office/drawing/2016/5/12/chartex" xmlns:cx7="http://schemas.microsoft.com/office/drawing/2016/5/13/chartex" xmlns:cx8="http://schemas.microsoft.com/office/drawing/2016/5/14/chartex" xmlns:mc="http://schemas.openxmlformats.org/markup-compatibility/2006" xmlns:aink="http://schemas.microsoft.com/office/drawing/2016/ink" xmlns:am3d="http://schemas.microsoft.com/office/drawing/2017/model3d" xmlns:o="urn:schemas-microsoft-com:office:office" xmlns:oel="http://schemas.microsoft.com/office/2019/extlst" xmlns:r="http://schemas.openxmlformats.org/officeDocument/2006/relationships" xmlns:m="http://schemas.openxmlformats.org/officeDocument/2006/math" xmlns:v="urn:schemas-microsoft-com:vml" xmlns:wp14="http://schemas.microsoft.com/office/word/2010/wordprocessingDrawing" xmlns:wp="http://schemas.openxmlformats.org/drawingml/2006/wordprocessingDrawing" xmlns:w10="urn:schemas-microsoft-com:office:word" xmlns:w="http://schemas.openxmlformats.org/wordprocessingml/2006/main" xmlns:w14="http://schemas.microsoft.com/office/word/2010/wordml" xmlns:w15="http://schemas.microsoft.com/office/word/2012/wordml" xmlns:w16cex="http://schemas.microsoft.com/office/word/2018/wordml/cex" xmlns:w16cid="http://schemas.microsoft.com/office/word/2016/wordml/cid" xmlns:w16="http://schemas.microsoft.com/office/word/2018/wordml" xmlns:w16du="http://schemas.microsoft.com/office/word/2023/wordml/word16du" xmlns:w16sdtdh="http://schemas.microsoft.com/office/word/2020/wordml/sdtdatahash" xmlns:w16sdtfl="http://schemas.microsoft.com/office/word/2024/wordml/sdtformatlock" xmlns:w16se="http://schemas.microsoft.com/office/word/2015/wordml/symex" xmlns:wpg="http://schemas.microsoft.com/office/word/2010/wordprocessingGroup" xmlns:wpi="http://schemas.microsoft.com/office/word/2010/wordprocessingInk" xmlns:wne="http://schemas.microsoft.com/office/word/2006/wordml" xmlns:wps="http://schemas.microsoft.com/office/word/2010/wordprocessingShape" mc:Ignorable="w14 w15 w16se w16cid w16 w16cex w16sdtdh w16sdtfl w16du wp14">
   <w:p>
     <w:pPr>
       <w:pStyle w:val="Footer"/>
@@ -3952,7 +5784,7 @@
 </file>
 
 <file path=word/footer5.xml><?xml version="1.0" encoding="utf-8"?>
-<w:ftr xmlns:wpc="http://schemas.microsoft.com/office/word/2010/wordprocessingCanvas" xmlns:cx="http://schemas.microsoft.com/office/drawing/2014/chartex" xmlns:cx1="http://schemas.microsoft.com/office/drawing/2015/9/8/chartex" xmlns:cx2="http://schemas.microsoft.com/office/drawing/2015/10/21/chartex" xmlns:cx3="http://schemas.microsoft.com/office/drawing/2016/5/9/chartex" xmlns:cx4="http://schemas.microsoft.com/office/drawing/2016/5/10/chartex" xmlns:cx5="http://schemas.microsoft.com/office/drawing/2016/5/11/chartex" xmlns:cx6="http://schemas.microsoft.com/office/drawing/2016/5/12/chartex" xmlns:cx7="http://schemas.microsoft.com/office/drawing/2016/5/13/chartex" xmlns:cx8="http://schemas.microsoft.com/office/drawing/2016/5/14/chartex" xmlns:mc="http://schemas.openxmlformats.org/markup-compatibility/2006" xmlns:aink="http://schemas.microsoft.com/office/drawing/2016/ink" xmlns:am3d="http://schemas.microsoft.com/office/drawing/2017/model3d" xmlns:o="urn:schemas-microsoft-com:office:office" xmlns:oel="http://schemas.microsoft.com/office/2019/extlst" xmlns:r="http://schemas.openxmlformats.org/officeDocument/2006/relationships" xmlns:m="http://schemas.openxmlformats.org/officeDocument/2006/math" xmlns:v="urn:schemas-microsoft-com:vml" xmlns:wp14="http://schemas.microsoft.com/office/word/2010/wordprocessingDrawing" xmlns:wp="http://schemas.openxmlformats.org/drawingml/2006/wordprocessingDrawing" xmlns:w10="urn:schemas-microsoft-com:office:word" xmlns:w="http://schemas.openxmlformats.org/wordprocessingml/2006/main" xmlns:w14="http://schemas.microsoft.com/office/word/2010/wordml" xmlns:w15="http://schemas.microsoft.com/office/word/2012/wordml" xmlns:w16cex="http://schemas.microsoft.com/office/word/2018/wordml/cex" xmlns:w16cid="http://schemas.microsoft.com/office/word/2016/wordml/cid" xmlns:w16="http://schemas.microsoft.com/office/word/2018/wordml" xmlns:w16sdtdh="http://schemas.microsoft.com/office/word/2020/wordml/sdtdatahash" xmlns:w16se="http://schemas.microsoft.com/office/word/2015/wordml/symex" xmlns:wpg="http://schemas.microsoft.com/office/word/2010/wordprocessingGroup" xmlns:wpi="http://schemas.microsoft.com/office/word/2010/wordprocessingInk" xmlns:wne="http://schemas.microsoft.com/office/word/2006/wordml" xmlns:wps="http://schemas.microsoft.com/office/word/2010/wordprocessingShape" mc:Ignorable="w14 w15 w16se w16cid w16 w16cex w16sdtdh wp14">
+<w:ftr xmlns:wpc="http://schemas.microsoft.com/office/word/2010/wordprocessingCanvas" xmlns:cx="http://schemas.microsoft.com/office/drawing/2014/chartex" xmlns:cx1="http://schemas.microsoft.com/office/drawing/2015/9/8/chartex" xmlns:cx2="http://schemas.microsoft.com/office/drawing/2015/10/21/chartex" xmlns:cx3="http://schemas.microsoft.com/office/drawing/2016/5/9/chartex" xmlns:cx4="http://schemas.microsoft.com/office/drawing/2016/5/10/chartex" xmlns:cx5="http://schemas.microsoft.com/office/drawing/2016/5/11/chartex" xmlns:cx6="http://schemas.microsoft.com/office/drawing/2016/5/12/chartex" xmlns:cx7="http://schemas.microsoft.com/office/drawing/2016/5/13/chartex" xmlns:cx8="http://schemas.microsoft.com/office/drawing/2016/5/14/chartex" xmlns:mc="http://schemas.openxmlformats.org/markup-compatibility/2006" xmlns:aink="http://schemas.microsoft.com/office/drawing/2016/ink" xmlns:am3d="http://schemas.microsoft.com/office/drawing/2017/model3d" xmlns:o="urn:schemas-microsoft-com:office:office" xmlns:oel="http://schemas.microsoft.com/office/2019/extlst" xmlns:r="http://schemas.openxmlformats.org/officeDocument/2006/relationships" xmlns:m="http://schemas.openxmlformats.org/officeDocument/2006/math" xmlns:v="urn:schemas-microsoft-com:vml" xmlns:wp14="http://schemas.microsoft.com/office/word/2010/wordprocessingDrawing" xmlns:wp="http://schemas.openxmlformats.org/drawingml/2006/wordprocessingDrawing" xmlns:w10="urn:schemas-microsoft-com:office:word" xmlns:w="http://schemas.openxmlformats.org/wordprocessingml/2006/main" xmlns:w14="http://schemas.microsoft.com/office/word/2010/wordml" xmlns:w15="http://schemas.microsoft.com/office/word/2012/wordml" xmlns:w16cex="http://schemas.microsoft.com/office/word/2018/wordml/cex" xmlns:w16cid="http://schemas.microsoft.com/office/word/2016/wordml/cid" xmlns:w16="http://schemas.microsoft.com/office/word/2018/wordml" xmlns:w16du="http://schemas.microsoft.com/office/word/2023/wordml/word16du" xmlns:w16sdtdh="http://schemas.microsoft.com/office/word/2020/wordml/sdtdatahash" xmlns:w16sdtfl="http://schemas.microsoft.com/office/word/2024/wordml/sdtformatlock" xmlns:w16se="http://schemas.microsoft.com/office/word/2015/wordml/symex" xmlns:wpg="http://schemas.microsoft.com/office/word/2010/wordprocessingGroup" xmlns:wpi="http://schemas.microsoft.com/office/word/2010/wordprocessingInk" xmlns:wne="http://schemas.microsoft.com/office/word/2006/wordml" xmlns:wps="http://schemas.microsoft.com/office/word/2010/wordprocessingShape" mc:Ignorable="w14 w15 w16se w16cid w16 w16cex w16sdtdh w16sdtfl w16du wp14">
   <w:p>
     <w:pPr>
       <w:pStyle w:val="Footer"/>
@@ -4018,7 +5850,7 @@
 </file>
 
 <file path=word/footnotes.xml><?xml version="1.0" encoding="utf-8"?>
-<w:footnotes xmlns:wpc="http://schemas.microsoft.com/office/word/2010/wordprocessingCanvas" xmlns:cx="http://schemas.microsoft.com/office/drawing/2014/chartex" xmlns:cx1="http://schemas.microsoft.com/office/drawing/2015/9/8/chartex" xmlns:cx2="http://schemas.microsoft.com/office/drawing/2015/10/21/chartex" xmlns:cx3="http://schemas.microsoft.com/office/drawing/2016/5/9/chartex" xmlns:cx4="http://schemas.microsoft.com/office/drawing/2016/5/10/chartex" xmlns:cx5="http://schemas.microsoft.com/office/drawing/2016/5/11/chartex" xmlns:cx6="http://schemas.microsoft.com/office/drawing/2016/5/12/chartex" xmlns:cx7="http://schemas.microsoft.com/office/drawing/2016/5/13/chartex" xmlns:cx8="http://schemas.microsoft.com/office/drawing/2016/5/14/chartex" xmlns:mc="http://schemas.openxmlformats.org/markup-compatibility/2006" xmlns:aink="http://schemas.microsoft.com/office/drawing/2016/ink" xmlns:am3d="http://schemas.microsoft.com/office/drawing/2017/model3d" xmlns:o="urn:schemas-microsoft-com:office:office" xmlns:oel="http://schemas.microsoft.com/office/2019/extlst" xmlns:r="http://schemas.openxmlformats.org/officeDocument/2006/relationships" xmlns:m="http://schemas.openxmlformats.org/officeDocument/2006/math" xmlns:v="urn:schemas-microsoft-com:vml" xmlns:wp14="http://schemas.microsoft.com/office/word/2010/wordprocessingDrawing" xmlns:wp="http://schemas.openxmlformats.org/drawingml/2006/wordprocessingDrawing" xmlns:w10="urn:schemas-microsoft-com:office:word" xmlns:w="http://schemas.openxmlformats.org/wordprocessingml/2006/main" xmlns:w14="http://schemas.microsoft.com/office/word/2010/wordml" xmlns:w15="http://schemas.microsoft.com/office/word/2012/wordml" xmlns:w16cex="http://schemas.microsoft.com/office/word/2018/wordml/cex" xmlns:w16cid="http://schemas.microsoft.com/office/word/2016/wordml/cid" xmlns:w16="http://schemas.microsoft.com/office/word/2018/wordml" xmlns:w16sdtdh="http://schemas.microsoft.com/office/word/2020/wordml/sdtdatahash" xmlns:w16se="http://schemas.microsoft.com/office/word/2015/wordml/symex" xmlns:wpg="http://schemas.microsoft.com/office/word/2010/wordprocessingGroup" xmlns:wpi="http://schemas.microsoft.com/office/word/2010/wordprocessingInk" xmlns:wne="http://schemas.microsoft.com/office/word/2006/wordml" xmlns:wps="http://schemas.microsoft.com/office/word/2010/wordprocessingShape" mc:Ignorable="w14 w15 w16se w16cid w16 w16cex w16sdtdh wp14">
+<w:footnotes xmlns:wpc="http://schemas.microsoft.com/office/word/2010/wordprocessingCanvas" xmlns:cx="http://schemas.microsoft.com/office/drawing/2014/chartex" xmlns:cx1="http://schemas.microsoft.com/office/drawing/2015/9/8/chartex" xmlns:cx2="http://schemas.microsoft.com/office/drawing/2015/10/21/chartex" xmlns:cx3="http://schemas.microsoft.com/office/drawing/2016/5/9/chartex" xmlns:cx4="http://schemas.microsoft.com/office/drawing/2016/5/10/chartex" xmlns:cx5="http://schemas.microsoft.com/office/drawing/2016/5/11/chartex" xmlns:cx6="http://schemas.microsoft.com/office/drawing/2016/5/12/chartex" xmlns:cx7="http://schemas.microsoft.com/office/drawing/2016/5/13/chartex" xmlns:cx8="http://schemas.microsoft.com/office/drawing/2016/5/14/chartex" xmlns:mc="http://schemas.openxmlformats.org/markup-compatibility/2006" xmlns:aink="http://schemas.microsoft.com/office/drawing/2016/ink" xmlns:am3d="http://schemas.microsoft.com/office/drawing/2017/model3d" xmlns:o="urn:schemas-microsoft-com:office:office" xmlns:oel="http://schemas.microsoft.com/office/2019/extlst" xmlns:r="http://schemas.openxmlformats.org/officeDocument/2006/relationships" xmlns:m="http://schemas.openxmlformats.org/officeDocument/2006/math" xmlns:v="urn:schemas-microsoft-com:vml" xmlns:wp14="http://schemas.microsoft.com/office/word/2010/wordprocessingDrawing" xmlns:wp="http://schemas.openxmlformats.org/drawingml/2006/wordprocessingDrawing" xmlns:w10="urn:schemas-microsoft-com:office:word" xmlns:w="http://schemas.openxmlformats.org/wordprocessingml/2006/main" xmlns:w14="http://schemas.microsoft.com/office/word/2010/wordml" xmlns:w15="http://schemas.microsoft.com/office/word/2012/wordml" xmlns:w16cex="http://schemas.microsoft.com/office/word/2018/wordml/cex" xmlns:w16cid="http://schemas.microsoft.com/office/word/2016/wordml/cid" xmlns:w16="http://schemas.microsoft.com/office/word/2018/wordml" xmlns:w16du="http://schemas.microsoft.com/office/word/2023/wordml/word16du" xmlns:w16sdtdh="http://schemas.microsoft.com/office/word/2020/wordml/sdtdatahash" xmlns:w16sdtfl="http://schemas.microsoft.com/office/word/2024/wordml/sdtformatlock" xmlns:w16se="http://schemas.microsoft.com/office/word/2015/wordml/symex" xmlns:wpg="http://schemas.microsoft.com/office/word/2010/wordprocessingGroup" xmlns:wpi="http://schemas.microsoft.com/office/word/2010/wordprocessingInk" xmlns:wne="http://schemas.microsoft.com/office/word/2006/wordml" xmlns:wps="http://schemas.microsoft.com/office/word/2010/wordprocessingShape" mc:Ignorable="w14 w15 w16se w16cid w16 w16cex w16sdtdh w16sdtfl w16du wp14">
   <w:footnote w:type="separator" w:id="-1">
     <w:p>
       <w:pPr>
@@ -4116,7 +5948,7 @@
 </file>
 
 <file path=word/header1.xml><?xml version="1.0" encoding="utf-8"?>
-<w:hdr xmlns:wpc="http://schemas.microsoft.com/office/word/2010/wordprocessingCanvas" xmlns:cx="http://schemas.microsoft.com/office/drawing/2014/chartex" xmlns:cx1="http://schemas.microsoft.com/office/drawing/2015/9/8/chartex" xmlns:cx2="http://schemas.microsoft.com/office/drawing/2015/10/21/chartex" xmlns:cx3="http://schemas.microsoft.com/office/drawing/2016/5/9/chartex" xmlns:cx4="http://schemas.microsoft.com/office/drawing/2016/5/10/chartex" xmlns:cx5="http://schemas.microsoft.com/office/drawing/2016/5/11/chartex" xmlns:cx6="http://schemas.microsoft.com/office/drawing/2016/5/12/chartex" xmlns:cx7="http://schemas.microsoft.com/office/drawing/2016/5/13/chartex" xmlns:cx8="http://schemas.microsoft.com/office/drawing/2016/5/14/chartex" xmlns:mc="http://schemas.openxmlformats.org/markup-compatibility/2006" xmlns:aink="http://schemas.microsoft.com/office/drawing/2016/ink" xmlns:am3d="http://schemas.microsoft.com/office/drawing/2017/model3d" xmlns:o="urn:schemas-microsoft-com:office:office" xmlns:oel="http://schemas.microsoft.com/office/2019/extlst" xmlns:r="http://schemas.openxmlformats.org/officeDocument/2006/relationships" xmlns:m="http://schemas.openxmlformats.org/officeDocument/2006/math" xmlns:v="urn:schemas-microsoft-com:vml" xmlns:wp14="http://schemas.microsoft.com/office/word/2010/wordprocessingDrawing" xmlns:wp="http://schemas.openxmlformats.org/drawingml/2006/wordprocessingDrawing" xmlns:w10="urn:schemas-microsoft-com:office:word" xmlns:w="http://schemas.openxmlformats.org/wordprocessingml/2006/main" xmlns:w14="http://schemas.microsoft.com/office/word/2010/wordml" xmlns:w15="http://schemas.microsoft.com/office/word/2012/wordml" xmlns:w16cex="http://schemas.microsoft.com/office/word/2018/wordml/cex" xmlns:w16cid="http://schemas.microsoft.com/office/word/2016/wordml/cid" xmlns:w16="http://schemas.microsoft.com/office/word/2018/wordml" xmlns:w16sdtdh="http://schemas.microsoft.com/office/word/2020/wordml/sdtdatahash" xmlns:w16se="http://schemas.microsoft.com/office/word/2015/wordml/symex" xmlns:wpg="http://schemas.microsoft.com/office/word/2010/wordprocessingGroup" xmlns:wpi="http://schemas.microsoft.com/office/word/2010/wordprocessingInk" xmlns:wne="http://schemas.microsoft.com/office/word/2006/wordml" xmlns:wps="http://schemas.microsoft.com/office/word/2010/wordprocessingShape" mc:Ignorable="w14 w15 w16se w16cid w16 w16cex w16sdtdh wp14">
+<w:hdr xmlns:wpc="http://schemas.microsoft.com/office/word/2010/wordprocessingCanvas" xmlns:cx="http://schemas.microsoft.com/office/drawing/2014/chartex" xmlns:cx1="http://schemas.microsoft.com/office/drawing/2015/9/8/chartex" xmlns:cx2="http://schemas.microsoft.com/office/drawing/2015/10/21/chartex" xmlns:cx3="http://schemas.microsoft.com/office/drawing/2016/5/9/chartex" xmlns:cx4="http://schemas.microsoft.com/office/drawing/2016/5/10/chartex" xmlns:cx5="http://schemas.microsoft.com/office/drawing/2016/5/11/chartex" xmlns:cx6="http://schemas.microsoft.com/office/drawing/2016/5/12/chartex" xmlns:cx7="http://schemas.microsoft.com/office/drawing/2016/5/13/chartex" xmlns:cx8="http://schemas.microsoft.com/office/drawing/2016/5/14/chartex" xmlns:mc="http://schemas.openxmlformats.org/markup-compatibility/2006" xmlns:aink="http://schemas.microsoft.com/office/drawing/2016/ink" xmlns:am3d="http://schemas.microsoft.com/office/drawing/2017/model3d" xmlns:o="urn:schemas-microsoft-com:office:office" xmlns:oel="http://schemas.microsoft.com/office/2019/extlst" xmlns:r="http://schemas.openxmlformats.org/officeDocument/2006/relationships" xmlns:m="http://schemas.openxmlformats.org/officeDocument/2006/math" xmlns:v="urn:schemas-microsoft-com:vml" xmlns:wp14="http://schemas.microsoft.com/office/word/2010/wordprocessingDrawing" xmlns:wp="http://schemas.openxmlformats.org/drawingml/2006/wordprocessingDrawing" xmlns:w10="urn:schemas-microsoft-com:office:word" xmlns:w="http://schemas.openxmlformats.org/wordprocessingml/2006/main" xmlns:w14="http://schemas.microsoft.com/office/word/2010/wordml" xmlns:w15="http://schemas.microsoft.com/office/word/2012/wordml" xmlns:w16cex="http://schemas.microsoft.com/office/word/2018/wordml/cex" xmlns:w16cid="http://schemas.microsoft.com/office/word/2016/wordml/cid" xmlns:w16="http://schemas.microsoft.com/office/word/2018/wordml" xmlns:w16du="http://schemas.microsoft.com/office/word/2023/wordml/word16du" xmlns:w16sdtdh="http://schemas.microsoft.com/office/word/2020/wordml/sdtdatahash" xmlns:w16sdtfl="http://schemas.microsoft.com/office/word/2024/wordml/sdtformatlock" xmlns:w16se="http://schemas.microsoft.com/office/word/2015/wordml/symex" xmlns:wpg="http://schemas.microsoft.com/office/word/2010/wordprocessingGroup" xmlns:wpi="http://schemas.microsoft.com/office/word/2010/wordprocessingInk" xmlns:wne="http://schemas.microsoft.com/office/word/2006/wordml" xmlns:wps="http://schemas.microsoft.com/office/word/2010/wordprocessingShape" mc:Ignorable="w14 w15 w16se w16cid w16 w16cex w16sdtdh w16sdtfl w16du wp14">
   <w:p>
     <w:pPr>
       <w:pStyle w:val="Header"/>
@@ -4126,7 +5958,7 @@
 </file>
 
 <file path=word/numbering.xml><?xml version="1.0" encoding="utf-8"?>
-<w:numbering xmlns:wpc="http://schemas.microsoft.com/office/word/2010/wordprocessingCanvas" xmlns:cx="http://schemas.microsoft.com/office/drawing/2014/chartex" xmlns:cx1="http://schemas.microsoft.com/office/drawing/2015/9/8/chartex" xmlns:cx2="http://schemas.microsoft.com/office/drawing/2015/10/21/chartex" xmlns:cx3="http://schemas.microsoft.com/office/drawing/2016/5/9/chartex" xmlns:cx4="http://schemas.microsoft.com/office/drawing/2016/5/10/chartex" xmlns:cx5="http://schemas.microsoft.com/office/drawing/2016/5/11/chartex" xmlns:cx6="http://schemas.microsoft.com/office/drawing/2016/5/12/chartex" xmlns:cx7="http://schemas.microsoft.com/office/drawing/2016/5/13/chartex" xmlns:cx8="http://schemas.microsoft.com/office/drawing/2016/5/14/chartex" xmlns:mc="http://schemas.openxmlformats.org/markup-compatibility/2006" xmlns:aink="http://schemas.microsoft.com/office/drawing/2016/ink" xmlns:am3d="http://schemas.microsoft.com/office/drawing/2017/model3d" xmlns:o="urn:schemas-microsoft-com:office:office" xmlns:oel="http://schemas.microsoft.com/office/2019/extlst" xmlns:r="http://schemas.openxmlformats.org/officeDocument/2006/relationships" xmlns:m="http://schemas.openxmlformats.org/officeDocument/2006/math" xmlns:v="urn:schemas-microsoft-com:vml" xmlns:wp14="http://schemas.microsoft.com/office/word/2010/wordprocessingDrawing" xmlns:wp="http://schemas.openxmlformats.org/drawingml/2006/wordprocessingDrawing" xmlns:w10="urn:schemas-microsoft-com:office:word" xmlns:w="http://schemas.openxmlformats.org/wordprocessingml/2006/main" xmlns:w14="http://schemas.microsoft.com/office/word/2010/wordml" xmlns:w15="http://schemas.microsoft.com/office/word/2012/wordml" xmlns:w16cex="http://schemas.microsoft.com/office/word/2018/wordml/cex" xmlns:w16cid="http://schemas.microsoft.com/office/word/2016/wordml/cid" xmlns:w16="http://schemas.microsoft.com/office/word/2018/wordml" xmlns:w16sdtdh="http://schemas.microsoft.com/office/word/2020/wordml/sdtdatahash" xmlns:w16se="http://schemas.microsoft.com/office/word/2015/wordml/symex" xmlns:wpg="http://schemas.microsoft.com/office/word/2010/wordprocessingGroup" xmlns:wpi="http://schemas.microsoft.com/office/word/2010/wordprocessingInk" xmlns:wne="http://schemas.microsoft.com/office/word/2006/wordml" xmlns:wps="http://schemas.microsoft.com/office/word/2010/wordprocessingShape" mc:Ignorable="w14 w15 w16se w16cid w16 w16cex w16sdtdh wp14">
+<w:numbering xmlns:wpc="http://schemas.microsoft.com/office/word/2010/wordprocessingCanvas" xmlns:cx="http://schemas.microsoft.com/office/drawing/2014/chartex" xmlns:cx1="http://schemas.microsoft.com/office/drawing/2015/9/8/chartex" xmlns:cx2="http://schemas.microsoft.com/office/drawing/2015/10/21/chartex" xmlns:cx3="http://schemas.microsoft.com/office/drawing/2016/5/9/chartex" xmlns:cx4="http://schemas.microsoft.com/office/drawing/2016/5/10/chartex" xmlns:cx5="http://schemas.microsoft.com/office/drawing/2016/5/11/chartex" xmlns:cx6="http://schemas.microsoft.com/office/drawing/2016/5/12/chartex" xmlns:cx7="http://schemas.microsoft.com/office/drawing/2016/5/13/chartex" xmlns:cx8="http://schemas.microsoft.com/office/drawing/2016/5/14/chartex" xmlns:mc="http://schemas.openxmlformats.org/markup-compatibility/2006" xmlns:aink="http://schemas.microsoft.com/office/drawing/2016/ink" xmlns:am3d="http://schemas.microsoft.com/office/drawing/2017/model3d" xmlns:o="urn:schemas-microsoft-com:office:office" xmlns:oel="http://schemas.microsoft.com/office/2019/extlst" xmlns:r="http://schemas.openxmlformats.org/officeDocument/2006/relationships" xmlns:m="http://schemas.openxmlformats.org/officeDocument/2006/math" xmlns:v="urn:schemas-microsoft-com:vml" xmlns:wp14="http://schemas.microsoft.com/office/word/2010/wordprocessingDrawing" xmlns:wp="http://schemas.openxmlformats.org/drawingml/2006/wordprocessingDrawing" xmlns:w10="urn:schemas-microsoft-com:office:word" xmlns:w="http://schemas.openxmlformats.org/wordprocessingml/2006/main" xmlns:w14="http://schemas.microsoft.com/office/word/2010/wordml" xmlns:w15="http://schemas.microsoft.com/office/word/2012/wordml" xmlns:w16cex="http://schemas.microsoft.com/office/word/2018/wordml/cex" xmlns:w16cid="http://schemas.microsoft.com/office/word/2016/wordml/cid" xmlns:w16="http://schemas.microsoft.com/office/word/2018/wordml" xmlns:w16du="http://schemas.microsoft.com/office/word/2023/wordml/word16du" xmlns:w16sdtdh="http://schemas.microsoft.com/office/word/2020/wordml/sdtdatahash" xmlns:w16sdtfl="http://schemas.microsoft.com/office/word/2024/wordml/sdtformatlock" xmlns:w16se="http://schemas.microsoft.com/office/word/2015/wordml/symex" xmlns:wpg="http://schemas.microsoft.com/office/word/2010/wordprocessingGroup" xmlns:wpi="http://schemas.microsoft.com/office/word/2010/wordprocessingInk" xmlns:wne="http://schemas.microsoft.com/office/word/2006/wordml" xmlns:wps="http://schemas.microsoft.com/office/word/2010/wordprocessingShape" mc:Ignorable="w14 w15 w16se w16cid w16 w16cex w16sdtdh w16sdtfl w16du wp14">
   <w:abstractNum w:abstractNumId="0" w15:restartNumberingAfterBreak="0">
     <w:nsid w:val="00000001"/>
     <w:multiLevelType w:val="hybridMultilevel"/>
@@ -4292,8 +6124,8 @@
   <w:abstractNum w:abstractNumId="3" w15:restartNumberingAfterBreak="0">
     <w:nsid w:val="22524D71"/>
     <w:multiLevelType w:val="hybridMultilevel"/>
-    <w:tmpl w:val="330CC4C4"/>
-    <w:lvl w:ilvl="0" w:tplc="067C128C">
+    <w:tmpl w:val="D5F48CDE"/>
+    <w:lvl w:ilvl="0" w:tplc="9DBE29E0">
       <w:start w:val="1"/>
       <w:numFmt w:val="decimal"/>
       <w:pStyle w:val="Heading1"/>
@@ -4659,7 +6491,7 @@
 </file>
 
 <file path=word/styles.xml><?xml version="1.0" encoding="utf-8"?>
-<w:styles xmlns:mc="http://schemas.openxmlformats.org/markup-compatibility/2006" xmlns:r="http://schemas.openxmlformats.org/officeDocument/2006/relationships" xmlns:w="http://schemas.openxmlformats.org/wordprocessingml/2006/main" xmlns:w14="http://schemas.microsoft.com/office/word/2010/wordml" xmlns:w15="http://schemas.microsoft.com/office/word/2012/wordml" xmlns:w16cex="http://schemas.microsoft.com/office/word/2018/wordml/cex" xmlns:w16cid="http://schemas.microsoft.com/office/word/2016/wordml/cid" xmlns:w16="http://schemas.microsoft.com/office/word/2018/wordml" xmlns:w16sdtdh="http://schemas.microsoft.com/office/word/2020/wordml/sdtdatahash" xmlns:w16se="http://schemas.microsoft.com/office/word/2015/wordml/symex" mc:Ignorable="w14 w15 w16se w16cid w16 w16cex w16sdtdh">
+<w:styles xmlns:mc="http://schemas.openxmlformats.org/markup-compatibility/2006" xmlns:r="http://schemas.openxmlformats.org/officeDocument/2006/relationships" xmlns:w="http://schemas.openxmlformats.org/wordprocessingml/2006/main" xmlns:w14="http://schemas.microsoft.com/office/word/2010/wordml" xmlns:w15="http://schemas.microsoft.com/office/word/2012/wordml" xmlns:w16cex="http://schemas.microsoft.com/office/word/2018/wordml/cex" xmlns:w16cid="http://schemas.microsoft.com/office/word/2016/wordml/cid" xmlns:w16="http://schemas.microsoft.com/office/word/2018/wordml" xmlns:w16du="http://schemas.microsoft.com/office/word/2023/wordml/word16du" xmlns:w16sdtdh="http://schemas.microsoft.com/office/word/2020/wordml/sdtdatahash" xmlns:w16sdtfl="http://schemas.microsoft.com/office/word/2024/wordml/sdtformatlock" xmlns:w16se="http://schemas.microsoft.com/office/word/2015/wordml/symex" mc:Ignorable="w14 w15 w16se w16cid w16 w16cex w16sdtdh w16sdtfl w16du">
   <w:docDefaults>
     <w:rPrDefault>
       <w:rPr>
@@ -5047,14 +6879,15 @@
   <w:style w:type="paragraph" w:default="1" w:styleId="Normal">
     <w:name w:val="Normal"/>
     <w:qFormat/>
-    <w:rsid w:val="00721261"/>
+    <w:rsid w:val="008A2848"/>
     <w:pPr>
-      <w:spacing w:after="120"/>
+      <w:spacing w:before="120" w:after="120"/>
       <w:jc w:val="both"/>
     </w:pPr>
     <w:rPr>
+      <w:rFonts w:ascii="Verdana" w:hAnsi="Verdana"/>
       <w:noProof/>
-      <w:sz w:val="24"/>
+      <w:sz w:val="20"/>
       <w:szCs w:val="24"/>
     </w:rPr>
   </w:style>
@@ -5066,7 +6899,7 @@
     <w:autoRedefine/>
     <w:uiPriority w:val="9"/>
     <w:qFormat/>
-    <w:rsid w:val="0019106B"/>
+    <w:rsid w:val="006846C3"/>
     <w:pPr>
       <w:keepNext/>
       <w:keepLines/>
@@ -5078,12 +6911,11 @@
       <w:outlineLvl w:val="0"/>
     </w:pPr>
     <w:rPr>
-      <w:rFonts w:asciiTheme="majorHAnsi" w:eastAsiaTheme="majorEastAsia" w:hAnsiTheme="majorHAnsi" w:cstheme="majorBidi"/>
+      <w:rFonts w:eastAsiaTheme="majorEastAsia" w:cstheme="majorBidi"/>
       <w:b/>
-      <w:bCs/>
       <w:color w:val="000000" w:themeColor="text1"/>
-      <w:sz w:val="32"/>
-      <w:szCs w:val="32"/>
+      <w:sz w:val="22"/>
+      <w:szCs w:val="20"/>
     </w:rPr>
   </w:style>
   <w:style w:type="character" w:default="1" w:styleId="DefaultParagraphFont">
@@ -5150,15 +6982,13 @@
     <w:link w:val="TitleChar"/>
     <w:uiPriority w:val="10"/>
     <w:qFormat/>
-    <w:rsid w:val="00721261"/>
+    <w:rsid w:val="008A2848"/>
     <w:pPr>
       <w:spacing w:before="240" w:after="480"/>
       <w:jc w:val="left"/>
     </w:pPr>
     <w:rPr>
-      <w:rFonts w:asciiTheme="majorHAnsi" w:hAnsiTheme="majorHAnsi"/>
-      <w:b/>
-      <w:sz w:val="28"/>
+      <w:sz w:val="22"/>
       <w:szCs w:val="28"/>
       <w:lang w:val="en-US"/>
     </w:rPr>
@@ -5168,12 +6998,10 @@
     <w:basedOn w:val="DefaultParagraphFont"/>
     <w:link w:val="Title"/>
     <w:uiPriority w:val="10"/>
-    <w:rsid w:val="00721261"/>
+    <w:rsid w:val="008A2848"/>
     <w:rPr>
-      <w:rFonts w:asciiTheme="majorHAnsi" w:hAnsiTheme="majorHAnsi"/>
-      <w:b/>
+      <w:rFonts w:ascii="Verdana" w:hAnsi="Verdana"/>
       <w:noProof/>
-      <w:sz w:val="28"/>
       <w:szCs w:val="28"/>
       <w:lang w:val="en-US"/>
     </w:rPr>
@@ -5227,15 +7055,13 @@
     <w:basedOn w:val="DefaultParagraphFont"/>
     <w:link w:val="Heading1"/>
     <w:uiPriority w:val="9"/>
-    <w:rsid w:val="0019106B"/>
+    <w:rsid w:val="006846C3"/>
     <w:rPr>
-      <w:rFonts w:asciiTheme="majorHAnsi" w:eastAsiaTheme="majorEastAsia" w:hAnsiTheme="majorHAnsi" w:cstheme="majorBidi"/>
+      <w:rFonts w:ascii="Verdana" w:eastAsiaTheme="majorEastAsia" w:hAnsi="Verdana" w:cstheme="majorBidi"/>
       <w:b/>
-      <w:bCs/>
       <w:noProof/>
       <w:color w:val="000000" w:themeColor="text1"/>
-      <w:sz w:val="32"/>
-      <w:szCs w:val="32"/>
+      <w:szCs w:val="20"/>
     </w:rPr>
   </w:style>
   <w:style w:type="paragraph" w:customStyle="1" w:styleId="Texto">
@@ -5246,7 +7072,7 @@
     <w:qFormat/>
     <w:rsid w:val="00A810D5"/>
     <w:pPr>
-      <w:spacing w:before="120" w:after="0"/>
+      <w:spacing w:after="0"/>
     </w:pPr>
     <w:rPr>
       <w:b/>
@@ -5485,7 +7311,7 @@
     <w:rPr>
       <w:rFonts w:asciiTheme="majorHAnsi" w:eastAsiaTheme="majorEastAsia" w:hAnsiTheme="majorHAnsi" w:cstheme="majorBidi"/>
       <w:b/>
-      <w:bCs/>
+      <w:bCs w:val="0"/>
       <w:noProof/>
       <w:color w:val="000000" w:themeColor="text1"/>
       <w:sz w:val="32"/>
